--- a/analisi/AnalisiRequisiti.docx
+++ b/analisi/AnalisiRequisiti.docx
@@ -1,23 +1,22 @@
 
 <file path=word/document.xml><?xml version="1.0" encoding="utf-8"?>
-<w:document xmlns:wpc="http://schemas.microsoft.com/office/word/2010/wordprocessingCanvas" xmlns:cx="http://schemas.microsoft.com/office/drawing/2014/chartex" xmlns:cx1="http://schemas.microsoft.com/office/drawing/2015/9/8/chartex" xmlns:cx2="http://schemas.microsoft.com/office/drawing/2015/10/21/chartex" xmlns:cx3="http://schemas.microsoft.com/office/drawing/2016/5/9/chartex" xmlns:cx4="http://schemas.microsoft.com/office/drawing/2016/5/10/chartex" xmlns:cx5="http://schemas.microsoft.com/office/drawing/2016/5/11/chartex" xmlns:cx6="http://schemas.microsoft.com/office/drawing/2016/5/12/chartex" xmlns:cx7="http://schemas.microsoft.com/office/drawing/2016/5/13/chartex" xmlns:cx8="http://schemas.microsoft.com/office/drawing/2016/5/14/chartex" xmlns:mc="http://schemas.openxmlformats.org/markup-compatibility/2006" xmlns:aink="http://schemas.microsoft.com/office/drawing/2016/ink" xmlns:am3d="http://schemas.microsoft.com/office/drawing/2017/model3d" xmlns:o="urn:schemas-microsoft-com:office:office" xmlns:oel="http://schemas.microsoft.com/office/2019/extlst" xmlns:r="http://schemas.openxmlformats.org/officeDocument/2006/relationships" xmlns:m="http://schemas.openxmlformats.org/officeDocument/2006/math" xmlns:v="urn:schemas-microsoft-com:vml" xmlns:wp14="http://schemas.microsoft.com/office/word/2010/wordprocessingDrawing" xmlns:wp="http://schemas.openxmlformats.org/drawingml/2006/wordprocessingDrawing" xmlns:w10="urn:schemas-microsoft-com:office:word" xmlns:w="http://schemas.openxmlformats.org/wordprocessingml/2006/main" xmlns:w14="http://schemas.microsoft.com/office/word/2010/wordml" xmlns:w15="http://schemas.microsoft.com/office/word/2012/wordml" xmlns:w16cex="http://schemas.microsoft.com/office/word/2018/wordml/cex" xmlns:w16cid="http://schemas.microsoft.com/office/word/2016/wordml/cid" xmlns:w16="http://schemas.microsoft.com/office/word/2018/wordml" xmlns:w16sdtdh="http://schemas.microsoft.com/office/word/2020/wordml/sdtdatahash" xmlns:w16se="http://schemas.microsoft.com/office/word/2015/wordml/symex" xmlns:wpg="http://schemas.microsoft.com/office/word/2010/wordprocessingGroup" xmlns:wpi="http://schemas.microsoft.com/office/word/2010/wordprocessingInk" xmlns:wne="http://schemas.microsoft.com/office/word/2006/wordml" xmlns:wps="http://schemas.microsoft.com/office/word/2010/wordprocessingShape" mc:Ignorable="w14 w15 w16se w16cid w16 w16cex w16sdtdh wp14">
+<w:document xmlns:wpc="http://schemas.microsoft.com/office/word/2010/wordprocessingCanvas" xmlns:cx="http://schemas.microsoft.com/office/drawing/2014/chartex" xmlns:cx1="http://schemas.microsoft.com/office/drawing/2015/9/8/chartex" xmlns:cx2="http://schemas.microsoft.com/office/drawing/2015/10/21/chartex" xmlns:cx3="http://schemas.microsoft.com/office/drawing/2016/5/9/chartex" xmlns:cx4="http://schemas.microsoft.com/office/drawing/2016/5/10/chartex" xmlns:cx5="http://schemas.microsoft.com/office/drawing/2016/5/11/chartex" xmlns:cx6="http://schemas.microsoft.com/office/drawing/2016/5/12/chartex" xmlns:cx7="http://schemas.microsoft.com/office/drawing/2016/5/13/chartex" xmlns:cx8="http://schemas.microsoft.com/office/drawing/2016/5/14/chartex" xmlns:mc="http://schemas.openxmlformats.org/markup-compatibility/2006" xmlns:aink="http://schemas.microsoft.com/office/drawing/2016/ink" xmlns:am3d="http://schemas.microsoft.com/office/drawing/2017/model3d" xmlns:o="urn:schemas-microsoft-com:office:office" xmlns:oel="http://schemas.microsoft.com/office/2019/extlst" xmlns:r="http://schemas.openxmlformats.org/officeDocument/2006/relationships" xmlns:m="http://schemas.openxmlformats.org/officeDocument/2006/math" xmlns:v="urn:schemas-microsoft-com:vml" xmlns:wp14="http://schemas.microsoft.com/office/word/2010/wordprocessingDrawing" xmlns:wp="http://schemas.openxmlformats.org/drawingml/2006/wordprocessingDrawing" xmlns:w10="urn:schemas-microsoft-com:office:word" xmlns:w="http://schemas.openxmlformats.org/wordprocessingml/2006/main" xmlns:w14="http://schemas.microsoft.com/office/word/2010/wordml" xmlns:w15="http://schemas.microsoft.com/office/word/2012/wordml" xmlns:w16cex="http://schemas.microsoft.com/office/word/2018/wordml/cex" xmlns:w16cid="http://schemas.microsoft.com/office/word/2016/wordml/cid" xmlns:w16="http://schemas.microsoft.com/office/word/2018/wordml" xmlns:w16du="http://schemas.microsoft.com/office/word/2023/wordml/word16du" xmlns:w16sdtdh="http://schemas.microsoft.com/office/word/2020/wordml/sdtdatahash" xmlns:w16se="http://schemas.microsoft.com/office/word/2015/wordml/symex" xmlns:wpg="http://schemas.microsoft.com/office/word/2010/wordprocessingGroup" xmlns:wpi="http://schemas.microsoft.com/office/word/2010/wordprocessingInk" xmlns:wne="http://schemas.microsoft.com/office/word/2006/wordml" xmlns:wps="http://schemas.microsoft.com/office/word/2010/wordprocessingShape" mc:Ignorable="w14 w15 w16se w16cid w16 w16cex w16sdtdh wp14">
   <w:body>
     <w:p>
       <w:pPr>
-        <w:jc w:val="center"/>
         <w:rPr>
           <w:b/>
           <w:bCs/>
-          <w:sz w:val="36"/>
-          <w:szCs w:val="36"/>
+          <w:sz w:val="40"/>
+          <w:szCs w:val="40"/>
         </w:rPr>
       </w:pPr>
       <w:r>
         <w:rPr>
           <w:b/>
           <w:bCs/>
-          <w:sz w:val="36"/>
-          <w:szCs w:val="36"/>
+          <w:sz w:val="40"/>
+          <w:szCs w:val="40"/>
         </w:rPr>
         <w:t>ABSTRACT</w:t>
       </w:r>
@@ -89,23 +88,23 @@
     <w:p/>
     <w:p/>
     <w:p/>
-    <w:p/>
     <w:p>
       <w:pPr>
         <w:rPr>
           <w:b/>
           <w:bCs/>
-          <w:sz w:val="48"/>
-          <w:szCs w:val="48"/>
+          <w:sz w:val="52"/>
+          <w:szCs w:val="52"/>
         </w:rPr>
       </w:pPr>
       <w:r>
         <w:rPr>
           <w:b/>
           <w:bCs/>
-          <w:sz w:val="48"/>
-          <w:szCs w:val="48"/>
+          <w:sz w:val="52"/>
+          <w:szCs w:val="52"/>
         </w:rPr>
+        <w:lastRenderedPageBreak/>
         <w:t>ANALISI DEI REQUISITI</w:t>
       </w:r>
     </w:p>
@@ -115,23 +114,23 @@
         <w:rPr>
           <w:b/>
           <w:i/>
-          <w:sz w:val="44"/>
-          <w:szCs w:val="44"/>
+          <w:sz w:val="40"/>
+          <w:szCs w:val="40"/>
         </w:rPr>
       </w:pPr>
       <w:r>
         <w:rPr>
           <w:b/>
           <w:i/>
-          <w:sz w:val="44"/>
-          <w:szCs w:val="44"/>
+          <w:sz w:val="40"/>
+          <w:szCs w:val="40"/>
         </w:rPr>
         <w:t>Raccolta dei requisiti</w:t>
       </w:r>
     </w:p>
     <w:p>
       <w:pPr>
-        <w:pStyle w:val="ListParagraph"/>
+        <w:pStyle w:val="Paragrafoelenco"/>
         <w:numPr>
           <w:ilvl w:val="0"/>
           <w:numId w:val="1"/>
@@ -170,178 +169,190 @@
     </w:p>
     <w:p>
       <w:pPr>
-        <w:pStyle w:val="ListParagraph"/>
+        <w:pStyle w:val="Paragrafoelenco"/>
         <w:numPr>
           <w:ilvl w:val="0"/>
           <w:numId w:val="1"/>
         </w:numPr>
       </w:pPr>
       <w:r>
-        <w:t>Il sistema richiede l</w:t>
-      </w:r>
-      <w:r>
-        <w:t>’autenticazione</w:t>
-      </w:r>
-      <w:r>
-        <w:t>.</w:t>
+        <w:t>L’utente accede al sistema con una coppia di credenziali</w:t>
+      </w:r>
+      <w:r>
+        <w:t xml:space="preserve"> chiamate username e password.</w:t>
+      </w:r>
+      <w:r>
+        <w:t xml:space="preserve"> </w:t>
       </w:r>
     </w:p>
     <w:p>
       <w:pPr>
-        <w:pStyle w:val="ListParagraph"/>
+        <w:pStyle w:val="Paragrafoelenco"/>
+      </w:pPr>
+      <w:r>
+        <w:t xml:space="preserve">Lo </w:t>
+      </w:r>
+      <w:r>
+        <w:t>username è scelto dall’utente</w:t>
+      </w:r>
+      <w:r>
+        <w:t>,</w:t>
+      </w:r>
+      <w:r>
+        <w:t xml:space="preserve"> </w:t>
+      </w:r>
+      <w:r>
+        <w:t>l</w:t>
+      </w:r>
+      <w:r>
+        <w:t>a password deve essere almeno di 8 caratteri</w:t>
+      </w:r>
+      <w:r>
+        <w:t>.</w:t>
+      </w:r>
+    </w:p>
+    <w:p>
+      <w:pPr>
+        <w:pStyle w:val="Paragrafoelenco"/>
         <w:numPr>
           <w:ilvl w:val="0"/>
           <w:numId w:val="1"/>
         </w:numPr>
       </w:pPr>
       <w:r>
-        <w:t>L’utente accede al sistema con una coppia di credenziali</w:t>
-      </w:r>
-      <w:r>
-        <w:t xml:space="preserve"> chiamate username e password.</w:t>
-      </w:r>
-      <w:r>
-        <w:t xml:space="preserve"> </w:t>
+        <w:t xml:space="preserve">Della </w:t>
+      </w:r>
+      <w:r>
+        <w:t>creazione del campionato</w:t>
+      </w:r>
+      <w:r>
+        <w:t xml:space="preserve"> si incarica un utente </w:t>
+      </w:r>
+      <w:r>
+        <w:t>del gruppo, che ha il ruolo di amministratore della lega</w:t>
+      </w:r>
+      <w:r>
+        <w:t>, che inserisce tutti gli utenti che fanno parte della sua lega e per ognuno di loro ne inserisce i giocatori della squadra</w:t>
+      </w:r>
+      <w:r>
+        <w:t>.</w:t>
       </w:r>
     </w:p>
     <w:p>
       <w:pPr>
-        <w:pStyle w:val="ListParagraph"/>
-      </w:pPr>
-      <w:r>
-        <w:t xml:space="preserve">Lo </w:t>
-      </w:r>
-      <w:r>
-        <w:t>username è scelto dall’utente</w:t>
-      </w:r>
-      <w:r>
-        <w:t>.</w:t>
-      </w:r>
-      <w:r>
-        <w:t xml:space="preserve"> La password deve essere almeno di 8 caratteri</w:t>
-      </w:r>
-      <w:r>
-        <w:t>.</w:t>
-      </w:r>
-    </w:p>
-    <w:p>
-      <w:pPr>
-        <w:pStyle w:val="ListParagraph"/>
+        <w:pStyle w:val="Paragrafoelenco"/>
         <w:numPr>
           <w:ilvl w:val="0"/>
           <w:numId w:val="1"/>
         </w:numPr>
       </w:pPr>
       <w:r>
-        <w:t xml:space="preserve">Della </w:t>
-      </w:r>
-      <w:r>
-        <w:t>creazione del campionato</w:t>
-      </w:r>
-      <w:r>
-        <w:t xml:space="preserve"> si incarica un utente </w:t>
-      </w:r>
-      <w:r>
-        <w:t>del gruppo, che ha il ruolo di amministratore della lega</w:t>
-      </w:r>
-      <w:r>
-        <w:t>, che inserisce tutti gli utenti che fanno parte della sua lega e per ognuno di loro ne inserisce i giocatori della squadra</w:t>
-      </w:r>
-      <w:r>
-        <w:t>.</w:t>
+        <w:t xml:space="preserve">Il numero minimo di squadre per creare un campionato è </w:t>
+      </w:r>
+      <w:r>
+        <w:t>2.</w:t>
       </w:r>
     </w:p>
     <w:p>
       <w:pPr>
-        <w:pStyle w:val="ListParagraph"/>
+        <w:pStyle w:val="Paragrafoelenco"/>
         <w:numPr>
           <w:ilvl w:val="0"/>
           <w:numId w:val="1"/>
         </w:numPr>
       </w:pPr>
       <w:r>
-        <w:t xml:space="preserve">Il numero minimo di squadre per creare un campionato è </w:t>
-      </w:r>
-      <w:r>
-        <w:t>2.</w:t>
+        <w:t xml:space="preserve">Il committente specifica </w:t>
+      </w:r>
+      <w:r>
+        <w:t xml:space="preserve">che l’applicazione gestisca il campionato </w:t>
+      </w:r>
+      <w:r>
+        <w:t>LB</w:t>
+      </w:r>
+      <w:r>
+        <w:t>A</w:t>
+      </w:r>
+      <w:r>
+        <w:t xml:space="preserve"> (Lega Basket A). </w:t>
       </w:r>
     </w:p>
     <w:p>
       <w:pPr>
-        <w:pStyle w:val="ListParagraph"/>
+        <w:pStyle w:val="Paragrafoelenco"/>
         <w:numPr>
           <w:ilvl w:val="0"/>
           <w:numId w:val="1"/>
         </w:numPr>
       </w:pPr>
       <w:r>
-        <w:t xml:space="preserve">Il committente specifica </w:t>
-      </w:r>
-      <w:r>
-        <w:t xml:space="preserve">che l’applicazione gestisca il campionato </w:t>
-      </w:r>
-      <w:r>
-        <w:t>LB</w:t>
-      </w:r>
-      <w:r>
-        <w:t>A</w:t>
-      </w:r>
-      <w:r>
-        <w:t xml:space="preserve"> (Lega Basket A). </w:t>
+        <w:t>Ad ogni giornata della stagione regolare di LBA ne corrisponde una del campionato virtuale</w:t>
+      </w:r>
+      <w:r>
+        <w:t>.</w:t>
+      </w:r>
+      <w:r>
+        <w:t xml:space="preserve"> L</w:t>
+      </w:r>
+      <w:r>
+        <w:t xml:space="preserve">a fase dei playoff </w:t>
+      </w:r>
+      <w:r>
+        <w:t>non viene considerata nell’applicazione.</w:t>
       </w:r>
     </w:p>
     <w:p>
       <w:pPr>
-        <w:pStyle w:val="ListParagraph"/>
+        <w:pStyle w:val="Paragrafoelenco"/>
         <w:numPr>
           <w:ilvl w:val="0"/>
           <w:numId w:val="1"/>
         </w:numPr>
       </w:pPr>
       <w:r>
-        <w:t>Ad ogni giornata della stagione regolare di LBA ne corrisponde una del campionato virtuale</w:t>
-      </w:r>
-      <w:r>
-        <w:t xml:space="preserve">. Quindi la fase dei playoff </w:t>
-      </w:r>
-      <w:r>
-        <w:t>non viene considerata nell’applicazione.</w:t>
+        <w:t xml:space="preserve">Le squadre </w:t>
+      </w:r>
+      <w:r>
+        <w:t>degli utenti</w:t>
+      </w:r>
+      <w:r>
+        <w:t xml:space="preserve"> </w:t>
+      </w:r>
+      <w:r>
+        <w:t>sono composte da</w:t>
+      </w:r>
+      <w:r>
+        <w:t xml:space="preserve"> </w:t>
+      </w:r>
+      <w:r>
+        <w:t xml:space="preserve">giocatori reali del campionato LBA, divisi in </w:t>
+      </w:r>
+      <w:r>
+        <w:t>5 guardie, 5 ali</w:t>
+      </w:r>
+      <w:r>
+        <w:t xml:space="preserve"> e</w:t>
+      </w:r>
+      <w:r>
+        <w:t xml:space="preserve"> 3 centri</w:t>
+      </w:r>
+      <w:r>
+        <w:t>.</w:t>
       </w:r>
     </w:p>
     <w:p>
       <w:pPr>
-        <w:pStyle w:val="ListParagraph"/>
+        <w:pStyle w:val="Paragrafoelenco"/>
         <w:numPr>
           <w:ilvl w:val="0"/>
           <w:numId w:val="1"/>
         </w:numPr>
       </w:pPr>
       <w:r>
-        <w:t xml:space="preserve">Le squadre </w:t>
-      </w:r>
-      <w:r>
-        <w:t>degli utenti</w:t>
-      </w:r>
-      <w:r>
-        <w:t xml:space="preserve"> </w:t>
-      </w:r>
-      <w:r>
-        <w:t>sono composte da</w:t>
-      </w:r>
-      <w:r>
-        <w:t xml:space="preserve"> </w:t>
-      </w:r>
-      <w:r>
-        <w:t xml:space="preserve">giocatori reali del campionato LBA, divisi in </w:t>
-      </w:r>
-      <w:r>
-        <w:t>5 guardie, 5 ali</w:t>
-      </w:r>
-      <w:r>
-        <w:t xml:space="preserve"> e</w:t>
-      </w:r>
-      <w:r>
-        <w:t xml:space="preserve"> 3 centri</w:t>
+        <w:t>Un giocatore reale può appartenere al più ad una squadra virtuale</w:t>
+      </w:r>
+      <w:r>
+        <w:t xml:space="preserve"> all’interno di una lega</w:t>
       </w:r>
       <w:r>
         <w:t>.</w:t>
@@ -349,74 +360,131 @@
     </w:p>
     <w:p>
       <w:pPr>
-        <w:pStyle w:val="ListParagraph"/>
+        <w:pStyle w:val="Paragrafoelenco"/>
         <w:numPr>
           <w:ilvl w:val="0"/>
           <w:numId w:val="1"/>
         </w:numPr>
       </w:pPr>
       <w:r>
-        <w:t>Un giocatore reale può appartenere al più ad una squadra virtuale.</w:t>
+        <w:t>Nel caso un giocatore non faccia parte di nessuna squadra del</w:t>
+      </w:r>
+      <w:r>
+        <w:t xml:space="preserve">la lega </w:t>
+      </w:r>
+      <w:r>
+        <w:t>viene mantenuto in una lista degli svincolati</w:t>
+      </w:r>
+      <w:r>
+        <w:t>.</w:t>
       </w:r>
     </w:p>
     <w:p>
       <w:pPr>
-        <w:pStyle w:val="ListParagraph"/>
+        <w:pStyle w:val="Paragrafoelenco"/>
         <w:numPr>
           <w:ilvl w:val="0"/>
           <w:numId w:val="1"/>
         </w:numPr>
       </w:pPr>
       <w:r>
-        <w:t>Nel caso un giocatore non faccia parte di nessuna squadra del campionato</w:t>
-      </w:r>
-      <w:r>
-        <w:t xml:space="preserve"> viene mantenuto in una lista degli svincolati</w:t>
-      </w:r>
-      <w:r>
-        <w:t>.</w:t>
+        <w:t xml:space="preserve">Dopo l’inserimento delle squadre viene generato </w:t>
+      </w:r>
+      <w:r>
+        <w:t>il calendario casualmente</w:t>
+      </w:r>
+      <w:r>
+        <w:t>, con il numero di giornate del campionato virtuale che corrisponde al numero effettivo di giornate della LBA</w:t>
+      </w:r>
+      <w:r>
+        <w:t xml:space="preserve"> ancora da disputare.</w:t>
       </w:r>
     </w:p>
     <w:p>
       <w:pPr>
-        <w:pStyle w:val="ListParagraph"/>
+        <w:pStyle w:val="Paragrafoelenco"/>
         <w:numPr>
           <w:ilvl w:val="0"/>
           <w:numId w:val="1"/>
         </w:numPr>
       </w:pPr>
       <w:r>
-        <w:t xml:space="preserve">Dopo l’inserimento delle squadre viene generato </w:t>
-      </w:r>
-      <w:r>
-        <w:t>il calendario casualmente</w:t>
-      </w:r>
-      <w:r>
-        <w:t>, con il numero di giornate del campionato virtuale che corrisponde al numero effettivo di giornate della LBA</w:t>
-      </w:r>
-      <w:r>
-        <w:t xml:space="preserve"> ancora da disputare.</w:t>
+        <w:t>Agli</w:t>
+      </w:r>
+      <w:r>
+        <w:t xml:space="preserve"> utenti </w:t>
+      </w:r>
+      <w:r>
+        <w:t>deve essere data la possibilità di</w:t>
+      </w:r>
+      <w:r>
+        <w:t xml:space="preserve"> iniziare il campionato virtuale a campionato </w:t>
+      </w:r>
+      <w:r>
+        <w:t>LBA</w:t>
+      </w:r>
+      <w:r>
+        <w:t xml:space="preserve"> </w:t>
+      </w:r>
+      <w:r>
+        <w:t>in corso</w:t>
+      </w:r>
+      <w:r>
+        <w:t xml:space="preserve">, </w:t>
+      </w:r>
+      <w:r>
+        <w:t>in</w:t>
+      </w:r>
+      <w:r>
+        <w:t xml:space="preserve"> </w:t>
+      </w:r>
+      <w:r>
+        <w:t>questo caso</w:t>
+      </w:r>
+      <w:r>
+        <w:t xml:space="preserve"> i turni passati non vengono tenuti in conto.</w:t>
       </w:r>
     </w:p>
     <w:p>
       <w:pPr>
-        <w:pStyle w:val="ListParagraph"/>
+        <w:pStyle w:val="Paragrafoelenco"/>
         <w:numPr>
           <w:ilvl w:val="0"/>
           <w:numId w:val="1"/>
         </w:numPr>
       </w:pPr>
       <w:r>
-        <w:t>Agli</w:t>
-      </w:r>
-      <w:r>
-        <w:t xml:space="preserve"> utenti </w:t>
-      </w:r>
-      <w:r>
-        <w:t>deve essere data la possibilità di</w:t>
-      </w:r>
-      <w:r>
-        <w:t xml:space="preserve"> iniziare il campionato virtuale a campionato </w:t>
+        <w:t>Il calendario de</w:t>
+      </w:r>
+      <w:r>
+        <w:t>gli scontri diretti</w:t>
+      </w:r>
+      <w:r>
+        <w:t xml:space="preserve"> viene generato in modo che g</w:t>
+      </w:r>
+      <w:r>
+        <w:t xml:space="preserve">li </w:t>
+      </w:r>
+      <w:r>
+        <w:t xml:space="preserve">utenti si </w:t>
+      </w:r>
+      <w:r>
+        <w:t>sfid</w:t>
+      </w:r>
+      <w:r>
+        <w:t>i</w:t>
+      </w:r>
+      <w:r>
+        <w:t>no</w:t>
+      </w:r>
+      <w:r>
+        <w:t xml:space="preserve"> </w:t>
+      </w:r>
+      <w:r>
+        <w:t>esaurendo tutte le combinazioni possibili</w:t>
+      </w:r>
+      <w:r>
+        <w:t xml:space="preserve">. Nel caso in cui il campionato </w:t>
       </w:r>
       <w:r>
         <w:t>LBA</w:t>
@@ -425,147 +493,85 @@
         <w:t xml:space="preserve"> </w:t>
       </w:r>
       <w:r>
-        <w:t>in corso</w:t>
-      </w:r>
-      <w:r>
-        <w:t xml:space="preserve">, </w:t>
-      </w:r>
-      <w:r>
-        <w:t>in</w:t>
-      </w:r>
-      <w:r>
-        <w:t xml:space="preserve"> </w:t>
-      </w:r>
-      <w:r>
-        <w:t>questo caso</w:t>
-      </w:r>
-      <w:r>
-        <w:t xml:space="preserve"> i turni passati non vengono tenuti in conto.</w:t>
+        <w:t>non sia terminato</w:t>
+      </w:r>
+      <w:r>
+        <w:t xml:space="preserve"> si ripetono gli scontri nello stesso ordine.</w:t>
       </w:r>
     </w:p>
     <w:p>
       <w:pPr>
-        <w:pStyle w:val="ListParagraph"/>
+        <w:pStyle w:val="Paragrafoelenco"/>
         <w:numPr>
           <w:ilvl w:val="0"/>
           <w:numId w:val="1"/>
         </w:numPr>
       </w:pPr>
       <w:r>
-        <w:t>Il calendario de</w:t>
-      </w:r>
-      <w:r>
-        <w:t>gli scontri diretti</w:t>
-      </w:r>
-      <w:r>
-        <w:t xml:space="preserve"> viene generato in modo che g</w:t>
-      </w:r>
-      <w:r>
-        <w:t xml:space="preserve">li </w:t>
-      </w:r>
-      <w:r>
-        <w:t xml:space="preserve">utenti si </w:t>
-      </w:r>
-      <w:r>
-        <w:t>sfid</w:t>
+        <w:t>Per ogni campionato virtuale viene mantenuta una classifica</w:t>
+      </w:r>
+      <w:r>
+        <w:t>, in cui per ogni utente i</w:t>
+      </w:r>
+      <w:r>
+        <w:t xml:space="preserve"> punti classifica sono</w:t>
+      </w:r>
+      <w:r>
+        <w:t xml:space="preserve"> dat</w:t>
       </w:r>
       <w:r>
         <w:t>i</w:t>
       </w:r>
       <w:r>
-        <w:t>no</w:t>
-      </w:r>
-      <w:r>
-        <w:t xml:space="preserve"> </w:t>
-      </w:r>
-      <w:r>
-        <w:t>esaurendo tutte le combinazioni possibili</w:t>
-      </w:r>
-      <w:r>
-        <w:t xml:space="preserve">. Nel caso in cui il campionato </w:t>
-      </w:r>
-      <w:r>
-        <w:t>LBA</w:t>
-      </w:r>
-      <w:r>
-        <w:t xml:space="preserve"> </w:t>
-      </w:r>
-      <w:r>
-        <w:t>non sia terminato</w:t>
-      </w:r>
-      <w:r>
-        <w:t xml:space="preserve"> si ripetono gli scontri nello stesso ordine.</w:t>
+        <w:t xml:space="preserve"> dalla somma </w:t>
+      </w:r>
+      <w:r>
+        <w:t>di quelli</w:t>
+      </w:r>
+      <w:r>
+        <w:t xml:space="preserve"> totalizzati nelle varie gio</w:t>
+      </w:r>
+      <w:r>
+        <w:t>rnate.</w:t>
       </w:r>
     </w:p>
     <w:p>
       <w:pPr>
-        <w:pStyle w:val="ListParagraph"/>
+        <w:pStyle w:val="Paragrafoelenco"/>
         <w:numPr>
           <w:ilvl w:val="0"/>
           <w:numId w:val="1"/>
         </w:numPr>
       </w:pPr>
       <w:r>
-        <w:t>Per ogni campionato virtuale viene mantenuta una classifica</w:t>
-      </w:r>
-      <w:r>
-        <w:t>, in cui per ogni utente i</w:t>
-      </w:r>
-      <w:r>
-        <w:t xml:space="preserve"> punti classifica sono</w:t>
-      </w:r>
-      <w:r>
-        <w:t xml:space="preserve"> dat</w:t>
-      </w:r>
-      <w:r>
-        <w:t>i</w:t>
-      </w:r>
-      <w:r>
-        <w:t xml:space="preserve"> dalla somma </w:t>
-      </w:r>
-      <w:r>
-        <w:t>di quelli</w:t>
-      </w:r>
-      <w:r>
-        <w:t xml:space="preserve"> totalizzati nelle varie gio</w:t>
-      </w:r>
-      <w:r>
-        <w:t>rnate.</w:t>
+        <w:t>Per ogni scontro diretto viene calcolato il punteggio delle due squadre e vengono assegnati due punti classifica in caso di vittoria e zero in caso di sconfitta.</w:t>
       </w:r>
     </w:p>
     <w:p>
       <w:pPr>
-        <w:pStyle w:val="ListParagraph"/>
-      </w:pPr>
-      <w:r>
-        <w:t>Per ogni scontro diretto viene calcolato il punteggio delle due squadre e vengono assegnati due punti classifica in caso di vittoria e zero in caso di sconfitta.</w:t>
+        <w:pStyle w:val="Paragrafoelenco"/>
+      </w:pPr>
+      <w:r>
+        <w:t xml:space="preserve">Per determinare la vittoria si fa il confronto tra i punteggi delle due squadre, in caso (critico) di parità si procede con il confronto tra i fantapunti dei capitani, poi i fantapunti dei due starting </w:t>
+      </w:r>
+      <w:r>
+        <w:t>five</w:t>
+      </w:r>
+      <w:r>
+        <w:t xml:space="preserve"> e infine i fantapunti del sesto uomo.</w:t>
       </w:r>
     </w:p>
     <w:p>
       <w:pPr>
-        <w:pStyle w:val="ListParagraph"/>
-      </w:pPr>
-      <w:r>
-        <w:t xml:space="preserve">Per determinare la vittoria si fa il confronto tra i punteggi delle due squadre, in caso (critico) di parità si procede con il confronto tra i fantapunti dei capitani, poi i fantapunti dei due starting </w:t>
-      </w:r>
-      <w:r>
-        <w:t>five</w:t>
-      </w:r>
-      <w:r>
-        <w:t xml:space="preserve"> e infine i fantapunti del sesto uomo.</w:t>
+        <w:pStyle w:val="Paragrafoelenco"/>
+      </w:pPr>
+      <w:r>
+        <w:t>In caso di totale parità di tutti i parametri si assegna la vittoria alla squadra che gioca in casa (per simulare un vantaggio del fattore casa).</w:t>
       </w:r>
     </w:p>
     <w:p>
       <w:pPr>
-        <w:pStyle w:val="ListParagraph"/>
-      </w:pPr>
-      <w:r>
-        <w:t>In caso di totale parità di tutti i parametri si assegna la vittoria alla squadra che gioca in casa (per simulare un vantaggio del fattore casa).</w:t>
-      </w:r>
-    </w:p>
-    <w:p>
-      <w:pPr>
-        <w:pStyle w:val="ListParagraph"/>
+        <w:pStyle w:val="Paragrafoelenco"/>
         <w:numPr>
           <w:ilvl w:val="0"/>
           <w:numId w:val="1"/>
@@ -610,7 +616,7 @@
     </w:p>
     <w:p>
       <w:pPr>
-        <w:pStyle w:val="ListParagraph"/>
+        <w:pStyle w:val="Paragrafoelenco"/>
         <w:numPr>
           <w:ilvl w:val="0"/>
           <w:numId w:val="1"/>
@@ -697,7 +703,7 @@
     </w:p>
     <w:p>
       <w:pPr>
-        <w:pStyle w:val="ListParagraph"/>
+        <w:pStyle w:val="Paragrafoelenco"/>
         <w:numPr>
           <w:ilvl w:val="0"/>
           <w:numId w:val="1"/>
@@ -733,7 +739,7 @@
     </w:p>
     <w:p>
       <w:pPr>
-        <w:pStyle w:val="ListParagraph"/>
+        <w:pStyle w:val="Paragrafoelenco"/>
         <w:numPr>
           <w:ilvl w:val="0"/>
           <w:numId w:val="2"/>
@@ -745,7 +751,7 @@
     </w:p>
     <w:p>
       <w:pPr>
-        <w:pStyle w:val="ListParagraph"/>
+        <w:pStyle w:val="Paragrafoelenco"/>
         <w:numPr>
           <w:ilvl w:val="0"/>
           <w:numId w:val="2"/>
@@ -757,7 +763,7 @@
     </w:p>
     <w:p>
       <w:pPr>
-        <w:pStyle w:val="ListParagraph"/>
+        <w:pStyle w:val="Paragrafoelenco"/>
         <w:numPr>
           <w:ilvl w:val="0"/>
           <w:numId w:val="2"/>
@@ -775,7 +781,7 @@
     </w:p>
     <w:p>
       <w:pPr>
-        <w:pStyle w:val="ListParagraph"/>
+        <w:pStyle w:val="Paragrafoelenco"/>
         <w:numPr>
           <w:ilvl w:val="0"/>
           <w:numId w:val="2"/>
@@ -787,19 +793,20 @@
     </w:p>
     <w:p>
       <w:pPr>
-        <w:pStyle w:val="ListParagraph"/>
+        <w:pStyle w:val="Paragrafoelenco"/>
         <w:numPr>
           <w:ilvl w:val="0"/>
           <w:numId w:val="2"/>
         </w:numPr>
       </w:pPr>
       <w:r>
+        <w:lastRenderedPageBreak/>
         <w:t>Palla recuperata: +1,5</w:t>
       </w:r>
     </w:p>
     <w:p>
       <w:pPr>
-        <w:pStyle w:val="ListParagraph"/>
+        <w:pStyle w:val="Paragrafoelenco"/>
         <w:numPr>
           <w:ilvl w:val="0"/>
           <w:numId w:val="2"/>
@@ -811,7 +818,7 @@
     </w:p>
     <w:p>
       <w:pPr>
-        <w:pStyle w:val="ListParagraph"/>
+        <w:pStyle w:val="Paragrafoelenco"/>
         <w:numPr>
           <w:ilvl w:val="0"/>
           <w:numId w:val="2"/>
@@ -823,7 +830,7 @@
     </w:p>
     <w:p>
       <w:pPr>
-        <w:pStyle w:val="ListParagraph"/>
+        <w:pStyle w:val="Paragrafoelenco"/>
         <w:numPr>
           <w:ilvl w:val="0"/>
           <w:numId w:val="2"/>
@@ -838,7 +845,7 @@
     </w:p>
     <w:p>
       <w:pPr>
-        <w:pStyle w:val="ListParagraph"/>
+        <w:pStyle w:val="Paragrafoelenco"/>
         <w:numPr>
           <w:ilvl w:val="0"/>
           <w:numId w:val="2"/>
@@ -850,7 +857,7 @@
     </w:p>
     <w:p>
       <w:pPr>
-        <w:pStyle w:val="ListParagraph"/>
+        <w:pStyle w:val="Paragrafoelenco"/>
         <w:numPr>
           <w:ilvl w:val="0"/>
           <w:numId w:val="2"/>
@@ -862,7 +869,7 @@
     </w:p>
     <w:p>
       <w:pPr>
-        <w:pStyle w:val="ListParagraph"/>
+        <w:pStyle w:val="Paragrafoelenco"/>
         <w:numPr>
           <w:ilvl w:val="0"/>
           <w:numId w:val="2"/>
@@ -877,7 +884,7 @@
     </w:p>
     <w:p>
       <w:pPr>
-        <w:pStyle w:val="ListParagraph"/>
+        <w:pStyle w:val="Paragrafoelenco"/>
         <w:numPr>
           <w:ilvl w:val="0"/>
           <w:numId w:val="2"/>
@@ -895,7 +902,7 @@
     </w:p>
     <w:p>
       <w:pPr>
-        <w:pStyle w:val="ListParagraph"/>
+        <w:pStyle w:val="Paragrafoelenco"/>
         <w:numPr>
           <w:ilvl w:val="0"/>
           <w:numId w:val="2"/>
@@ -907,7 +914,7 @@
     </w:p>
     <w:p>
       <w:pPr>
-        <w:pStyle w:val="ListParagraph"/>
+        <w:pStyle w:val="Paragrafoelenco"/>
         <w:numPr>
           <w:ilvl w:val="0"/>
           <w:numId w:val="2"/>
@@ -919,7 +926,7 @@
     </w:p>
     <w:p>
       <w:pPr>
-        <w:pStyle w:val="ListParagraph"/>
+        <w:pStyle w:val="Paragrafoelenco"/>
         <w:numPr>
           <w:ilvl w:val="0"/>
           <w:numId w:val="2"/>
@@ -931,7 +938,7 @@
     </w:p>
     <w:p>
       <w:pPr>
-        <w:pStyle w:val="ListParagraph"/>
+        <w:pStyle w:val="Paragrafoelenco"/>
         <w:numPr>
           <w:ilvl w:val="0"/>
           <w:numId w:val="2"/>
@@ -941,10 +948,9 @@
         <w:t>Uscita per falli (5): -5.</w:t>
       </w:r>
     </w:p>
-    <w:p/>
     <w:p>
       <w:pPr>
-        <w:pStyle w:val="ListParagraph"/>
+        <w:pStyle w:val="Paragrafoelenco"/>
         <w:numPr>
           <w:ilvl w:val="0"/>
           <w:numId w:val="1"/>
@@ -992,7 +998,7 @@
     </w:p>
     <w:p>
       <w:pPr>
-        <w:pStyle w:val="ListParagraph"/>
+        <w:pStyle w:val="Paragrafoelenco"/>
         <w:numPr>
           <w:ilvl w:val="0"/>
           <w:numId w:val="1"/>
@@ -1028,7 +1034,7 @@
     </w:p>
     <w:p>
       <w:pPr>
-        <w:pStyle w:val="ListParagraph"/>
+        <w:pStyle w:val="Paragrafoelenco"/>
         <w:numPr>
           <w:ilvl w:val="0"/>
           <w:numId w:val="1"/>
@@ -1070,7 +1076,7 @@
     </w:p>
     <w:p>
       <w:pPr>
-        <w:pStyle w:val="ListParagraph"/>
+        <w:pStyle w:val="Paragrafoelenco"/>
         <w:numPr>
           <w:ilvl w:val="0"/>
           <w:numId w:val="1"/>
@@ -1082,7 +1088,7 @@
     </w:p>
     <w:p>
       <w:pPr>
-        <w:pStyle w:val="ListParagraph"/>
+        <w:pStyle w:val="Paragrafoelenco"/>
         <w:numPr>
           <w:ilvl w:val="0"/>
           <w:numId w:val="1"/>
@@ -1097,7 +1103,7 @@
     </w:p>
     <w:p>
       <w:pPr>
-        <w:pStyle w:val="ListParagraph"/>
+        <w:pStyle w:val="Paragrafoelenco"/>
         <w:numPr>
           <w:ilvl w:val="0"/>
           <w:numId w:val="1"/>
@@ -1127,7 +1133,7 @@
     </w:p>
     <w:p>
       <w:pPr>
-        <w:pStyle w:val="ListParagraph"/>
+        <w:pStyle w:val="Paragrafoelenco"/>
         <w:numPr>
           <w:ilvl w:val="0"/>
           <w:numId w:val="1"/>
@@ -1139,7 +1145,7 @@
     </w:p>
     <w:p>
       <w:pPr>
-        <w:pStyle w:val="ListParagraph"/>
+        <w:pStyle w:val="Paragrafoelenco"/>
         <w:numPr>
           <w:ilvl w:val="0"/>
           <w:numId w:val="1"/>
@@ -1163,7 +1169,7 @@
     </w:p>
     <w:p>
       <w:pPr>
-        <w:pStyle w:val="ListParagraph"/>
+        <w:pStyle w:val="Paragrafoelenco"/>
         <w:numPr>
           <w:ilvl w:val="0"/>
           <w:numId w:val="1"/>
@@ -1205,7 +1211,7 @@
     </w:p>
     <w:p>
       <w:pPr>
-        <w:pStyle w:val="ListParagraph"/>
+        <w:pStyle w:val="Paragrafoelenco"/>
         <w:numPr>
           <w:ilvl w:val="0"/>
           <w:numId w:val="1"/>
@@ -1217,7 +1223,7 @@
     </w:p>
     <w:p>
       <w:pPr>
-        <w:pStyle w:val="ListParagraph"/>
+        <w:pStyle w:val="Paragrafoelenco"/>
         <w:numPr>
           <w:ilvl w:val="0"/>
           <w:numId w:val="1"/>
@@ -1232,7 +1238,7 @@
     </w:p>
     <w:p>
       <w:pPr>
-        <w:pStyle w:val="ListParagraph"/>
+        <w:pStyle w:val="Paragrafoelenco"/>
         <w:numPr>
           <w:ilvl w:val="0"/>
           <w:numId w:val="1"/>
@@ -1270,7 +1276,7 @@
     </w:p>
     <w:p>
       <w:pPr>
-        <w:pStyle w:val="ListParagraph"/>
+        <w:pStyle w:val="Paragrafoelenco"/>
         <w:numPr>
           <w:ilvl w:val="0"/>
           <w:numId w:val="1"/>
@@ -1282,7 +1288,7 @@
     </w:p>
     <w:p>
       <w:pPr>
-        <w:pStyle w:val="ListParagraph"/>
+        <w:pStyle w:val="Paragrafoelenco"/>
         <w:numPr>
           <w:ilvl w:val="0"/>
           <w:numId w:val="1"/>
@@ -1294,39 +1300,27 @@
     </w:p>
     <w:p>
       <w:pPr>
+        <w:pStyle w:val="Paragrafoelenco"/>
+        <w:jc w:val="center"/>
         <w:rPr>
-          <w:b/>
-          <w:bCs/>
-          <w:i/>
-          <w:iCs/>
-          <w:sz w:val="36"/>
-          <w:szCs w:val="36"/>
+          <w:sz w:val="20"/>
+          <w:szCs w:val="20"/>
         </w:rPr>
       </w:pPr>
-    </w:p>
-    <w:p>
-      <w:pPr>
-        <w:jc w:val="center"/>
+      <w:r>
         <w:rPr>
           <w:b/>
           <w:i/>
-          <w:sz w:val="44"/>
-          <w:szCs w:val="44"/>
+          <w:sz w:val="40"/>
+          <w:szCs w:val="40"/>
         </w:rPr>
-      </w:pPr>
-      <w:r>
-        <w:rPr>
-          <w:b/>
-          <w:i/>
-          <w:sz w:val="44"/>
-          <w:szCs w:val="44"/>
-        </w:rPr>
+        <w:lastRenderedPageBreak/>
         <w:t>Tabella dei Requisiti</w:t>
       </w:r>
     </w:p>
     <w:tbl>
       <w:tblPr>
-        <w:tblStyle w:val="TableGrid"/>
+        <w:tblStyle w:val="Grigliatabella"/>
         <w:tblW w:w="8621" w:type="dxa"/>
         <w:jc w:val="center"/>
         <w:tblLook w:val="04A0" w:firstRow="1" w:lastRow="0" w:firstColumn="1" w:lastColumn="0" w:noHBand="0" w:noVBand="1"/>
@@ -2385,6 +2379,7 @@
           </w:tcPr>
           <w:p>
             <w:r>
+              <w:lastRenderedPageBreak/>
               <w:t>R21F</w:t>
             </w:r>
           </w:p>
@@ -3011,13 +3006,19 @@
               <w:t>i</w:t>
             </w:r>
             <w:r>
-              <w:t xml:space="preserve"> e </w:t>
+              <w:t>, gli orari delle partite del turno successivo,</w:t>
+            </w:r>
+            <w:r>
+              <w:t xml:space="preserve"> </w:t>
             </w:r>
             <w:r>
               <w:t>gli eventuali infortunati e squalificati</w:t>
             </w:r>
             <w:r>
-              <w:t>.</w:t>
+              <w:t xml:space="preserve">, </w:t>
+            </w:r>
+            <w:r>
+              <w:t>e gli eventuali trasferimento che si sono stati dall’ultima giornata giocata</w:t>
             </w:r>
           </w:p>
         </w:tc>
@@ -3038,6 +3039,54 @@
             </w:r>
             <w:r>
               <w:t>unzionale</w:t>
+            </w:r>
+          </w:p>
+        </w:tc>
+      </w:tr>
+      <w:tr>
+        <w:trPr>
+          <w:trHeight w:val="433"/>
+          <w:jc w:val="center"/>
+        </w:trPr>
+        <w:tc>
+          <w:tcPr>
+            <w:tcW w:w="1335" w:type="dxa"/>
+            <w:vAlign w:val="center"/>
+          </w:tcPr>
+          <w:p>
+            <w:r>
+              <w:t>R35F/R2NF</w:t>
+            </w:r>
+          </w:p>
+        </w:tc>
+        <w:tc>
+          <w:tcPr>
+            <w:tcW w:w="5505" w:type="dxa"/>
+            <w:vAlign w:val="center"/>
+          </w:tcPr>
+          <w:p>
+            <w:r>
+              <w:t>L’applicazione si interfaccia di un sistema esterno, che non compare in questa analisi</w:t>
+            </w:r>
+            <w:r>
+              <w:t xml:space="preserve">, e che all’inizio del campionato </w:t>
+            </w:r>
+            <w:r>
+              <w:t xml:space="preserve">LBA </w:t>
+            </w:r>
+            <w:r>
+              <w:t>fornisce il calendario delle partite e la lista dei giocatori di tutte le squadra</w:t>
+            </w:r>
+          </w:p>
+        </w:tc>
+        <w:tc>
+          <w:tcPr>
+            <w:tcW w:w="0" w:type="auto"/>
+            <w:vAlign w:val="center"/>
+          </w:tcPr>
+          <w:p>
+            <w:r>
+              <w:t>Funzionale/Non Funzionale</w:t>
             </w:r>
           </w:p>
         </w:tc>
@@ -3057,7 +3106,7 @@
               <w:t>R</w:t>
             </w:r>
             <w:r>
-              <w:t>2</w:t>
+              <w:t>3</w:t>
             </w:r>
             <w:r>
               <w:t>N</w:t>
@@ -3117,10 +3166,11 @@
           </w:tcPr>
           <w:p>
             <w:r>
+              <w:lastRenderedPageBreak/>
               <w:t>R</w:t>
             </w:r>
             <w:r>
-              <w:t>3</w:t>
+              <w:t>4</w:t>
             </w:r>
             <w:r>
               <w:t>NF</w:t>
@@ -3171,7 +3221,7 @@
               <w:t>R</w:t>
             </w:r>
             <w:r>
-              <w:t>4</w:t>
+              <w:t>5</w:t>
             </w:r>
             <w:r>
               <w:t>NF</w:t>
@@ -3225,7 +3275,7 @@
               <w:t>R</w:t>
             </w:r>
             <w:r>
-              <w:t>5</w:t>
+              <w:t>6</w:t>
             </w:r>
             <w:r>
               <w:t>NF</w:t>
@@ -3270,7 +3320,7 @@
               <w:t>R</w:t>
             </w:r>
             <w:r>
-              <w:t>6</w:t>
+              <w:t>7</w:t>
             </w:r>
             <w:r>
               <w:t>NF</w:t>
@@ -3318,7 +3368,13 @@
           </w:tcPr>
           <w:p>
             <w:r>
-              <w:t>R7NF</w:t>
+              <w:t>R</w:t>
+            </w:r>
+            <w:r>
+              <w:t>8</w:t>
+            </w:r>
+            <w:r>
+              <w:t>NF</w:t>
             </w:r>
           </w:p>
         </w:tc>
@@ -3384,12 +3440,157 @@
           <w:szCs w:val="36"/>
         </w:rPr>
       </w:pPr>
-      <w:r>
+    </w:p>
+    <w:p>
+      <w:pPr>
         <w:rPr>
           <w:b/>
           <w:sz w:val="36"/>
           <w:szCs w:val="36"/>
         </w:rPr>
+      </w:pPr>
+    </w:p>
+    <w:p>
+      <w:pPr>
+        <w:rPr>
+          <w:b/>
+          <w:sz w:val="36"/>
+          <w:szCs w:val="36"/>
+        </w:rPr>
+      </w:pPr>
+    </w:p>
+    <w:p>
+      <w:pPr>
+        <w:rPr>
+          <w:b/>
+          <w:sz w:val="36"/>
+          <w:szCs w:val="36"/>
+        </w:rPr>
+      </w:pPr>
+    </w:p>
+    <w:p>
+      <w:pPr>
+        <w:rPr>
+          <w:b/>
+          <w:sz w:val="36"/>
+          <w:szCs w:val="36"/>
+        </w:rPr>
+      </w:pPr>
+    </w:p>
+    <w:p>
+      <w:pPr>
+        <w:rPr>
+          <w:b/>
+          <w:sz w:val="36"/>
+          <w:szCs w:val="36"/>
+        </w:rPr>
+      </w:pPr>
+    </w:p>
+    <w:p>
+      <w:pPr>
+        <w:rPr>
+          <w:b/>
+          <w:sz w:val="36"/>
+          <w:szCs w:val="36"/>
+        </w:rPr>
+      </w:pPr>
+    </w:p>
+    <w:p>
+      <w:pPr>
+        <w:rPr>
+          <w:b/>
+          <w:sz w:val="36"/>
+          <w:szCs w:val="36"/>
+        </w:rPr>
+      </w:pPr>
+    </w:p>
+    <w:p>
+      <w:pPr>
+        <w:rPr>
+          <w:b/>
+          <w:sz w:val="36"/>
+          <w:szCs w:val="36"/>
+        </w:rPr>
+      </w:pPr>
+    </w:p>
+    <w:p>
+      <w:pPr>
+        <w:rPr>
+          <w:b/>
+          <w:sz w:val="36"/>
+          <w:szCs w:val="36"/>
+        </w:rPr>
+      </w:pPr>
+    </w:p>
+    <w:p>
+      <w:pPr>
+        <w:rPr>
+          <w:b/>
+          <w:sz w:val="36"/>
+          <w:szCs w:val="36"/>
+        </w:rPr>
+      </w:pPr>
+    </w:p>
+    <w:p>
+      <w:pPr>
+        <w:rPr>
+          <w:b/>
+          <w:sz w:val="36"/>
+          <w:szCs w:val="36"/>
+        </w:rPr>
+      </w:pPr>
+    </w:p>
+    <w:p>
+      <w:pPr>
+        <w:rPr>
+          <w:b/>
+          <w:sz w:val="36"/>
+          <w:szCs w:val="36"/>
+        </w:rPr>
+      </w:pPr>
+    </w:p>
+    <w:p>
+      <w:pPr>
+        <w:rPr>
+          <w:b/>
+          <w:sz w:val="36"/>
+          <w:szCs w:val="36"/>
+        </w:rPr>
+      </w:pPr>
+    </w:p>
+    <w:p>
+      <w:pPr>
+        <w:rPr>
+          <w:b/>
+          <w:sz w:val="36"/>
+          <w:szCs w:val="36"/>
+        </w:rPr>
+      </w:pPr>
+    </w:p>
+    <w:p>
+      <w:pPr>
+        <w:rPr>
+          <w:b/>
+          <w:sz w:val="36"/>
+          <w:szCs w:val="36"/>
+        </w:rPr>
+      </w:pPr>
+    </w:p>
+    <w:p>
+      <w:pPr>
+        <w:rPr>
+          <w:b/>
+          <w:sz w:val="36"/>
+          <w:szCs w:val="36"/>
+        </w:rPr>
+      </w:pPr>
+      <w:r>
+        <w:rPr>
+          <w:b/>
+          <w:sz w:val="36"/>
+          <w:szCs w:val="36"/>
+        </w:rPr>
+        <w:lastRenderedPageBreak/>
         <w:t xml:space="preserve">ANALISI </w:t>
       </w:r>
       <w:r>
@@ -3428,7 +3629,7 @@
     </w:p>
     <w:tbl>
       <w:tblPr>
-        <w:tblStyle w:val="TableGrid"/>
+        <w:tblStyle w:val="Grigliatabella"/>
         <w:tblW w:w="8679" w:type="dxa"/>
         <w:jc w:val="center"/>
         <w:tblLook w:val="04A0" w:firstRow="1" w:lastRow="0" w:firstColumn="1" w:lastColumn="0" w:noHBand="0" w:noVBand="1"/>
@@ -4322,6 +4523,7 @@
           </w:tcPr>
           <w:p>
             <w:r>
+              <w:lastRenderedPageBreak/>
               <w:t>modulo</w:t>
             </w:r>
           </w:p>
@@ -4521,15 +4723,24 @@
       <w:pPr>
         <w:rPr>
           <w:b/>
-          <w:sz w:val="28"/>
-          <w:szCs w:val="28"/>
+          <w:sz w:val="32"/>
+          <w:szCs w:val="32"/>
         </w:rPr>
       </w:pPr>
-      <w:r>
+    </w:p>
+    <w:p>
+      <w:pPr>
         <w:rPr>
           <w:b/>
-          <w:sz w:val="28"/>
-          <w:szCs w:val="28"/>
+          <w:sz w:val="32"/>
+          <w:szCs w:val="32"/>
+        </w:rPr>
+      </w:pPr>
+      <w:r>
+        <w:rPr>
+          <w:b/>
+          <w:sz w:val="32"/>
+          <w:szCs w:val="32"/>
         </w:rPr>
         <w:t>Sistemi esterni</w:t>
       </w:r>
@@ -4551,16 +4762,28 @@
         <w:t>tutti i giocatori per ogni partita del campionato LBA</w:t>
       </w:r>
       <w:r>
-        <w:t>, e che fornisce le date e gli orari delle partite del campionato LBA</w:t>
-      </w:r>
-      <w:r>
-        <w:t xml:space="preserve"> in fase di creazione di un</w:t>
-      </w:r>
-      <w:r>
-        <w:t>a lega</w:t>
-      </w:r>
-      <w:r>
-        <w:t>.</w:t>
+        <w:t>. Inoltre, all’inizio della stagione LBA fornisce il calendario</w:t>
+      </w:r>
+      <w:r>
+        <w:t xml:space="preserve"> del campionato</w:t>
+      </w:r>
+      <w:r>
+        <w:t xml:space="preserve"> </w:t>
+      </w:r>
+      <w:r>
+        <w:t xml:space="preserve">e la lista dei giocatori di tutte le squadre. Ad ogni giornata è anche in grado </w:t>
+      </w:r>
+      <w:r>
+        <w:t>comunicar</w:t>
+      </w:r>
+      <w:r>
+        <w:t xml:space="preserve">e i </w:t>
+      </w:r>
+      <w:r>
+        <w:t>trasferimenti</w:t>
+      </w:r>
+      <w:r>
+        <w:t xml:space="preserve"> avvenuti dalla giornata precedente e gli orari delle partite del turno successivo.</w:t>
       </w:r>
     </w:p>
     <w:p/>
@@ -4573,24 +4796,26 @@
           <w:szCs w:val="28"/>
         </w:rPr>
       </w:pPr>
-      <w:r>
+    </w:p>
+    <w:p>
+      <w:pPr>
         <w:rPr>
           <w:b/>
           <w:bCs/>
           <w:sz w:val="28"/>
           <w:szCs w:val="28"/>
         </w:rPr>
-        <w:t xml:space="preserve">Casi d’uso </w:t>
-      </w:r>
-      <w:r>
+      </w:pPr>
+    </w:p>
+    <w:p>
+      <w:pPr>
         <w:rPr>
           <w:b/>
           <w:bCs/>
           <w:sz w:val="28"/>
           <w:szCs w:val="28"/>
         </w:rPr>
-        <w:t xml:space="preserve"> </w:t>
-      </w:r>
+      </w:pPr>
     </w:p>
     <w:p>
       <w:pPr>
@@ -4601,16 +4826,16 @@
           <w:szCs w:val="28"/>
         </w:rPr>
       </w:pPr>
-      <w:r>
+    </w:p>
+    <w:p>
+      <w:pPr>
         <w:rPr>
           <w:b/>
           <w:bCs/>
           <w:sz w:val="28"/>
           <w:szCs w:val="28"/>
         </w:rPr>
-        <w:tab/>
-        <w:t>Mettere foto</w:t>
-      </w:r>
+      </w:pPr>
     </w:p>
     <w:p>
       <w:pPr>
@@ -4631,28 +4856,365 @@
           <w:szCs w:val="28"/>
         </w:rPr>
       </w:pPr>
-      <w:r>
+    </w:p>
+    <w:p>
+      <w:pPr>
         <w:rPr>
           <w:b/>
           <w:bCs/>
           <w:sz w:val="28"/>
           <w:szCs w:val="28"/>
         </w:rPr>
-        <w:t>Scenari</w:t>
-      </w:r>
-      <w:r>
+      </w:pPr>
+    </w:p>
+    <w:p>
+      <w:pPr>
         <w:rPr>
           <w:b/>
           <w:bCs/>
           <w:sz w:val="28"/>
           <w:szCs w:val="28"/>
         </w:rPr>
-        <w:t xml:space="preserve"> </w:t>
+      </w:pPr>
+    </w:p>
+    <w:p>
+      <w:pPr>
+        <w:rPr>
+          <w:b/>
+          <w:bCs/>
+          <w:sz w:val="28"/>
+          <w:szCs w:val="28"/>
+        </w:rPr>
+      </w:pPr>
+    </w:p>
+    <w:p>
+      <w:pPr>
+        <w:rPr>
+          <w:b/>
+          <w:bCs/>
+          <w:sz w:val="28"/>
+          <w:szCs w:val="28"/>
+        </w:rPr>
+      </w:pPr>
+    </w:p>
+    <w:p>
+      <w:pPr>
+        <w:rPr>
+          <w:b/>
+          <w:bCs/>
+          <w:sz w:val="28"/>
+          <w:szCs w:val="28"/>
+        </w:rPr>
+      </w:pPr>
+    </w:p>
+    <w:p>
+      <w:pPr>
+        <w:rPr>
+          <w:b/>
+          <w:bCs/>
+          <w:sz w:val="28"/>
+          <w:szCs w:val="28"/>
+        </w:rPr>
+      </w:pPr>
+    </w:p>
+    <w:p>
+      <w:pPr>
+        <w:rPr>
+          <w:b/>
+          <w:bCs/>
+          <w:sz w:val="28"/>
+          <w:szCs w:val="28"/>
+        </w:rPr>
+      </w:pPr>
+    </w:p>
+    <w:p>
+      <w:pPr>
+        <w:rPr>
+          <w:b/>
+          <w:bCs/>
+          <w:sz w:val="28"/>
+          <w:szCs w:val="28"/>
+        </w:rPr>
+      </w:pPr>
+    </w:p>
+    <w:p>
+      <w:pPr>
+        <w:rPr>
+          <w:b/>
+          <w:sz w:val="36"/>
+          <w:szCs w:val="36"/>
+        </w:rPr>
+      </w:pPr>
+      <w:r>
+        <w:rPr>
+          <w:b/>
+          <w:sz w:val="36"/>
+          <w:szCs w:val="36"/>
+        </w:rPr>
+        <w:lastRenderedPageBreak/>
+        <w:t xml:space="preserve">ANALISI </w:t>
+      </w:r>
+      <w:r>
+        <w:rPr>
+          <w:b/>
+          <w:bCs/>
+          <w:sz w:val="36"/>
+          <w:szCs w:val="36"/>
+        </w:rPr>
+        <w:t>DE</w:t>
+      </w:r>
+      <w:r>
+        <w:rPr>
+          <w:b/>
+          <w:bCs/>
+          <w:sz w:val="36"/>
+          <w:szCs w:val="36"/>
+        </w:rPr>
+        <w:t>I REQUISITI</w:t>
+      </w:r>
+    </w:p>
+    <w:p>
+      <w:pPr>
+        <w:jc w:val="center"/>
+        <w:rPr>
+          <w:b/>
+          <w:bCs/>
+          <w:i/>
+          <w:iCs/>
+          <w:sz w:val="36"/>
+          <w:szCs w:val="36"/>
+        </w:rPr>
+      </w:pPr>
+      <w:r>
+        <w:rPr>
+          <w:b/>
+          <w:bCs/>
+          <w:sz w:val="28"/>
+          <w:szCs w:val="28"/>
+        </w:rPr>
+        <w:drawing>
+          <wp:anchor distT="0" distB="0" distL="114300" distR="114300" simplePos="0" relativeHeight="251658240" behindDoc="0" locked="0" layoutInCell="1" allowOverlap="1" wp14:anchorId="221D18A2" wp14:editId="445B3295">
+            <wp:simplePos x="0" y="0"/>
+            <wp:positionH relativeFrom="column">
+              <wp:posOffset>-3175</wp:posOffset>
+            </wp:positionH>
+            <wp:positionV relativeFrom="paragraph">
+              <wp:posOffset>511734</wp:posOffset>
+            </wp:positionV>
+            <wp:extent cx="6430010" cy="3940632"/>
+            <wp:effectExtent l="0" t="0" r="0" b="0"/>
+            <wp:wrapTopAndBottom/>
+            <wp:docPr id="195528188" name="Immagine 1" descr="Immagine che contiene testo, diagramma, schermata, linea&#10;&#10;Descrizione generata automaticamente"/>
+            <wp:cNvGraphicFramePr>
+              <a:graphicFrameLocks xmlns:a="http://schemas.openxmlformats.org/drawingml/2006/main" noChangeAspect="1"/>
+            </wp:cNvGraphicFramePr>
+            <a:graphic xmlns:a="http://schemas.openxmlformats.org/drawingml/2006/main">
+              <a:graphicData uri="http://schemas.openxmlformats.org/drawingml/2006/picture">
+                <pic:pic xmlns:pic="http://schemas.openxmlformats.org/drawingml/2006/picture">
+                  <pic:nvPicPr>
+                    <pic:cNvPr id="195528188" name="Immagine 1" descr="Immagine che contiene testo, diagramma, schermata, linea&#10;&#10;Descrizione generata automaticamente"/>
+                    <pic:cNvPicPr/>
+                  </pic:nvPicPr>
+                  <pic:blipFill>
+                    <a:blip r:embed="rId9">
+                      <a:extLst>
+                        <a:ext uri="{28A0092B-C50C-407E-A947-70E740481C1C}">
+                          <a14:useLocalDpi xmlns:a14="http://schemas.microsoft.com/office/drawing/2010/main" val="0"/>
+                        </a:ext>
+                      </a:extLst>
+                    </a:blip>
+                    <a:stretch>
+                      <a:fillRect/>
+                    </a:stretch>
+                  </pic:blipFill>
+                  <pic:spPr>
+                    <a:xfrm>
+                      <a:off x="0" y="0"/>
+                      <a:ext cx="6430010" cy="3940632"/>
+                    </a:xfrm>
+                    <a:prstGeom prst="rect">
+                      <a:avLst/>
+                    </a:prstGeom>
+                  </pic:spPr>
+                </pic:pic>
+              </a:graphicData>
+            </a:graphic>
+          </wp:anchor>
+        </w:drawing>
+      </w:r>
+      <w:r>
+        <w:rPr>
+          <w:b/>
+          <w:bCs/>
+          <w:i/>
+          <w:iCs/>
+          <w:sz w:val="36"/>
+          <w:szCs w:val="36"/>
+        </w:rPr>
+        <w:t>Casi d’uso</w:t>
+      </w:r>
+    </w:p>
+    <w:p>
+      <w:pPr>
+        <w:rPr>
+          <w:sz w:val="28"/>
+          <w:szCs w:val="28"/>
+        </w:rPr>
+      </w:pPr>
+      <w:r>
+        <w:t>Il diagramma dei casi d’us</w:t>
+      </w:r>
+      <w:r>
+        <w:t xml:space="preserve">o mostra come la nostra applicazione sia interessata a tre diversi eventi: </w:t>
+      </w:r>
+      <w:r>
+        <w:t xml:space="preserve">l’evento di scadenza invio formazione, </w:t>
+      </w:r>
+      <w:r>
+        <w:t>che segnala quando manca un’ora all’inizio della prima partita della giornata</w:t>
+      </w:r>
+      <w:r>
+        <w:t>, l’evento di fine giornata e l’evento di inizio campionato reale. In particolare</w:t>
+      </w:r>
+      <w:r>
+        <w:t>,</w:t>
+      </w:r>
+      <w:r>
+        <w:t xml:space="preserve"> in questi ultimi due eventi </w:t>
+      </w:r>
+      <w:r>
+        <w:t>viene coinvolto il sistema esterno per usufruire delle sue funzionalità.</w:t>
+      </w:r>
+    </w:p>
+    <w:p>
+      <w:pPr>
+        <w:rPr>
+          <w:b/>
+          <w:bCs/>
+          <w:sz w:val="28"/>
+          <w:szCs w:val="28"/>
+        </w:rPr>
+      </w:pPr>
+    </w:p>
+    <w:p>
+      <w:pPr>
+        <w:jc w:val="center"/>
+        <w:rPr>
+          <w:b/>
+          <w:bCs/>
+          <w:i/>
+          <w:iCs/>
+          <w:sz w:val="36"/>
+          <w:szCs w:val="36"/>
+        </w:rPr>
+      </w:pPr>
+    </w:p>
+    <w:p>
+      <w:pPr>
+        <w:jc w:val="center"/>
+        <w:rPr>
+          <w:b/>
+          <w:bCs/>
+          <w:i/>
+          <w:iCs/>
+          <w:sz w:val="36"/>
+          <w:szCs w:val="36"/>
+        </w:rPr>
+      </w:pPr>
+    </w:p>
+    <w:p>
+      <w:pPr>
+        <w:jc w:val="center"/>
+        <w:rPr>
+          <w:b/>
+          <w:bCs/>
+          <w:i/>
+          <w:iCs/>
+          <w:sz w:val="36"/>
+          <w:szCs w:val="36"/>
+        </w:rPr>
+      </w:pPr>
+    </w:p>
+    <w:p>
+      <w:pPr>
+        <w:jc w:val="center"/>
+        <w:rPr>
+          <w:b/>
+          <w:bCs/>
+          <w:i/>
+          <w:iCs/>
+          <w:sz w:val="36"/>
+          <w:szCs w:val="36"/>
+        </w:rPr>
+      </w:pPr>
+    </w:p>
+    <w:p>
+      <w:pPr>
+        <w:jc w:val="center"/>
+        <w:rPr>
+          <w:b/>
+          <w:bCs/>
+          <w:i/>
+          <w:iCs/>
+          <w:sz w:val="36"/>
+          <w:szCs w:val="36"/>
+        </w:rPr>
+      </w:pPr>
+    </w:p>
+    <w:p>
+      <w:pPr>
+        <w:jc w:val="center"/>
+        <w:rPr>
+          <w:b/>
+          <w:bCs/>
+          <w:i/>
+          <w:iCs/>
+          <w:sz w:val="36"/>
+          <w:szCs w:val="36"/>
+        </w:rPr>
+      </w:pPr>
+    </w:p>
+    <w:p>
+      <w:pPr>
+        <w:jc w:val="center"/>
+        <w:rPr>
+          <w:b/>
+          <w:bCs/>
+          <w:i/>
+          <w:iCs/>
+          <w:sz w:val="36"/>
+          <w:szCs w:val="36"/>
+        </w:rPr>
+      </w:pPr>
+    </w:p>
+    <w:p>
+      <w:pPr>
+        <w:jc w:val="center"/>
+        <w:rPr>
+          <w:b/>
+          <w:bCs/>
+          <w:i/>
+          <w:iCs/>
+          <w:sz w:val="36"/>
+          <w:szCs w:val="36"/>
+        </w:rPr>
+      </w:pPr>
+      <w:r>
+        <w:rPr>
+          <w:b/>
+          <w:bCs/>
+          <w:i/>
+          <w:iCs/>
+          <w:sz w:val="36"/>
+          <w:szCs w:val="36"/>
+        </w:rPr>
+        <w:lastRenderedPageBreak/>
+        <w:t>Scenari</w:t>
       </w:r>
     </w:p>
     <w:tbl>
       <w:tblPr>
-        <w:tblStyle w:val="TableGrid"/>
+        <w:tblStyle w:val="Grigliatabella"/>
         <w:tblW w:w="9802" w:type="dxa"/>
         <w:jc w:val="center"/>
         <w:tblLook w:val="04A0" w:firstRow="1" w:lastRow="0" w:firstColumn="1" w:lastColumn="0" w:noHBand="0" w:noVBand="1"/>
@@ -4669,6 +5231,7 @@
         <w:tc>
           <w:tcPr>
             <w:tcW w:w="2147" w:type="dxa"/>
+            <w:shd w:val="clear" w:color="auto" w:fill="8EAADB" w:themeFill="accent1" w:themeFillTint="99"/>
             <w:vAlign w:val="center"/>
           </w:tcPr>
           <w:p>
@@ -4690,10 +5253,21 @@
         <w:tc>
           <w:tcPr>
             <w:tcW w:w="7655" w:type="dxa"/>
-            <w:vAlign w:val="center"/>
-          </w:tcPr>
-          <w:p>
-            <w:r>
+            <w:shd w:val="clear" w:color="auto" w:fill="8EAADB" w:themeFill="accent1" w:themeFillTint="99"/>
+            <w:vAlign w:val="center"/>
+          </w:tcPr>
+          <w:p>
+            <w:pPr>
+              <w:rPr>
+                <w:b/>
+                <w:bCs/>
+              </w:rPr>
+            </w:pPr>
+            <w:r>
+              <w:rPr>
+                <w:b/>
+                <w:bCs/>
+              </w:rPr>
               <w:t>Login</w:t>
             </w:r>
           </w:p>
@@ -4838,13 +5412,13 @@
               <w:rPr>
                 <w:rStyle w:val="markedcontent"/>
               </w:rPr>
-              <w:t>G</w:t>
-            </w:r>
-            <w:r>
-              <w:rPr>
-                <w:rStyle w:val="markedcontent"/>
-              </w:rPr>
-              <w:t xml:space="preserve">estione vista, </w:t>
+              <w:t>Vista campionato</w:t>
+            </w:r>
+            <w:r>
+              <w:rPr>
+                <w:rStyle w:val="markedcontent"/>
+              </w:rPr>
+              <w:t xml:space="preserve">, </w:t>
             </w:r>
             <w:r>
               <w:rPr>
@@ -5010,7 +5584,7 @@
           </w:tcPr>
           <w:p>
             <w:pPr>
-              <w:pStyle w:val="ListParagraph"/>
+              <w:pStyle w:val="Paragrafoelenco"/>
               <w:numPr>
                 <w:ilvl w:val="0"/>
                 <w:numId w:val="3"/>
@@ -5046,7 +5620,7 @@
           </w:p>
           <w:p>
             <w:pPr>
-              <w:pStyle w:val="ListParagraph"/>
+              <w:pStyle w:val="Paragrafoelenco"/>
               <w:numPr>
                 <w:ilvl w:val="0"/>
                 <w:numId w:val="3"/>
@@ -5071,7 +5645,31 @@
               <w:rPr>
                 <w:rStyle w:val="markedcontent"/>
               </w:rPr>
-              <w:t>sulla correttezza delle credenziali, presenta la pagina iniziale dell’applicazione</w:t>
+              <w:t>sulla correttezza</w:t>
+            </w:r>
+            <w:r>
+              <w:rPr>
+                <w:rStyle w:val="markedcontent"/>
+              </w:rPr>
+              <w:t xml:space="preserve"> e la validità</w:t>
+            </w:r>
+            <w:r>
+              <w:rPr>
+                <w:rStyle w:val="markedcontent"/>
+              </w:rPr>
+              <w:t xml:space="preserve"> delle credenziali, </w:t>
+            </w:r>
+            <w:r>
+              <w:rPr>
+                <w:rStyle w:val="markedcontent"/>
+              </w:rPr>
+              <w:t>permette all’utente di accedere a</w:t>
+            </w:r>
+            <w:r>
+              <w:rPr>
+                <w:rStyle w:val="markedcontent"/>
+              </w:rPr>
+              <w:t>ll’applicazione</w:t>
             </w:r>
           </w:p>
         </w:tc>
@@ -5154,7 +5752,19 @@
               <w:rPr>
                 <w:rFonts w:ascii="Calibri" w:eastAsia="Calibri" w:hAnsi="Calibri" w:cs="Calibri"/>
               </w:rPr>
-              <w:t xml:space="preserve">Il Sistema dopo le opportune verifiche non riconosce i </w:t>
+              <w:t xml:space="preserve">Il </w:t>
+            </w:r>
+            <w:r>
+              <w:rPr>
+                <w:rFonts w:ascii="Calibri" w:eastAsia="Calibri" w:hAnsi="Calibri" w:cs="Calibri"/>
+              </w:rPr>
+              <w:t>s</w:t>
+            </w:r>
+            <w:r>
+              <w:rPr>
+                <w:rFonts w:ascii="Calibri" w:eastAsia="Calibri" w:hAnsi="Calibri" w:cs="Calibri"/>
+              </w:rPr>
+              <w:t xml:space="preserve">istema dopo le opportune verifiche non riconosce i </w:t>
             </w:r>
             <w:r>
               <w:rPr>
@@ -5298,7 +5908,7 @@
     <w:p/>
     <w:tbl>
       <w:tblPr>
-        <w:tblStyle w:val="TableGrid"/>
+        <w:tblStyle w:val="Grigliatabella"/>
         <w:tblW w:w="9802" w:type="dxa"/>
         <w:jc w:val="center"/>
         <w:tblLook w:val="04A0" w:firstRow="1" w:lastRow="0" w:firstColumn="1" w:lastColumn="0" w:noHBand="0" w:noVBand="1"/>
@@ -5315,6 +5925,7 @@
         <w:tc>
           <w:tcPr>
             <w:tcW w:w="2147" w:type="dxa"/>
+            <w:shd w:val="clear" w:color="auto" w:fill="8EAADB" w:themeFill="accent1" w:themeFillTint="99"/>
             <w:vAlign w:val="center"/>
           </w:tcPr>
           <w:p>
@@ -5336,10 +5947,21 @@
         <w:tc>
           <w:tcPr>
             <w:tcW w:w="7655" w:type="dxa"/>
-            <w:vAlign w:val="center"/>
-          </w:tcPr>
-          <w:p>
-            <w:r>
+            <w:shd w:val="clear" w:color="auto" w:fill="8EAADB" w:themeFill="accent1" w:themeFillTint="99"/>
+            <w:vAlign w:val="center"/>
+          </w:tcPr>
+          <w:p>
+            <w:pPr>
+              <w:rPr>
+                <w:b/>
+                <w:bCs/>
+              </w:rPr>
+            </w:pPr>
+            <w:r>
+              <w:rPr>
+                <w:b/>
+                <w:bCs/>
+              </w:rPr>
               <w:t>Registrazione</w:t>
             </w:r>
           </w:p>
@@ -5596,7 +6218,7 @@
           </w:tcPr>
           <w:p>
             <w:pPr>
-              <w:pStyle w:val="ListParagraph"/>
+              <w:pStyle w:val="Paragrafoelenco"/>
               <w:numPr>
                 <w:ilvl w:val="0"/>
                 <w:numId w:val="7"/>
@@ -5632,7 +6254,7 @@
           </w:p>
           <w:p>
             <w:pPr>
-              <w:pStyle w:val="ListParagraph"/>
+              <w:pStyle w:val="Paragrafoelenco"/>
               <w:numPr>
                 <w:ilvl w:val="0"/>
                 <w:numId w:val="7"/>
@@ -5657,7 +6279,19 @@
               <w:rPr>
                 <w:rStyle w:val="markedcontent"/>
               </w:rPr>
-              <w:t xml:space="preserve">. Inoltre controlla anche che la password </w:t>
+              <w:t>. Inoltre</w:t>
+            </w:r>
+            <w:r>
+              <w:rPr>
+                <w:rStyle w:val="markedcontent"/>
+              </w:rPr>
+              <w:t>,</w:t>
+            </w:r>
+            <w:r>
+              <w:rPr>
+                <w:rStyle w:val="markedcontent"/>
+              </w:rPr>
+              <w:t xml:space="preserve"> controlla anche che la password </w:t>
             </w:r>
             <w:r>
               <w:rPr>
@@ -5668,7 +6302,7 @@
           </w:p>
           <w:p>
             <w:pPr>
-              <w:pStyle w:val="ListParagraph"/>
+              <w:pStyle w:val="Paragrafoelenco"/>
               <w:numPr>
                 <w:ilvl w:val="0"/>
                 <w:numId w:val="7"/>
@@ -6015,11 +6649,655 @@
           </w:p>
         </w:tc>
       </w:tr>
+      <w:tr>
+        <w:trPr>
+          <w:trHeight w:val="493"/>
+          <w:jc w:val="center"/>
+        </w:trPr>
+        <w:tc>
+          <w:tcPr>
+            <w:tcW w:w="2147" w:type="dxa"/>
+            <w:shd w:val="clear" w:color="auto" w:fill="8EAADB" w:themeFill="accent1" w:themeFillTint="99"/>
+            <w:vAlign w:val="center"/>
+          </w:tcPr>
+          <w:p>
+            <w:pPr>
+              <w:rPr>
+                <w:b/>
+                <w:bCs/>
+              </w:rPr>
+            </w:pPr>
+            <w:r>
+              <w:rPr>
+                <w:b/>
+                <w:bCs/>
+              </w:rPr>
+              <w:lastRenderedPageBreak/>
+              <w:t>Titolo</w:t>
+            </w:r>
+          </w:p>
+        </w:tc>
+        <w:tc>
+          <w:tcPr>
+            <w:tcW w:w="7655" w:type="dxa"/>
+            <w:shd w:val="clear" w:color="auto" w:fill="8EAADB" w:themeFill="accent1" w:themeFillTint="99"/>
+            <w:vAlign w:val="center"/>
+          </w:tcPr>
+          <w:p>
+            <w:pPr>
+              <w:rPr>
+                <w:b/>
+                <w:bCs/>
+              </w:rPr>
+            </w:pPr>
+            <w:r>
+              <w:rPr>
+                <w:b/>
+                <w:bCs/>
+              </w:rPr>
+              <w:t>Inserimento formazione</w:t>
+            </w:r>
+          </w:p>
+        </w:tc>
+      </w:tr>
+      <w:tr>
+        <w:trPr>
+          <w:trHeight w:val="493"/>
+          <w:jc w:val="center"/>
+        </w:trPr>
+        <w:tc>
+          <w:tcPr>
+            <w:tcW w:w="2147" w:type="dxa"/>
+            <w:vAlign w:val="center"/>
+          </w:tcPr>
+          <w:p>
+            <w:pPr>
+              <w:rPr>
+                <w:b/>
+                <w:bCs/>
+              </w:rPr>
+            </w:pPr>
+            <w:r>
+              <w:rPr>
+                <w:b/>
+                <w:bCs/>
+              </w:rPr>
+              <w:t>Descrizione</w:t>
+            </w:r>
+          </w:p>
+        </w:tc>
+        <w:tc>
+          <w:tcPr>
+            <w:tcW w:w="7655" w:type="dxa"/>
+            <w:vAlign w:val="center"/>
+          </w:tcPr>
+          <w:p>
+            <w:pPr>
+              <w:rPr>
+                <w:rStyle w:val="markedcontent"/>
+              </w:rPr>
+            </w:pPr>
+            <w:r>
+              <w:rPr>
+                <w:rStyle w:val="markedcontent"/>
+              </w:rPr>
+              <w:t>Permette ad un utente di inserire la propria formazione</w:t>
+            </w:r>
+            <w:r>
+              <w:rPr>
+                <w:rStyle w:val="markedcontent"/>
+              </w:rPr>
+              <w:t xml:space="preserve"> per </w:t>
+            </w:r>
+            <w:r>
+              <w:rPr>
+                <w:rStyle w:val="markedcontent"/>
+              </w:rPr>
+              <w:t xml:space="preserve">lo scontro diretto </w:t>
+            </w:r>
+            <w:r>
+              <w:rPr>
+                <w:rStyle w:val="markedcontent"/>
+              </w:rPr>
+              <w:t>della prossima giornata.</w:t>
+            </w:r>
+          </w:p>
+        </w:tc>
+      </w:tr>
+      <w:tr>
+        <w:trPr>
+          <w:trHeight w:val="493"/>
+          <w:jc w:val="center"/>
+        </w:trPr>
+        <w:tc>
+          <w:tcPr>
+            <w:tcW w:w="2147" w:type="dxa"/>
+            <w:vAlign w:val="center"/>
+          </w:tcPr>
+          <w:p>
+            <w:pPr>
+              <w:rPr>
+                <w:b/>
+                <w:bCs/>
+              </w:rPr>
+            </w:pPr>
+            <w:r>
+              <w:rPr>
+                <w:b/>
+                <w:bCs/>
+              </w:rPr>
+              <w:t>Attori</w:t>
+            </w:r>
+          </w:p>
+        </w:tc>
+        <w:tc>
+          <w:tcPr>
+            <w:tcW w:w="7655" w:type="dxa"/>
+            <w:vAlign w:val="center"/>
+          </w:tcPr>
+          <w:p>
+            <w:pPr>
+              <w:rPr>
+                <w:rStyle w:val="markedcontent"/>
+              </w:rPr>
+            </w:pPr>
+            <w:r>
+              <w:rPr>
+                <w:rStyle w:val="markedcontent"/>
+              </w:rPr>
+              <w:t>Utente</w:t>
+            </w:r>
+          </w:p>
+        </w:tc>
+      </w:tr>
+      <w:tr>
+        <w:trPr>
+          <w:trHeight w:val="493"/>
+          <w:jc w:val="center"/>
+        </w:trPr>
+        <w:tc>
+          <w:tcPr>
+            <w:tcW w:w="2147" w:type="dxa"/>
+            <w:vAlign w:val="center"/>
+          </w:tcPr>
+          <w:p>
+            <w:pPr>
+              <w:rPr>
+                <w:b/>
+                <w:bCs/>
+              </w:rPr>
+            </w:pPr>
+            <w:r>
+              <w:rPr>
+                <w:b/>
+                <w:bCs/>
+              </w:rPr>
+              <w:t>Relazioni</w:t>
+            </w:r>
+          </w:p>
+        </w:tc>
+        <w:tc>
+          <w:tcPr>
+            <w:tcW w:w="7655" w:type="dxa"/>
+            <w:vAlign w:val="center"/>
+          </w:tcPr>
+          <w:p>
+            <w:pPr>
+              <w:rPr>
+                <w:rStyle w:val="markedcontent"/>
+              </w:rPr>
+            </w:pPr>
+            <w:r>
+              <w:rPr>
+                <w:rStyle w:val="markedcontent"/>
+              </w:rPr>
+              <w:t>Visualizza info giocatori, Login</w:t>
+            </w:r>
+          </w:p>
+        </w:tc>
+      </w:tr>
+      <w:tr>
+        <w:trPr>
+          <w:trHeight w:val="493"/>
+          <w:jc w:val="center"/>
+        </w:trPr>
+        <w:tc>
+          <w:tcPr>
+            <w:tcW w:w="2147" w:type="dxa"/>
+            <w:vAlign w:val="center"/>
+          </w:tcPr>
+          <w:p>
+            <w:pPr>
+              <w:rPr>
+                <w:b/>
+                <w:bCs/>
+              </w:rPr>
+            </w:pPr>
+            <w:r>
+              <w:rPr>
+                <w:b/>
+                <w:bCs/>
+              </w:rPr>
+              <w:t>Precondizioni</w:t>
+            </w:r>
+          </w:p>
+        </w:tc>
+        <w:tc>
+          <w:tcPr>
+            <w:tcW w:w="7655" w:type="dxa"/>
+            <w:vAlign w:val="center"/>
+          </w:tcPr>
+          <w:p>
+            <w:pPr>
+              <w:pStyle w:val="Paragrafoelenco"/>
+              <w:numPr>
+                <w:ilvl w:val="0"/>
+                <w:numId w:val="9"/>
+              </w:numPr>
+              <w:rPr>
+                <w:rStyle w:val="markedcontent"/>
+              </w:rPr>
+            </w:pPr>
+            <w:r>
+              <w:rPr>
+                <w:rStyle w:val="markedcontent"/>
+              </w:rPr>
+              <w:t>L’utente fa parte di un campionato</w:t>
+            </w:r>
+          </w:p>
+          <w:p>
+            <w:pPr>
+              <w:pStyle w:val="Paragrafoelenco"/>
+              <w:numPr>
+                <w:ilvl w:val="0"/>
+                <w:numId w:val="9"/>
+              </w:numPr>
+              <w:rPr>
+                <w:rStyle w:val="markedcontent"/>
+              </w:rPr>
+            </w:pPr>
+            <w:r>
+              <w:rPr>
+                <w:rStyle w:val="markedcontent"/>
+              </w:rPr>
+              <w:t>Manca almeno un’ora all’inizio della prima partita della giornata</w:t>
+            </w:r>
+          </w:p>
+        </w:tc>
+      </w:tr>
+      <w:tr>
+        <w:trPr>
+          <w:trHeight w:val="493"/>
+          <w:jc w:val="center"/>
+        </w:trPr>
+        <w:tc>
+          <w:tcPr>
+            <w:tcW w:w="2147" w:type="dxa"/>
+            <w:vAlign w:val="center"/>
+          </w:tcPr>
+          <w:p>
+            <w:pPr>
+              <w:rPr>
+                <w:b/>
+                <w:bCs/>
+              </w:rPr>
+            </w:pPr>
+            <w:r>
+              <w:rPr>
+                <w:b/>
+                <w:bCs/>
+              </w:rPr>
+              <w:t>Postcondizioni</w:t>
+            </w:r>
+          </w:p>
+        </w:tc>
+        <w:tc>
+          <w:tcPr>
+            <w:tcW w:w="7655" w:type="dxa"/>
+            <w:vAlign w:val="center"/>
+          </w:tcPr>
+          <w:p>
+            <w:pPr>
+              <w:rPr>
+                <w:rStyle w:val="markedcontent"/>
+              </w:rPr>
+            </w:pPr>
+            <w:r>
+              <w:rPr>
+                <w:rStyle w:val="markedcontent"/>
+              </w:rPr>
+              <w:t>La formazione inserita viene salvata dal sistema</w:t>
+            </w:r>
+          </w:p>
+        </w:tc>
+      </w:tr>
+      <w:tr>
+        <w:trPr>
+          <w:trHeight w:val="493"/>
+          <w:jc w:val="center"/>
+        </w:trPr>
+        <w:tc>
+          <w:tcPr>
+            <w:tcW w:w="2147" w:type="dxa"/>
+            <w:vAlign w:val="center"/>
+          </w:tcPr>
+          <w:p>
+            <w:pPr>
+              <w:rPr>
+                <w:b/>
+                <w:bCs/>
+              </w:rPr>
+            </w:pPr>
+            <w:r>
+              <w:rPr>
+                <w:b/>
+                <w:bCs/>
+              </w:rPr>
+              <w:t>Scenario principale</w:t>
+            </w:r>
+          </w:p>
+        </w:tc>
+        <w:tc>
+          <w:tcPr>
+            <w:tcW w:w="7655" w:type="dxa"/>
+            <w:vAlign w:val="center"/>
+          </w:tcPr>
+          <w:p>
+            <w:pPr>
+              <w:pStyle w:val="Paragrafoelenco"/>
+              <w:numPr>
+                <w:ilvl w:val="0"/>
+                <w:numId w:val="8"/>
+              </w:numPr>
+              <w:rPr>
+                <w:rStyle w:val="markedcontent"/>
+              </w:rPr>
+            </w:pPr>
+            <w:r>
+              <w:rPr>
+                <w:rStyle w:val="markedcontent"/>
+              </w:rPr>
+              <w:t>Login</w:t>
+            </w:r>
+          </w:p>
+          <w:p>
+            <w:pPr>
+              <w:pStyle w:val="Paragrafoelenco"/>
+              <w:numPr>
+                <w:ilvl w:val="0"/>
+                <w:numId w:val="8"/>
+              </w:numPr>
+              <w:rPr>
+                <w:rStyle w:val="markedcontent"/>
+              </w:rPr>
+            </w:pPr>
+            <w:r>
+              <w:rPr>
+                <w:rStyle w:val="markedcontent"/>
+              </w:rPr>
+              <w:t xml:space="preserve">Il sistema verifica se l’utente </w:t>
+            </w:r>
+            <w:r>
+              <w:rPr>
+                <w:rStyle w:val="markedcontent"/>
+              </w:rPr>
+              <w:t>ha precedentemente inserito una formazione</w:t>
+            </w:r>
+            <w:r>
+              <w:rPr>
+                <w:rStyle w:val="markedcontent"/>
+              </w:rPr>
+              <w:t xml:space="preserve"> </w:t>
+            </w:r>
+            <w:r>
+              <w:rPr>
+                <w:rStyle w:val="markedcontent"/>
+              </w:rPr>
+              <w:t>per il prossimo turno</w:t>
+            </w:r>
+            <w:r>
+              <w:rPr>
+                <w:rStyle w:val="markedcontent"/>
+              </w:rPr>
+              <w:t>, e nel caso la mostra</w:t>
+            </w:r>
+          </w:p>
+          <w:p>
+            <w:pPr>
+              <w:pStyle w:val="Paragrafoelenco"/>
+              <w:numPr>
+                <w:ilvl w:val="0"/>
+                <w:numId w:val="8"/>
+              </w:numPr>
+              <w:rPr>
+                <w:rStyle w:val="markedcontent"/>
+              </w:rPr>
+            </w:pPr>
+            <w:r>
+              <w:rPr>
+                <w:rStyle w:val="markedcontent"/>
+              </w:rPr>
+              <w:t>L’utente inserisce la formazione</w:t>
+            </w:r>
+            <w:r>
+              <w:rPr>
+                <w:rStyle w:val="markedcontent"/>
+              </w:rPr>
+              <w:t xml:space="preserve"> potendo controllare </w:t>
+            </w:r>
+            <w:r>
+              <w:rPr>
+                <w:rStyle w:val="markedcontent"/>
+              </w:rPr>
+              <w:t xml:space="preserve">per ogni giocatore della sua rosa </w:t>
+            </w:r>
+            <w:r>
+              <w:rPr>
+                <w:rStyle w:val="markedcontent"/>
+              </w:rPr>
+              <w:t xml:space="preserve">se è </w:t>
+            </w:r>
+            <w:r>
+              <w:rPr>
+                <w:rStyle w:val="markedcontent"/>
+              </w:rPr>
+              <w:t>in</w:t>
+            </w:r>
+            <w:r>
+              <w:rPr>
+                <w:rStyle w:val="markedcontent"/>
+              </w:rPr>
+              <w:t>disponibile</w:t>
+            </w:r>
+            <w:r>
+              <w:rPr>
+                <w:rStyle w:val="markedcontent"/>
+              </w:rPr>
+              <w:t xml:space="preserve"> </w:t>
+            </w:r>
+            <w:r>
+              <w:rPr>
+                <w:rStyle w:val="markedcontent"/>
+              </w:rPr>
+              <w:t xml:space="preserve">e </w:t>
+            </w:r>
+            <w:r>
+              <w:rPr>
+                <w:rStyle w:val="markedcontent"/>
+              </w:rPr>
+              <w:t>contro chi gioc</w:t>
+            </w:r>
+            <w:r>
+              <w:rPr>
+                <w:rStyle w:val="markedcontent"/>
+              </w:rPr>
+              <w:t>herà la prossima partita nel campionato LBA</w:t>
+            </w:r>
+          </w:p>
+          <w:p>
+            <w:pPr>
+              <w:pStyle w:val="Paragrafoelenco"/>
+              <w:numPr>
+                <w:ilvl w:val="0"/>
+                <w:numId w:val="8"/>
+              </w:numPr>
+              <w:rPr>
+                <w:rStyle w:val="markedcontent"/>
+              </w:rPr>
+            </w:pPr>
+            <w:r>
+              <w:rPr>
+                <w:rStyle w:val="markedcontent"/>
+              </w:rPr>
+              <w:t>L’utente salva la formazione inserita</w:t>
+            </w:r>
+          </w:p>
+        </w:tc>
+      </w:tr>
+      <w:tr>
+        <w:trPr>
+          <w:trHeight w:val="493"/>
+          <w:jc w:val="center"/>
+        </w:trPr>
+        <w:tc>
+          <w:tcPr>
+            <w:tcW w:w="2147" w:type="dxa"/>
+            <w:vAlign w:val="center"/>
+          </w:tcPr>
+          <w:p>
+            <w:pPr>
+              <w:rPr>
+                <w:b/>
+                <w:bCs/>
+              </w:rPr>
+            </w:pPr>
+            <w:r>
+              <w:rPr>
+                <w:b/>
+                <w:bCs/>
+              </w:rPr>
+              <w:t>Scenari alternativi</w:t>
+            </w:r>
+          </w:p>
+        </w:tc>
+        <w:tc>
+          <w:tcPr>
+            <w:tcW w:w="7655" w:type="dxa"/>
+            <w:vAlign w:val="center"/>
+          </w:tcPr>
+          <w:p>
+            <w:pPr>
+              <w:rPr>
+                <w:rStyle w:val="markedcontent"/>
+              </w:rPr>
+            </w:pPr>
+          </w:p>
+        </w:tc>
+      </w:tr>
+      <w:tr>
+        <w:trPr>
+          <w:trHeight w:val="493"/>
+          <w:jc w:val="center"/>
+        </w:trPr>
+        <w:tc>
+          <w:tcPr>
+            <w:tcW w:w="2147" w:type="dxa"/>
+            <w:vAlign w:val="center"/>
+          </w:tcPr>
+          <w:p>
+            <w:pPr>
+              <w:rPr>
+                <w:b/>
+                <w:bCs/>
+              </w:rPr>
+            </w:pPr>
+            <w:r>
+              <w:rPr>
+                <w:b/>
+                <w:bCs/>
+              </w:rPr>
+              <w:t>Requisiti non funzionali</w:t>
+            </w:r>
+          </w:p>
+        </w:tc>
+        <w:tc>
+          <w:tcPr>
+            <w:tcW w:w="7655" w:type="dxa"/>
+            <w:vAlign w:val="center"/>
+          </w:tcPr>
+          <w:p>
+            <w:pPr>
+              <w:rPr>
+                <w:rStyle w:val="markedcontent"/>
+              </w:rPr>
+            </w:pPr>
+            <w:r>
+              <w:rPr>
+                <w:rStyle w:val="markedcontent"/>
+              </w:rPr>
+              <w:t>Int</w:t>
+            </w:r>
+            <w:r>
+              <w:rPr>
+                <w:rStyle w:val="markedcontent"/>
+              </w:rPr>
+              <w:t>uitività nell</w:t>
+            </w:r>
+            <w:r>
+              <w:rPr>
+                <w:rStyle w:val="markedcontent"/>
+              </w:rPr>
+              <w:t>’uso delle funzionalità</w:t>
+            </w:r>
+          </w:p>
+        </w:tc>
+      </w:tr>
+      <w:tr>
+        <w:trPr>
+          <w:trHeight w:val="493"/>
+          <w:jc w:val="center"/>
+        </w:trPr>
+        <w:tc>
+          <w:tcPr>
+            <w:tcW w:w="2147" w:type="dxa"/>
+            <w:vAlign w:val="center"/>
+          </w:tcPr>
+          <w:p>
+            <w:pPr>
+              <w:rPr>
+                <w:b/>
+                <w:bCs/>
+              </w:rPr>
+            </w:pPr>
+            <w:r>
+              <w:rPr>
+                <w:b/>
+                <w:bCs/>
+              </w:rPr>
+              <w:t>Punti aperti</w:t>
+            </w:r>
+          </w:p>
+        </w:tc>
+        <w:tc>
+          <w:tcPr>
+            <w:tcW w:w="7655" w:type="dxa"/>
+            <w:vAlign w:val="center"/>
+          </w:tcPr>
+          <w:p>
+            <w:pPr>
+              <w:rPr>
+                <w:rStyle w:val="markedcontent"/>
+              </w:rPr>
+            </w:pPr>
+          </w:p>
+        </w:tc>
+      </w:tr>
     </w:tbl>
+    <w:p/>
     <w:p/>
     <w:tbl>
       <w:tblPr>
-        <w:tblStyle w:val="TableGrid"/>
+        <w:tblStyle w:val="Grigliatabella"/>
         <w:tblW w:w="9802" w:type="dxa"/>
         <w:jc w:val="center"/>
         <w:tblLook w:val="04A0" w:firstRow="1" w:lastRow="0" w:firstColumn="1" w:lastColumn="0" w:noHBand="0" w:noVBand="1"/>
@@ -6036,6 +7314,7 @@
         <w:tc>
           <w:tcPr>
             <w:tcW w:w="2147" w:type="dxa"/>
+            <w:shd w:val="clear" w:color="auto" w:fill="8EAADB" w:themeFill="accent1" w:themeFillTint="99"/>
             <w:vAlign w:val="center"/>
           </w:tcPr>
           <w:p>
@@ -6057,11 +7336,22 @@
         <w:tc>
           <w:tcPr>
             <w:tcW w:w="7655" w:type="dxa"/>
-            <w:vAlign w:val="center"/>
-          </w:tcPr>
-          <w:p>
-            <w:r>
-              <w:t>Inserimento formazione</w:t>
+            <w:shd w:val="clear" w:color="auto" w:fill="8EAADB" w:themeFill="accent1" w:themeFillTint="99"/>
+            <w:vAlign w:val="center"/>
+          </w:tcPr>
+          <w:p>
+            <w:pPr>
+              <w:rPr>
+                <w:b/>
+                <w:bCs/>
+              </w:rPr>
+            </w:pPr>
+            <w:r>
+              <w:rPr>
+                <w:b/>
+                <w:bCs/>
+              </w:rPr>
+              <w:t>Visualizza info giocatori</w:t>
             </w:r>
           </w:p>
         </w:tc>
@@ -6107,25 +7397,85 @@
               <w:rPr>
                 <w:rStyle w:val="markedcontent"/>
               </w:rPr>
-              <w:t>Permette ad un utente di inserire la propria formazione</w:t>
-            </w:r>
-            <w:r>
-              <w:rPr>
-                <w:rStyle w:val="markedcontent"/>
-              </w:rPr>
-              <w:t xml:space="preserve"> per </w:t>
-            </w:r>
-            <w:r>
-              <w:rPr>
-                <w:rStyle w:val="markedcontent"/>
-              </w:rPr>
-              <w:t xml:space="preserve">lo scontro diretto </w:t>
-            </w:r>
-            <w:r>
-              <w:rPr>
-                <w:rStyle w:val="markedcontent"/>
-              </w:rPr>
-              <w:t>della prossima giornata.</w:t>
+              <w:t>Permett</w:t>
+            </w:r>
+            <w:r>
+              <w:rPr>
+                <w:rStyle w:val="markedcontent"/>
+              </w:rPr>
+              <w:t>e</w:t>
+            </w:r>
+            <w:r>
+              <w:rPr>
+                <w:rStyle w:val="markedcontent"/>
+              </w:rPr>
+              <w:t xml:space="preserve"> di visua</w:t>
+            </w:r>
+            <w:r>
+              <w:rPr>
+                <w:rStyle w:val="markedcontent"/>
+              </w:rPr>
+              <w:t xml:space="preserve">lizzare </w:t>
+            </w:r>
+            <w:r>
+              <w:rPr>
+                <w:rStyle w:val="markedcontent"/>
+              </w:rPr>
+              <w:t>per ogni giocatore della propria rosa la disponibilità</w:t>
+            </w:r>
+            <w:r>
+              <w:rPr>
+                <w:rStyle w:val="markedcontent"/>
+              </w:rPr>
+              <w:t xml:space="preserve"> e </w:t>
+            </w:r>
+            <w:r>
+              <w:rPr>
+                <w:rStyle w:val="markedcontent"/>
+              </w:rPr>
+              <w:t xml:space="preserve">l’avversario che dovrà affrontare </w:t>
+            </w:r>
+            <w:r>
+              <w:rPr>
+                <w:rStyle w:val="markedcontent"/>
+              </w:rPr>
+              <w:t>nel</w:t>
+            </w:r>
+            <w:r>
+              <w:rPr>
+                <w:rStyle w:val="markedcontent"/>
+              </w:rPr>
+              <w:t>la</w:t>
+            </w:r>
+            <w:r>
+              <w:rPr>
+                <w:rStyle w:val="markedcontent"/>
+              </w:rPr>
+              <w:t xml:space="preserve"> prossim</w:t>
+            </w:r>
+            <w:r>
+              <w:rPr>
+                <w:rStyle w:val="markedcontent"/>
+              </w:rPr>
+              <w:t>a</w:t>
+            </w:r>
+            <w:r>
+              <w:rPr>
+                <w:rStyle w:val="markedcontent"/>
+              </w:rPr>
+              <w:t xml:space="preserve"> </w:t>
+            </w:r>
+            <w:r>
+              <w:rPr>
+                <w:rStyle w:val="markedcontent"/>
+              </w:rPr>
+              <w:t xml:space="preserve">partita </w:t>
+            </w:r>
+            <w:r>
+              <w:rPr>
+                <w:rStyle w:val="markedcontent"/>
+              </w:rPr>
+              <w:t>di campionato LBA</w:t>
             </w:r>
           </w:p>
         </w:tc>
@@ -6217,7 +7567,7 @@
               <w:rPr>
                 <w:rStyle w:val="markedcontent"/>
               </w:rPr>
-              <w:t>Visualizza info giocatori, Login</w:t>
+              <w:t>Inserimento formazione</w:t>
             </w:r>
           </w:p>
         </w:tc>
@@ -6255,39 +7605,10 @@
           </w:tcPr>
           <w:p>
             <w:pPr>
-              <w:pStyle w:val="ListParagraph"/>
-              <w:numPr>
-                <w:ilvl w:val="0"/>
-                <w:numId w:val="9"/>
-              </w:numPr>
-              <w:rPr>
-                <w:rStyle w:val="markedcontent"/>
-              </w:rPr>
-            </w:pPr>
-            <w:r>
-              <w:rPr>
-                <w:rStyle w:val="markedcontent"/>
-              </w:rPr>
-              <w:t>L’utente fa parte di un campionato</w:t>
-            </w:r>
-          </w:p>
-          <w:p>
-            <w:pPr>
-              <w:pStyle w:val="ListParagraph"/>
-              <w:numPr>
-                <w:ilvl w:val="0"/>
-                <w:numId w:val="9"/>
-              </w:numPr>
-              <w:rPr>
-                <w:rStyle w:val="markedcontent"/>
-              </w:rPr>
-            </w:pPr>
-            <w:r>
-              <w:rPr>
-                <w:rStyle w:val="markedcontent"/>
-              </w:rPr>
-              <w:t>Manca almeno un’ora all’inizio della prima partita della giornata</w:t>
-            </w:r>
+              <w:rPr>
+                <w:rStyle w:val="markedcontent"/>
+              </w:rPr>
+            </w:pPr>
           </w:p>
         </w:tc>
       </w:tr>
@@ -6328,12 +7649,6 @@
                 <w:rStyle w:val="markedcontent"/>
               </w:rPr>
             </w:pPr>
-            <w:r>
-              <w:rPr>
-                <w:rStyle w:val="markedcontent"/>
-              </w:rPr>
-              <w:t>La formazione inserita viene salvata dal sistema</w:t>
-            </w:r>
           </w:p>
         </w:tc>
       </w:tr>
@@ -6370,10 +7685,10 @@
           </w:tcPr>
           <w:p>
             <w:pPr>
-              <w:pStyle w:val="ListParagraph"/>
+              <w:pStyle w:val="Paragrafoelenco"/>
               <w:numPr>
                 <w:ilvl w:val="0"/>
-                <w:numId w:val="8"/>
+                <w:numId w:val="10"/>
               </w:numPr>
               <w:rPr>
                 <w:rStyle w:val="markedcontent"/>
@@ -6383,15 +7698,39 @@
               <w:rPr>
                 <w:rStyle w:val="markedcontent"/>
               </w:rPr>
-              <w:t>Login</w:t>
-            </w:r>
-          </w:p>
-          <w:p>
-            <w:pPr>
-              <w:pStyle w:val="ListParagraph"/>
+              <w:t>L’utente selezion</w:t>
+            </w:r>
+            <w:r>
+              <w:rPr>
+                <w:rStyle w:val="markedcontent"/>
+              </w:rPr>
+              <w:t>a</w:t>
+            </w:r>
+            <w:r>
+              <w:rPr>
+                <w:rStyle w:val="markedcontent"/>
+              </w:rPr>
+              <w:t xml:space="preserve"> un giocato</w:t>
+            </w:r>
+            <w:r>
+              <w:rPr>
+                <w:rStyle w:val="markedcontent"/>
+              </w:rPr>
+              <w:t xml:space="preserve">re della propria rosa di cui vuole </w:t>
+            </w:r>
+            <w:r>
+              <w:rPr>
+                <w:rStyle w:val="markedcontent"/>
+              </w:rPr>
+              <w:t>visualizzare le informazioni</w:t>
+            </w:r>
+          </w:p>
+          <w:p>
+            <w:pPr>
+              <w:pStyle w:val="Paragrafoelenco"/>
               <w:numPr>
                 <w:ilvl w:val="0"/>
-                <w:numId w:val="8"/>
+                <w:numId w:val="10"/>
               </w:numPr>
               <w:rPr>
                 <w:rStyle w:val="markedcontent"/>
@@ -6401,121 +7740,19 @@
               <w:rPr>
                 <w:rStyle w:val="markedcontent"/>
               </w:rPr>
-              <w:t xml:space="preserve">Il sistema verifica se l’utente </w:t>
-            </w:r>
-            <w:r>
-              <w:rPr>
-                <w:rStyle w:val="markedcontent"/>
-              </w:rPr>
-              <w:t>ha precedentemente inserito una formazione</w:t>
-            </w:r>
-            <w:r>
-              <w:rPr>
-                <w:rStyle w:val="markedcontent"/>
-              </w:rPr>
-              <w:t xml:space="preserve"> </w:t>
-            </w:r>
-            <w:r>
-              <w:rPr>
-                <w:rStyle w:val="markedcontent"/>
-              </w:rPr>
-              <w:t>per il prossimo turno</w:t>
-            </w:r>
-            <w:r>
-              <w:rPr>
-                <w:rStyle w:val="markedcontent"/>
-              </w:rPr>
-              <w:t>, e nel caso la mostra</w:t>
-            </w:r>
-          </w:p>
-          <w:p>
-            <w:pPr>
-              <w:pStyle w:val="ListParagraph"/>
-              <w:numPr>
-                <w:ilvl w:val="0"/>
-                <w:numId w:val="8"/>
-              </w:numPr>
-              <w:rPr>
-                <w:rStyle w:val="markedcontent"/>
-              </w:rPr>
-            </w:pPr>
-            <w:r>
-              <w:rPr>
-                <w:rStyle w:val="markedcontent"/>
-              </w:rPr>
-              <w:t>L’utente inserisce la formazione</w:t>
-            </w:r>
-            <w:r>
-              <w:rPr>
-                <w:rStyle w:val="markedcontent"/>
-              </w:rPr>
-              <w:t xml:space="preserve"> potendo controllare </w:t>
-            </w:r>
-            <w:r>
-              <w:rPr>
-                <w:rStyle w:val="markedcontent"/>
-              </w:rPr>
-              <w:t xml:space="preserve">per ogni giocatore della sua rosa </w:t>
-            </w:r>
-            <w:r>
-              <w:rPr>
-                <w:rStyle w:val="markedcontent"/>
-              </w:rPr>
-              <w:t xml:space="preserve">se è </w:t>
-            </w:r>
-            <w:r>
-              <w:rPr>
-                <w:rStyle w:val="markedcontent"/>
-              </w:rPr>
-              <w:t>in</w:t>
-            </w:r>
-            <w:r>
-              <w:rPr>
-                <w:rStyle w:val="markedcontent"/>
-              </w:rPr>
-              <w:t>disponibile</w:t>
-            </w:r>
-            <w:r>
-              <w:rPr>
-                <w:rStyle w:val="markedcontent"/>
-              </w:rPr>
-              <w:t xml:space="preserve"> </w:t>
-            </w:r>
-            <w:r>
-              <w:rPr>
-                <w:rStyle w:val="markedcontent"/>
-              </w:rPr>
-              <w:t xml:space="preserve">e </w:t>
-            </w:r>
-            <w:r>
-              <w:rPr>
-                <w:rStyle w:val="markedcontent"/>
-              </w:rPr>
-              <w:t>contro chi gioc</w:t>
-            </w:r>
-            <w:r>
-              <w:rPr>
-                <w:rStyle w:val="markedcontent"/>
-              </w:rPr>
-              <w:t>herà la prossima partita nel campionato LBA</w:t>
-            </w:r>
-          </w:p>
-          <w:p>
-            <w:pPr>
-              <w:pStyle w:val="ListParagraph"/>
-              <w:numPr>
-                <w:ilvl w:val="0"/>
-                <w:numId w:val="8"/>
-              </w:numPr>
-              <w:rPr>
-                <w:rStyle w:val="markedcontent"/>
-              </w:rPr>
-            </w:pPr>
-            <w:r>
-              <w:rPr>
-                <w:rStyle w:val="markedcontent"/>
-              </w:rPr>
-              <w:t>L’utente salva la formazione inserita</w:t>
+              <w:t>L’applicazione mostra all’utente le informazion</w:t>
+            </w:r>
+            <w:r>
+              <w:rPr>
+                <w:rStyle w:val="markedcontent"/>
+              </w:rPr>
+              <w:t>i</w:t>
+            </w:r>
+            <w:r>
+              <w:rPr>
+                <w:rStyle w:val="markedcontent"/>
+              </w:rPr>
+              <w:t xml:space="preserve"> per il giocatore richiesto</w:t>
             </w:r>
           </w:p>
         </w:tc>
@@ -6601,19 +7838,7 @@
               <w:rPr>
                 <w:rStyle w:val="markedcontent"/>
               </w:rPr>
-              <w:t>Int</w:t>
-            </w:r>
-            <w:r>
-              <w:rPr>
-                <w:rStyle w:val="markedcontent"/>
-              </w:rPr>
-              <w:t>uitività nell</w:t>
-            </w:r>
-            <w:r>
-              <w:rPr>
-                <w:rStyle w:val="markedcontent"/>
-              </w:rPr>
-              <w:t>’uso delle funzionalità</w:t>
+              <w:t>Intuitività nell’uso delle funzionalità</w:t>
             </w:r>
           </w:p>
         </w:tc>
@@ -6663,7 +7888,7 @@
     <w:p/>
     <w:tbl>
       <w:tblPr>
-        <w:tblStyle w:val="TableGrid"/>
+        <w:tblStyle w:val="Grigliatabella"/>
         <w:tblW w:w="9802" w:type="dxa"/>
         <w:jc w:val="center"/>
         <w:tblLook w:val="04A0" w:firstRow="1" w:lastRow="0" w:firstColumn="1" w:lastColumn="0" w:noHBand="0" w:noVBand="1"/>
@@ -6680,20 +7905,22 @@
         <w:tc>
           <w:tcPr>
             <w:tcW w:w="2147" w:type="dxa"/>
-            <w:vAlign w:val="center"/>
-          </w:tcPr>
-          <w:p>
-            <w:pPr>
-              <w:rPr>
-                <w:b/>
-                <w:bCs/>
-              </w:rPr>
-            </w:pPr>
-            <w:r>
-              <w:rPr>
-                <w:b/>
-                <w:bCs/>
-              </w:rPr>
+            <w:shd w:val="clear" w:color="auto" w:fill="8EAADB" w:themeFill="accent1" w:themeFillTint="99"/>
+            <w:vAlign w:val="center"/>
+          </w:tcPr>
+          <w:p>
+            <w:pPr>
+              <w:rPr>
+                <w:b/>
+                <w:bCs/>
+              </w:rPr>
+            </w:pPr>
+            <w:r>
+              <w:rPr>
+                <w:b/>
+                <w:bCs/>
+              </w:rPr>
+              <w:lastRenderedPageBreak/>
               <w:t>Titolo</w:t>
             </w:r>
           </w:p>
@@ -6701,11 +7928,22 @@
         <w:tc>
           <w:tcPr>
             <w:tcW w:w="7655" w:type="dxa"/>
-            <w:vAlign w:val="center"/>
-          </w:tcPr>
-          <w:p>
-            <w:r>
-              <w:t>Visualizza info giocatori</w:t>
+            <w:shd w:val="clear" w:color="auto" w:fill="8EAADB" w:themeFill="accent1" w:themeFillTint="99"/>
+            <w:vAlign w:val="center"/>
+          </w:tcPr>
+          <w:p>
+            <w:pPr>
+              <w:rPr>
+                <w:b/>
+                <w:bCs/>
+              </w:rPr>
+            </w:pPr>
+            <w:r>
+              <w:rPr>
+                <w:b/>
+                <w:bCs/>
+              </w:rPr>
+              <w:t>Vista campionato</w:t>
             </w:r>
           </w:p>
         </w:tc>
@@ -6751,85 +7989,67 @@
               <w:rPr>
                 <w:rStyle w:val="markedcontent"/>
               </w:rPr>
-              <w:t>Permett</w:t>
-            </w:r>
-            <w:r>
-              <w:rPr>
-                <w:rStyle w:val="markedcontent"/>
-              </w:rPr>
-              <w:t>e</w:t>
-            </w:r>
-            <w:r>
-              <w:rPr>
-                <w:rStyle w:val="markedcontent"/>
-              </w:rPr>
-              <w:t xml:space="preserve"> di visua</w:t>
-            </w:r>
-            <w:r>
-              <w:rPr>
-                <w:rStyle w:val="markedcontent"/>
-              </w:rPr>
-              <w:t xml:space="preserve">lizzare </w:t>
-            </w:r>
-            <w:r>
-              <w:rPr>
-                <w:rStyle w:val="markedcontent"/>
-              </w:rPr>
-              <w:t>per ogni giocatore della propria rosa la disponibilità</w:t>
-            </w:r>
-            <w:r>
-              <w:rPr>
-                <w:rStyle w:val="markedcontent"/>
-              </w:rPr>
-              <w:t xml:space="preserve"> e </w:t>
-            </w:r>
-            <w:r>
-              <w:rPr>
-                <w:rStyle w:val="markedcontent"/>
-              </w:rPr>
-              <w:t xml:space="preserve">l’avversario che dovrà affrontare </w:t>
-            </w:r>
-            <w:r>
-              <w:rPr>
-                <w:rStyle w:val="markedcontent"/>
-              </w:rPr>
-              <w:t>nel</w:t>
-            </w:r>
-            <w:r>
-              <w:rPr>
-                <w:rStyle w:val="markedcontent"/>
-              </w:rPr>
-              <w:t>la</w:t>
-            </w:r>
-            <w:r>
-              <w:rPr>
-                <w:rStyle w:val="markedcontent"/>
-              </w:rPr>
-              <w:t xml:space="preserve"> prossim</w:t>
-            </w:r>
-            <w:r>
-              <w:rPr>
-                <w:rStyle w:val="markedcontent"/>
-              </w:rPr>
-              <w:t>a</w:t>
-            </w:r>
-            <w:r>
-              <w:rPr>
-                <w:rStyle w:val="markedcontent"/>
-              </w:rPr>
-              <w:t xml:space="preserve"> </w:t>
-            </w:r>
-            <w:r>
-              <w:rPr>
-                <w:rStyle w:val="markedcontent"/>
-              </w:rPr>
-              <w:t xml:space="preserve">partita </w:t>
-            </w:r>
-            <w:r>
-              <w:rPr>
-                <w:rStyle w:val="markedcontent"/>
-              </w:rPr>
-              <w:t>di campionato LBA</w:t>
+              <w:t xml:space="preserve">Permette all’utente </w:t>
+            </w:r>
+            <w:r>
+              <w:rPr>
+                <w:rStyle w:val="markedcontent"/>
+              </w:rPr>
+              <w:t>d</w:t>
+            </w:r>
+            <w:r>
+              <w:rPr>
+                <w:rStyle w:val="markedcontent"/>
+              </w:rPr>
+              <w:t>i visualizz</w:t>
+            </w:r>
+            <w:r>
+              <w:rPr>
+                <w:rStyle w:val="markedcontent"/>
+              </w:rPr>
+              <w:t xml:space="preserve">are la classifica del campionato, i risultati </w:t>
+            </w:r>
+            <w:r>
+              <w:rPr>
+                <w:rStyle w:val="markedcontent"/>
+              </w:rPr>
+              <w:t xml:space="preserve">degli scontri diretti </w:t>
+            </w:r>
+            <w:r>
+              <w:rPr>
+                <w:rStyle w:val="markedcontent"/>
+              </w:rPr>
+              <w:t>de</w:t>
+            </w:r>
+            <w:r>
+              <w:rPr>
+                <w:rStyle w:val="markedcontent"/>
+              </w:rPr>
+              <w:t>lle giornate p</w:t>
+            </w:r>
+            <w:r>
+              <w:rPr>
+                <w:rStyle w:val="markedcontent"/>
+              </w:rPr>
+              <w:t xml:space="preserve">assate, </w:t>
+            </w:r>
+            <w:r>
+              <w:rPr>
+                <w:rStyle w:val="markedcontent"/>
+              </w:rPr>
+              <w:t>il</w:t>
+            </w:r>
+            <w:r>
+              <w:rPr>
+                <w:rStyle w:val="markedcontent"/>
+              </w:rPr>
+              <w:t xml:space="preserve"> calendario del campionato e le statistiche dei giocatori</w:t>
+            </w:r>
+            <w:r>
+              <w:rPr>
+                <w:rStyle w:val="markedcontent"/>
+              </w:rPr>
+              <w:t xml:space="preserve"> dall’inizio del campionato</w:t>
             </w:r>
           </w:p>
         </w:tc>
@@ -6921,7 +8141,7 @@
               <w:rPr>
                 <w:rStyle w:val="markedcontent"/>
               </w:rPr>
-              <w:t>Inserimento formazione</w:t>
+              <w:t>Login</w:t>
             </w:r>
           </w:p>
         </w:tc>
@@ -6959,10 +8179,75 @@
           </w:tcPr>
           <w:p>
             <w:pPr>
-              <w:rPr>
-                <w:rStyle w:val="markedcontent"/>
-              </w:rPr>
-            </w:pPr>
+              <w:pStyle w:val="Paragrafoelenco"/>
+              <w:numPr>
+                <w:ilvl w:val="0"/>
+                <w:numId w:val="11"/>
+              </w:numPr>
+              <w:rPr>
+                <w:rStyle w:val="markedcontent"/>
+              </w:rPr>
+            </w:pPr>
+            <w:r>
+              <w:rPr>
+                <w:rStyle w:val="markedcontent"/>
+              </w:rPr>
+              <w:t>L’utente fa parte di un campionato</w:t>
+            </w:r>
+          </w:p>
+          <w:p>
+            <w:pPr>
+              <w:pStyle w:val="Paragrafoelenco"/>
+              <w:numPr>
+                <w:ilvl w:val="0"/>
+                <w:numId w:val="11"/>
+              </w:numPr>
+              <w:rPr>
+                <w:rStyle w:val="markedcontent"/>
+              </w:rPr>
+            </w:pPr>
+            <w:r>
+              <w:rPr>
+                <w:rStyle w:val="markedcontent"/>
+              </w:rPr>
+              <w:t xml:space="preserve">Le statistiche </w:t>
+            </w:r>
+            <w:r>
+              <w:rPr>
+                <w:rStyle w:val="markedcontent"/>
+              </w:rPr>
+              <w:t xml:space="preserve">dei giocatori </w:t>
+            </w:r>
+            <w:r>
+              <w:rPr>
+                <w:rStyle w:val="markedcontent"/>
+              </w:rPr>
+              <w:t>sono state scaricate</w:t>
+            </w:r>
+          </w:p>
+          <w:p>
+            <w:pPr>
+              <w:pStyle w:val="Paragrafoelenco"/>
+              <w:numPr>
+                <w:ilvl w:val="0"/>
+                <w:numId w:val="11"/>
+              </w:numPr>
+              <w:rPr>
+                <w:rStyle w:val="markedcontent"/>
+              </w:rPr>
+            </w:pPr>
+            <w:r>
+              <w:rPr>
+                <w:rStyle w:val="markedcontent"/>
+              </w:rPr>
+              <w:t>Il calendario</w:t>
+            </w:r>
+            <w:r>
+              <w:rPr>
+                <w:rStyle w:val="markedcontent"/>
+              </w:rPr>
+              <w:t xml:space="preserve"> è stato generato</w:t>
+            </w:r>
           </w:p>
         </w:tc>
       </w:tr>
@@ -7039,10 +8324,10 @@
           </w:tcPr>
           <w:p>
             <w:pPr>
-              <w:pStyle w:val="ListParagraph"/>
+              <w:pStyle w:val="Paragrafoelenco"/>
               <w:numPr>
                 <w:ilvl w:val="0"/>
-                <w:numId w:val="10"/>
+                <w:numId w:val="12"/>
               </w:numPr>
               <w:rPr>
                 <w:rStyle w:val="markedcontent"/>
@@ -7052,39 +8337,15 @@
               <w:rPr>
                 <w:rStyle w:val="markedcontent"/>
               </w:rPr>
-              <w:t>L’utente selezion</w:t>
-            </w:r>
-            <w:r>
-              <w:rPr>
-                <w:rStyle w:val="markedcontent"/>
-              </w:rPr>
-              <w:t>a</w:t>
-            </w:r>
-            <w:r>
-              <w:rPr>
-                <w:rStyle w:val="markedcontent"/>
-              </w:rPr>
-              <w:t xml:space="preserve"> un giocato</w:t>
-            </w:r>
-            <w:r>
-              <w:rPr>
-                <w:rStyle w:val="markedcontent"/>
-              </w:rPr>
-              <w:t xml:space="preserve">re della propria rosa di cui vuole </w:t>
-            </w:r>
-            <w:r>
-              <w:rPr>
-                <w:rStyle w:val="markedcontent"/>
-              </w:rPr>
-              <w:t>visualizzare le informazioni</w:t>
-            </w:r>
-          </w:p>
-          <w:p>
-            <w:pPr>
-              <w:pStyle w:val="ListParagraph"/>
+              <w:t>Login</w:t>
+            </w:r>
+          </w:p>
+          <w:p>
+            <w:pPr>
+              <w:pStyle w:val="Paragrafoelenco"/>
               <w:numPr>
                 <w:ilvl w:val="0"/>
-                <w:numId w:val="10"/>
+                <w:numId w:val="12"/>
               </w:numPr>
               <w:rPr>
                 <w:rStyle w:val="markedcontent"/>
@@ -7094,7 +8355,115 @@
               <w:rPr>
                 <w:rStyle w:val="markedcontent"/>
               </w:rPr>
-              <w:t>L’applicazione mostra all’utente le informazion</w:t>
+              <w:t>All’</w:t>
+            </w:r>
+            <w:r>
+              <w:rPr>
+                <w:rStyle w:val="markedcontent"/>
+              </w:rPr>
+              <w:t xml:space="preserve">utente </w:t>
+            </w:r>
+            <w:r>
+              <w:rPr>
+                <w:rStyle w:val="markedcontent"/>
+              </w:rPr>
+              <w:t>viene presentato un menù</w:t>
+            </w:r>
+            <w:r>
+              <w:rPr>
+                <w:rStyle w:val="markedcontent"/>
+              </w:rPr>
+              <w:t>, dove è possibile</w:t>
+            </w:r>
+            <w:r>
+              <w:rPr>
+                <w:rStyle w:val="markedcontent"/>
+              </w:rPr>
+              <w:t xml:space="preserve"> scegliere</w:t>
+            </w:r>
+            <w:r>
+              <w:rPr>
+                <w:rStyle w:val="markedcontent"/>
+              </w:rPr>
+              <w:t xml:space="preserve"> </w:t>
+            </w:r>
+            <w:r>
+              <w:rPr>
+                <w:rStyle w:val="markedcontent"/>
+              </w:rPr>
+              <w:t>che cosa visualizzare tra classifica del campionato,</w:t>
+            </w:r>
+            <w:r>
+              <w:rPr>
+                <w:rStyle w:val="markedcontent"/>
+              </w:rPr>
+              <w:t xml:space="preserve"> statistiche dei giocatori,</w:t>
+            </w:r>
+            <w:r>
+              <w:rPr>
+                <w:rStyle w:val="markedcontent"/>
+              </w:rPr>
+              <w:t xml:space="preserve"> </w:t>
+            </w:r>
+            <w:r>
+              <w:rPr>
+                <w:rStyle w:val="markedcontent"/>
+              </w:rPr>
+              <w:t>calendario</w:t>
+            </w:r>
+            <w:r>
+              <w:rPr>
+                <w:rStyle w:val="markedcontent"/>
+              </w:rPr>
+              <w:t>,</w:t>
+            </w:r>
+            <w:r>
+              <w:rPr>
+                <w:rStyle w:val="markedcontent"/>
+              </w:rPr>
+              <w:t xml:space="preserve"> risultati</w:t>
+            </w:r>
+            <w:r>
+              <w:rPr>
+                <w:rStyle w:val="markedcontent"/>
+              </w:rPr>
+              <w:t xml:space="preserve"> e rose degli altri utenti</w:t>
+            </w:r>
+          </w:p>
+          <w:p>
+            <w:pPr>
+              <w:pStyle w:val="Paragrafoelenco"/>
+              <w:numPr>
+                <w:ilvl w:val="0"/>
+                <w:numId w:val="12"/>
+              </w:numPr>
+              <w:rPr>
+                <w:rStyle w:val="markedcontent"/>
+              </w:rPr>
+            </w:pPr>
+            <w:r>
+              <w:rPr>
+                <w:rStyle w:val="markedcontent"/>
+              </w:rPr>
+              <w:t>L’utente sceglie di visualizzare la classifica</w:t>
+            </w:r>
+          </w:p>
+          <w:p>
+            <w:pPr>
+              <w:pStyle w:val="Paragrafoelenco"/>
+              <w:numPr>
+                <w:ilvl w:val="0"/>
+                <w:numId w:val="12"/>
+              </w:numPr>
+              <w:rPr>
+                <w:rStyle w:val="markedcontent"/>
+              </w:rPr>
+            </w:pPr>
+            <w:r>
+              <w:rPr>
+                <w:rStyle w:val="markedcontent"/>
+              </w:rPr>
+              <w:t>L’appl</w:t>
             </w:r>
             <w:r>
               <w:rPr>
@@ -7106,7 +8475,25 @@
               <w:rPr>
                 <w:rStyle w:val="markedcontent"/>
               </w:rPr>
-              <w:t xml:space="preserve"> per il giocatore richiesto</w:t>
+              <w:t xml:space="preserve">cazione mostra all’utente </w:t>
+            </w:r>
+            <w:r>
+              <w:rPr>
+                <w:rStyle w:val="markedcontent"/>
+              </w:rPr>
+              <w:t>ciò che ha</w:t>
+            </w:r>
+            <w:r>
+              <w:rPr>
+                <w:rStyle w:val="markedcontent"/>
+              </w:rPr>
+              <w:t xml:space="preserve"> richiest</w:t>
+            </w:r>
+            <w:r>
+              <w:rPr>
+                <w:rStyle w:val="markedcontent"/>
+              </w:rPr>
+              <w:t>o</w:t>
             </w:r>
           </w:p>
         </w:tc>
@@ -7148,6 +8535,218 @@
                 <w:rStyle w:val="markedcontent"/>
               </w:rPr>
             </w:pPr>
+            <w:r>
+              <w:rPr>
+                <w:rStyle w:val="markedcontent"/>
+              </w:rPr>
+              <w:t xml:space="preserve">      </w:t>
+            </w:r>
+            <w:r>
+              <w:rPr>
+                <w:rStyle w:val="markedcontent"/>
+              </w:rPr>
+              <w:t>Scenario A</w:t>
+            </w:r>
+            <w:r>
+              <w:rPr>
+                <w:rStyle w:val="markedcontent"/>
+              </w:rPr>
+              <w:t>:</w:t>
+            </w:r>
+          </w:p>
+          <w:p>
+            <w:pPr>
+              <w:rPr>
+                <w:rStyle w:val="markedcontent"/>
+              </w:rPr>
+            </w:pPr>
+            <w:r>
+              <w:rPr>
+                <w:rStyle w:val="markedcontent"/>
+              </w:rPr>
+              <w:t xml:space="preserve">       </w:t>
+            </w:r>
+            <w:r>
+              <w:rPr>
+                <w:rStyle w:val="markedcontent"/>
+              </w:rPr>
+              <w:t>3</w:t>
+            </w:r>
+            <w:r>
+              <w:rPr>
+                <w:rStyle w:val="markedcontent"/>
+              </w:rPr>
+              <w:t xml:space="preserve">.    </w:t>
+            </w:r>
+            <w:r>
+              <w:rPr>
+                <w:rStyle w:val="markedcontent"/>
+              </w:rPr>
+              <w:t>L’utente sceglie di visualizzare le statistiche dei giocatori</w:t>
+            </w:r>
+            <w:r>
+              <w:rPr>
+                <w:rStyle w:val="markedcontent"/>
+              </w:rPr>
+              <w:t>, si continua dal</w:t>
+            </w:r>
+          </w:p>
+          <w:p>
+            <w:pPr>
+              <w:ind w:left="720"/>
+              <w:rPr>
+                <w:rStyle w:val="markedcontent"/>
+              </w:rPr>
+            </w:pPr>
+            <w:r>
+              <w:rPr>
+                <w:rStyle w:val="markedcontent"/>
+              </w:rPr>
+              <w:t>p</w:t>
+            </w:r>
+            <w:r>
+              <w:rPr>
+                <w:rStyle w:val="markedcontent"/>
+              </w:rPr>
+              <w:t xml:space="preserve">unto </w:t>
+            </w:r>
+            <w:r>
+              <w:rPr>
+                <w:rStyle w:val="markedcontent"/>
+              </w:rPr>
+              <w:t>4</w:t>
+            </w:r>
+            <w:r>
+              <w:rPr>
+                <w:rStyle w:val="markedcontent"/>
+              </w:rPr>
+              <w:t xml:space="preserve"> dello scenario principale</w:t>
+            </w:r>
+          </w:p>
+          <w:p>
+            <w:pPr>
+              <w:rPr>
+                <w:rStyle w:val="markedcontent"/>
+              </w:rPr>
+            </w:pPr>
+            <w:r>
+              <w:rPr>
+                <w:rStyle w:val="markedcontent"/>
+              </w:rPr>
+              <w:t xml:space="preserve">      Scenario B:</w:t>
+            </w:r>
+          </w:p>
+          <w:p>
+            <w:pPr>
+              <w:rPr>
+                <w:rStyle w:val="markedcontent"/>
+              </w:rPr>
+            </w:pPr>
+            <w:r>
+              <w:rPr>
+                <w:rStyle w:val="markedcontent"/>
+              </w:rPr>
+              <w:t xml:space="preserve">       </w:t>
+            </w:r>
+            <w:r>
+              <w:rPr>
+                <w:rStyle w:val="markedcontent"/>
+              </w:rPr>
+              <w:t>3</w:t>
+            </w:r>
+            <w:r>
+              <w:rPr>
+                <w:rStyle w:val="markedcontent"/>
+              </w:rPr>
+              <w:t>.    L’utente sceglie di visualizzare il calendario e i risultati</w:t>
+            </w:r>
+            <w:r>
+              <w:rPr>
+                <w:rStyle w:val="markedcontent"/>
+              </w:rPr>
+              <w:t>, si continua dal</w:t>
+            </w:r>
+            <w:r>
+              <w:rPr>
+                <w:rStyle w:val="markedcontent"/>
+              </w:rPr>
+              <w:t xml:space="preserve"> </w:t>
+            </w:r>
+          </w:p>
+          <w:p>
+            <w:pPr>
+              <w:rPr>
+                <w:rStyle w:val="markedcontent"/>
+              </w:rPr>
+            </w:pPr>
+            <w:r>
+              <w:rPr>
+                <w:rStyle w:val="markedcontent"/>
+              </w:rPr>
+              <w:t xml:space="preserve">              </w:t>
+            </w:r>
+            <w:r>
+              <w:rPr>
+                <w:rStyle w:val="markedcontent"/>
+              </w:rPr>
+              <w:t xml:space="preserve">punto </w:t>
+            </w:r>
+            <w:r>
+              <w:rPr>
+                <w:rStyle w:val="markedcontent"/>
+              </w:rPr>
+              <w:t>4</w:t>
+            </w:r>
+            <w:r>
+              <w:rPr>
+                <w:rStyle w:val="markedcontent"/>
+              </w:rPr>
+              <w:t xml:space="preserve"> </w:t>
+            </w:r>
+            <w:r>
+              <w:rPr>
+                <w:rStyle w:val="markedcontent"/>
+              </w:rPr>
+              <w:t>dello scenario principale</w:t>
+            </w:r>
+            <w:r>
+              <w:rPr>
+                <w:rStyle w:val="markedcontent"/>
+              </w:rPr>
+              <w:t xml:space="preserve">    </w:t>
+            </w:r>
+          </w:p>
+          <w:p>
+            <w:pPr>
+              <w:rPr>
+                <w:rStyle w:val="markedcontent"/>
+              </w:rPr>
+            </w:pPr>
+            <w:r>
+              <w:rPr>
+                <w:rStyle w:val="markedcontent"/>
+              </w:rPr>
+              <w:t xml:space="preserve">      </w:t>
+            </w:r>
+            <w:r>
+              <w:rPr>
+                <w:rStyle w:val="markedcontent"/>
+              </w:rPr>
+              <w:t>Scenario C:</w:t>
+            </w:r>
+          </w:p>
+          <w:p>
+            <w:pPr>
+              <w:rPr>
+                <w:rStyle w:val="markedcontent"/>
+              </w:rPr>
+            </w:pPr>
+            <w:r>
+              <w:rPr>
+                <w:rStyle w:val="markedcontent"/>
+              </w:rPr>
+              <w:t xml:space="preserve">       3.    L’utente sceglie di visualizzare le rose degli altri utenti della lega</w:t>
+            </w:r>
           </w:p>
         </w:tc>
       </w:tr>
@@ -7192,7 +8791,13 @@
               <w:rPr>
                 <w:rStyle w:val="markedcontent"/>
               </w:rPr>
-              <w:t>Intuitività nell’uso delle funzionalità</w:t>
+              <w:t xml:space="preserve">Intuitività nell’uso </w:t>
+            </w:r>
+            <w:r>
+              <w:rPr>
+                <w:rStyle w:val="markedcontent"/>
+              </w:rPr>
+              <w:t>delle funzionalità</w:t>
             </w:r>
           </w:p>
         </w:tc>
@@ -7241,7 +8846,7 @@
     <w:p/>
     <w:tbl>
       <w:tblPr>
-        <w:tblStyle w:val="TableGrid"/>
+        <w:tblStyle w:val="Grigliatabella"/>
         <w:tblW w:w="9802" w:type="dxa"/>
         <w:jc w:val="center"/>
         <w:tblLook w:val="04A0" w:firstRow="1" w:lastRow="0" w:firstColumn="1" w:lastColumn="0" w:noHBand="0" w:noVBand="1"/>
@@ -7258,6 +8863,7 @@
         <w:tc>
           <w:tcPr>
             <w:tcW w:w="2147" w:type="dxa"/>
+            <w:shd w:val="clear" w:color="auto" w:fill="8EAADB" w:themeFill="accent1" w:themeFillTint="99"/>
             <w:vAlign w:val="center"/>
           </w:tcPr>
           <w:p>
@@ -7279,11 +8885,22 @@
         <w:tc>
           <w:tcPr>
             <w:tcW w:w="7655" w:type="dxa"/>
-            <w:vAlign w:val="center"/>
-          </w:tcPr>
-          <w:p>
-            <w:r>
-              <w:t>Vista campionato</w:t>
+            <w:shd w:val="clear" w:color="auto" w:fill="8EAADB" w:themeFill="accent1" w:themeFillTint="99"/>
+            <w:vAlign w:val="center"/>
+          </w:tcPr>
+          <w:p>
+            <w:pPr>
+              <w:rPr>
+                <w:b/>
+                <w:bCs/>
+              </w:rPr>
+            </w:pPr>
+            <w:r>
+              <w:rPr>
+                <w:b/>
+                <w:bCs/>
+              </w:rPr>
+              <w:t>Calcola giornata</w:t>
             </w:r>
           </w:p>
         </w:tc>
@@ -7329,67 +8946,19 @@
               <w:rPr>
                 <w:rStyle w:val="markedcontent"/>
               </w:rPr>
-              <w:t xml:space="preserve">Permette all’utente </w:t>
-            </w:r>
-            <w:r>
-              <w:rPr>
-                <w:rStyle w:val="markedcontent"/>
-              </w:rPr>
-              <w:t>d</w:t>
-            </w:r>
-            <w:r>
-              <w:rPr>
-                <w:rStyle w:val="markedcontent"/>
-              </w:rPr>
-              <w:t>i visualizz</w:t>
-            </w:r>
-            <w:r>
-              <w:rPr>
-                <w:rStyle w:val="markedcontent"/>
-              </w:rPr>
-              <w:t xml:space="preserve">are la classifica del campionato, i risultati </w:t>
-            </w:r>
-            <w:r>
-              <w:rPr>
-                <w:rStyle w:val="markedcontent"/>
-              </w:rPr>
-              <w:t xml:space="preserve">degli scontri diretti </w:t>
-            </w:r>
-            <w:r>
-              <w:rPr>
-                <w:rStyle w:val="markedcontent"/>
-              </w:rPr>
-              <w:t>de</w:t>
-            </w:r>
-            <w:r>
-              <w:rPr>
-                <w:rStyle w:val="markedcontent"/>
-              </w:rPr>
-              <w:t>lle giornate p</w:t>
-            </w:r>
-            <w:r>
-              <w:rPr>
-                <w:rStyle w:val="markedcontent"/>
-              </w:rPr>
-              <w:t xml:space="preserve">assate, </w:t>
-            </w:r>
-            <w:r>
-              <w:rPr>
-                <w:rStyle w:val="markedcontent"/>
-              </w:rPr>
-              <w:t>il</w:t>
-            </w:r>
-            <w:r>
-              <w:rPr>
-                <w:rStyle w:val="markedcontent"/>
-              </w:rPr>
-              <w:t xml:space="preserve"> calendario del campionato e le statistiche dei giocatori</w:t>
-            </w:r>
-            <w:r>
-              <w:rPr>
-                <w:rStyle w:val="markedcontent"/>
-              </w:rPr>
-              <w:t xml:space="preserve"> dall’inizio del campionato</w:t>
+              <w:t xml:space="preserve">Permette all’amministratore di lega di </w:t>
+            </w:r>
+            <w:r>
+              <w:rPr>
+                <w:rStyle w:val="markedcontent"/>
+              </w:rPr>
+              <w:t>ottenere i risultati</w:t>
+            </w:r>
+            <w:r>
+              <w:rPr>
+                <w:rStyle w:val="markedcontent"/>
+              </w:rPr>
+              <w:t xml:space="preserve"> degli scontri diretti della giornata corrente</w:t>
             </w:r>
           </w:p>
         </w:tc>
@@ -7435,7 +9004,7 @@
               <w:rPr>
                 <w:rStyle w:val="markedcontent"/>
               </w:rPr>
-              <w:t>Utente</w:t>
+              <w:t>Amministratore di lega</w:t>
             </w:r>
           </w:p>
         </w:tc>
@@ -7519,74 +9088,15 @@
           </w:tcPr>
           <w:p>
             <w:pPr>
-              <w:pStyle w:val="ListParagraph"/>
-              <w:numPr>
-                <w:ilvl w:val="0"/>
-                <w:numId w:val="11"/>
-              </w:numPr>
-              <w:rPr>
-                <w:rStyle w:val="markedcontent"/>
-              </w:rPr>
-            </w:pPr>
-            <w:r>
-              <w:rPr>
-                <w:rStyle w:val="markedcontent"/>
-              </w:rPr>
-              <w:t>L’utente fa parte di un campionato</w:t>
-            </w:r>
-          </w:p>
-          <w:p>
-            <w:pPr>
-              <w:pStyle w:val="ListParagraph"/>
-              <w:numPr>
-                <w:ilvl w:val="0"/>
-                <w:numId w:val="11"/>
-              </w:numPr>
-              <w:rPr>
-                <w:rStyle w:val="markedcontent"/>
-              </w:rPr>
-            </w:pPr>
-            <w:r>
-              <w:rPr>
-                <w:rStyle w:val="markedcontent"/>
-              </w:rPr>
-              <w:t xml:space="preserve">Le statistiche </w:t>
-            </w:r>
-            <w:r>
-              <w:rPr>
-                <w:rStyle w:val="markedcontent"/>
-              </w:rPr>
-              <w:t xml:space="preserve">dei giocatori </w:t>
-            </w:r>
-            <w:r>
-              <w:rPr>
-                <w:rStyle w:val="markedcontent"/>
-              </w:rPr>
-              <w:t>sono state scaricate</w:t>
-            </w:r>
-          </w:p>
-          <w:p>
-            <w:pPr>
-              <w:pStyle w:val="ListParagraph"/>
-              <w:numPr>
-                <w:ilvl w:val="0"/>
-                <w:numId w:val="11"/>
-              </w:numPr>
-              <w:rPr>
-                <w:rStyle w:val="markedcontent"/>
-              </w:rPr>
-            </w:pPr>
-            <w:r>
-              <w:rPr>
-                <w:rStyle w:val="markedcontent"/>
-              </w:rPr>
-              <w:t>Il calendario</w:t>
-            </w:r>
-            <w:r>
-              <w:rPr>
-                <w:rStyle w:val="markedcontent"/>
-              </w:rPr>
-              <w:t xml:space="preserve"> è stato generato</w:t>
+              <w:rPr>
+                <w:rStyle w:val="markedcontent"/>
+              </w:rPr>
+            </w:pPr>
+            <w:r>
+              <w:rPr>
+                <w:rStyle w:val="markedcontent"/>
+              </w:rPr>
+              <w:t>Che sia terminata l’ultima partita della giornata</w:t>
             </w:r>
           </w:p>
         </w:tc>
@@ -7628,6 +9138,12 @@
                 <w:rStyle w:val="markedcontent"/>
               </w:rPr>
             </w:pPr>
+            <w:r>
+              <w:rPr>
+                <w:rStyle w:val="markedcontent"/>
+              </w:rPr>
+              <w:t>I risultati degli scontri diretti sono disponibili nell’applicazione</w:t>
+            </w:r>
           </w:p>
         </w:tc>
       </w:tr>
@@ -7664,10 +9180,10 @@
           </w:tcPr>
           <w:p>
             <w:pPr>
-              <w:pStyle w:val="ListParagraph"/>
+              <w:pStyle w:val="Paragrafoelenco"/>
               <w:numPr>
                 <w:ilvl w:val="0"/>
-                <w:numId w:val="12"/>
+                <w:numId w:val="13"/>
               </w:numPr>
               <w:rPr>
                 <w:rStyle w:val="markedcontent"/>
@@ -7677,15 +9193,21 @@
               <w:rPr>
                 <w:rStyle w:val="markedcontent"/>
               </w:rPr>
-              <w:t>Login</w:t>
-            </w:r>
-          </w:p>
-          <w:p>
-            <w:pPr>
-              <w:pStyle w:val="ListParagraph"/>
+              <w:t>L</w:t>
+            </w:r>
+            <w:r>
+              <w:rPr>
+                <w:rStyle w:val="markedcontent"/>
+              </w:rPr>
+              <w:t>ogin</w:t>
+            </w:r>
+          </w:p>
+          <w:p>
+            <w:pPr>
+              <w:pStyle w:val="Paragrafoelenco"/>
               <w:numPr>
                 <w:ilvl w:val="0"/>
-                <w:numId w:val="12"/>
+                <w:numId w:val="13"/>
               </w:numPr>
               <w:rPr>
                 <w:rStyle w:val="markedcontent"/>
@@ -7695,87 +9217,27 @@
               <w:rPr>
                 <w:rStyle w:val="markedcontent"/>
               </w:rPr>
-              <w:t>All’</w:t>
-            </w:r>
-            <w:r>
-              <w:rPr>
-                <w:rStyle w:val="markedcontent"/>
-              </w:rPr>
-              <w:t xml:space="preserve">utente </w:t>
-            </w:r>
-            <w:r>
-              <w:rPr>
-                <w:rStyle w:val="markedcontent"/>
-              </w:rPr>
-              <w:t>viene presentato un menù</w:t>
-            </w:r>
-            <w:r>
-              <w:rPr>
-                <w:rStyle w:val="markedcontent"/>
-              </w:rPr>
-              <w:t>, dove è possibile</w:t>
-            </w:r>
-            <w:r>
-              <w:rPr>
-                <w:rStyle w:val="markedcontent"/>
-              </w:rPr>
-              <w:t xml:space="preserve"> scegliere</w:t>
-            </w:r>
-            <w:r>
-              <w:rPr>
-                <w:rStyle w:val="markedcontent"/>
-              </w:rPr>
-              <w:t xml:space="preserve"> </w:t>
-            </w:r>
-            <w:r>
-              <w:rPr>
-                <w:rStyle w:val="markedcontent"/>
-              </w:rPr>
-              <w:t>che cosa visualizzare tra classifica del campionato,</w:t>
-            </w:r>
-            <w:r>
-              <w:rPr>
-                <w:rStyle w:val="markedcontent"/>
-              </w:rPr>
-              <w:t xml:space="preserve"> statistiche dei giocatori,</w:t>
-            </w:r>
-            <w:r>
-              <w:rPr>
-                <w:rStyle w:val="markedcontent"/>
-              </w:rPr>
-              <w:t xml:space="preserve"> </w:t>
-            </w:r>
-            <w:r>
-              <w:rPr>
-                <w:rStyle w:val="markedcontent"/>
-              </w:rPr>
-              <w:t>calendario</w:t>
-            </w:r>
-            <w:r>
-              <w:rPr>
-                <w:rStyle w:val="markedcontent"/>
-              </w:rPr>
-              <w:t>,</w:t>
-            </w:r>
-            <w:r>
-              <w:rPr>
-                <w:rStyle w:val="markedcontent"/>
-              </w:rPr>
-              <w:t xml:space="preserve"> risultati</w:t>
-            </w:r>
-            <w:r>
-              <w:rPr>
-                <w:rStyle w:val="markedcontent"/>
-              </w:rPr>
-              <w:t xml:space="preserve"> e rose degli altri utenti</w:t>
-            </w:r>
-          </w:p>
-          <w:p>
-            <w:pPr>
-              <w:pStyle w:val="ListParagraph"/>
+              <w:t>L’amministratore di lega richiede il cal</w:t>
+            </w:r>
+            <w:r>
+              <w:rPr>
+                <w:rStyle w:val="markedcontent"/>
+              </w:rPr>
+              <w:t xml:space="preserve">colo </w:t>
+            </w:r>
+            <w:r>
+              <w:rPr>
+                <w:rStyle w:val="markedcontent"/>
+              </w:rPr>
+              <w:t>dei risultati</w:t>
+            </w:r>
+          </w:p>
+          <w:p>
+            <w:pPr>
+              <w:pStyle w:val="Paragrafoelenco"/>
               <w:numPr>
                 <w:ilvl w:val="0"/>
-                <w:numId w:val="12"/>
+                <w:numId w:val="13"/>
               </w:numPr>
               <w:rPr>
                 <w:rStyle w:val="markedcontent"/>
@@ -7785,15 +9247,21 @@
               <w:rPr>
                 <w:rStyle w:val="markedcontent"/>
               </w:rPr>
-              <w:t>L’utente sceglie di visualizzare la classifica</w:t>
-            </w:r>
-          </w:p>
-          <w:p>
-            <w:pPr>
-              <w:pStyle w:val="ListParagraph"/>
+              <w:t>L’applicazione usa le statistiche scaricate precedentemente</w:t>
+            </w:r>
+            <w:r>
+              <w:rPr>
+                <w:rStyle w:val="markedcontent"/>
+              </w:rPr>
+              <w:t xml:space="preserve"> per calcolare i fantapunti dei giocatori</w:t>
+            </w:r>
+          </w:p>
+          <w:p>
+            <w:pPr>
+              <w:pStyle w:val="Paragrafoelenco"/>
               <w:numPr>
                 <w:ilvl w:val="0"/>
-                <w:numId w:val="12"/>
+                <w:numId w:val="13"/>
               </w:numPr>
               <w:rPr>
                 <w:rStyle w:val="markedcontent"/>
@@ -7803,7 +9271,43 @@
               <w:rPr>
                 <w:rStyle w:val="markedcontent"/>
               </w:rPr>
-              <w:t>L’appl</w:t>
+              <w:t xml:space="preserve">In base ai fantapunti dei giocatori schierati </w:t>
+            </w:r>
+            <w:r>
+              <w:rPr>
+                <w:rStyle w:val="markedcontent"/>
+              </w:rPr>
+              <w:t>v</w:t>
+            </w:r>
+            <w:r>
+              <w:rPr>
+                <w:rStyle w:val="markedcontent"/>
+              </w:rPr>
+              <w:t>iene calcolato il punteggio di ogni utente del campionato</w:t>
+            </w:r>
+          </w:p>
+          <w:p>
+            <w:pPr>
+              <w:pStyle w:val="Paragrafoelenco"/>
+              <w:numPr>
+                <w:ilvl w:val="0"/>
+                <w:numId w:val="13"/>
+              </w:numPr>
+              <w:rPr>
+                <w:rStyle w:val="markedcontent"/>
+              </w:rPr>
+            </w:pPr>
+            <w:r>
+              <w:rPr>
+                <w:rStyle w:val="markedcontent"/>
+              </w:rPr>
+              <w:t>V</w:t>
+            </w:r>
+            <w:r>
+              <w:rPr>
+                <w:rStyle w:val="markedcontent"/>
+              </w:rPr>
+              <w:t xml:space="preserve">iene applicato </w:t>
             </w:r>
             <w:r>
               <w:rPr>
@@ -7815,25 +9319,92 @@
               <w:rPr>
                 <w:rStyle w:val="markedcontent"/>
               </w:rPr>
-              <w:t xml:space="preserve">cazione mostra all’utente </w:t>
-            </w:r>
-            <w:r>
-              <w:rPr>
-                <w:rStyle w:val="markedcontent"/>
-              </w:rPr>
-              <w:t>ciò che ha</w:t>
-            </w:r>
-            <w:r>
-              <w:rPr>
-                <w:rStyle w:val="markedcontent"/>
-              </w:rPr>
-              <w:t xml:space="preserve"> richiest</w:t>
-            </w:r>
-            <w:r>
-              <w:rPr>
-                <w:rStyle w:val="markedcontent"/>
-              </w:rPr>
-              <w:t>o</w:t>
+              <w:t>l</w:t>
+            </w:r>
+            <w:r>
+              <w:rPr>
+                <w:rStyle w:val="markedcontent"/>
+              </w:rPr>
+              <w:t xml:space="preserve"> malus</w:t>
+            </w:r>
+            <w:r>
+              <w:rPr>
+                <w:rStyle w:val="markedcontent"/>
+              </w:rPr>
+              <w:t xml:space="preserve"> </w:t>
+            </w:r>
+            <w:r>
+              <w:rPr>
+                <w:rStyle w:val="markedcontent"/>
+              </w:rPr>
+              <w:t>nel caso in cui l’utente non ha schierato la formazione</w:t>
+            </w:r>
+            <w:r>
+              <w:rPr>
+                <w:rStyle w:val="markedcontent"/>
+              </w:rPr>
+              <w:t xml:space="preserve"> </w:t>
+            </w:r>
+          </w:p>
+          <w:p>
+            <w:pPr>
+              <w:pStyle w:val="Paragrafoelenco"/>
+              <w:numPr>
+                <w:ilvl w:val="0"/>
+                <w:numId w:val="13"/>
+              </w:numPr>
+              <w:rPr>
+                <w:rStyle w:val="markedcontent"/>
+              </w:rPr>
+            </w:pPr>
+            <w:r>
+              <w:rPr>
+                <w:rStyle w:val="markedcontent"/>
+              </w:rPr>
+              <w:lastRenderedPageBreak/>
+              <w:t>Vengono assegnati i punti classifica per ogni scontro diretto</w:t>
+            </w:r>
+          </w:p>
+          <w:p>
+            <w:pPr>
+              <w:pStyle w:val="Paragrafoelenco"/>
+              <w:numPr>
+                <w:ilvl w:val="0"/>
+                <w:numId w:val="13"/>
+              </w:numPr>
+              <w:rPr>
+                <w:rStyle w:val="markedcontent"/>
+              </w:rPr>
+            </w:pPr>
+            <w:r>
+              <w:rPr>
+                <w:rStyle w:val="markedcontent"/>
+              </w:rPr>
+              <w:t>Viene aggiornata la classifica</w:t>
+            </w:r>
+          </w:p>
+          <w:p>
+            <w:pPr>
+              <w:pStyle w:val="Paragrafoelenco"/>
+              <w:numPr>
+                <w:ilvl w:val="0"/>
+                <w:numId w:val="13"/>
+              </w:numPr>
+              <w:rPr>
+                <w:rStyle w:val="markedcontent"/>
+              </w:rPr>
+            </w:pPr>
+            <w:r>
+              <w:rPr>
+                <w:rStyle w:val="markedcontent"/>
+              </w:rPr>
+              <w:t xml:space="preserve">Viene salvato </w:t>
+            </w:r>
+            <w:r>
+              <w:rPr>
+                <w:rStyle w:val="markedcontent"/>
+              </w:rPr>
+              <w:t>tutto in modo persistente</w:t>
             </w:r>
           </w:p>
         </w:tc>
@@ -7860,6 +9431,7 @@
                 <w:b/>
                 <w:bCs/>
               </w:rPr>
+              <w:lastRenderedPageBreak/>
               <w:t>Scenari alternativi</w:t>
             </w:r>
           </w:p>
@@ -7875,218 +9447,6 @@
                 <w:rStyle w:val="markedcontent"/>
               </w:rPr>
             </w:pPr>
-            <w:r>
-              <w:rPr>
-                <w:rStyle w:val="markedcontent"/>
-              </w:rPr>
-              <w:t xml:space="preserve">      </w:t>
-            </w:r>
-            <w:r>
-              <w:rPr>
-                <w:rStyle w:val="markedcontent"/>
-              </w:rPr>
-              <w:t>Scenario A</w:t>
-            </w:r>
-            <w:r>
-              <w:rPr>
-                <w:rStyle w:val="markedcontent"/>
-              </w:rPr>
-              <w:t>:</w:t>
-            </w:r>
-          </w:p>
-          <w:p>
-            <w:pPr>
-              <w:rPr>
-                <w:rStyle w:val="markedcontent"/>
-              </w:rPr>
-            </w:pPr>
-            <w:r>
-              <w:rPr>
-                <w:rStyle w:val="markedcontent"/>
-              </w:rPr>
-              <w:t xml:space="preserve">       </w:t>
-            </w:r>
-            <w:r>
-              <w:rPr>
-                <w:rStyle w:val="markedcontent"/>
-              </w:rPr>
-              <w:t>3</w:t>
-            </w:r>
-            <w:r>
-              <w:rPr>
-                <w:rStyle w:val="markedcontent"/>
-              </w:rPr>
-              <w:t xml:space="preserve">.    </w:t>
-            </w:r>
-            <w:r>
-              <w:rPr>
-                <w:rStyle w:val="markedcontent"/>
-              </w:rPr>
-              <w:t>L’utente sceglie di visualizzare le statistiche dei giocatori</w:t>
-            </w:r>
-            <w:r>
-              <w:rPr>
-                <w:rStyle w:val="markedcontent"/>
-              </w:rPr>
-              <w:t>, si continua dal</w:t>
-            </w:r>
-          </w:p>
-          <w:p>
-            <w:pPr>
-              <w:ind w:left="720"/>
-              <w:rPr>
-                <w:rStyle w:val="markedcontent"/>
-              </w:rPr>
-            </w:pPr>
-            <w:r>
-              <w:rPr>
-                <w:rStyle w:val="markedcontent"/>
-              </w:rPr>
-              <w:t>p</w:t>
-            </w:r>
-            <w:r>
-              <w:rPr>
-                <w:rStyle w:val="markedcontent"/>
-              </w:rPr>
-              <w:t xml:space="preserve">unto </w:t>
-            </w:r>
-            <w:r>
-              <w:rPr>
-                <w:rStyle w:val="markedcontent"/>
-              </w:rPr>
-              <w:t>4</w:t>
-            </w:r>
-            <w:r>
-              <w:rPr>
-                <w:rStyle w:val="markedcontent"/>
-              </w:rPr>
-              <w:t xml:space="preserve"> dello scenario principale</w:t>
-            </w:r>
-          </w:p>
-          <w:p>
-            <w:pPr>
-              <w:rPr>
-                <w:rStyle w:val="markedcontent"/>
-              </w:rPr>
-            </w:pPr>
-            <w:r>
-              <w:rPr>
-                <w:rStyle w:val="markedcontent"/>
-              </w:rPr>
-              <w:t xml:space="preserve">      Scenario B:</w:t>
-            </w:r>
-          </w:p>
-          <w:p>
-            <w:pPr>
-              <w:rPr>
-                <w:rStyle w:val="markedcontent"/>
-              </w:rPr>
-            </w:pPr>
-            <w:r>
-              <w:rPr>
-                <w:rStyle w:val="markedcontent"/>
-              </w:rPr>
-              <w:t xml:space="preserve">       </w:t>
-            </w:r>
-            <w:r>
-              <w:rPr>
-                <w:rStyle w:val="markedcontent"/>
-              </w:rPr>
-              <w:t>3</w:t>
-            </w:r>
-            <w:r>
-              <w:rPr>
-                <w:rStyle w:val="markedcontent"/>
-              </w:rPr>
-              <w:t>.    L’utente sceglie di visualizzare il calendario e i risultati</w:t>
-            </w:r>
-            <w:r>
-              <w:rPr>
-                <w:rStyle w:val="markedcontent"/>
-              </w:rPr>
-              <w:t>, si continua dal</w:t>
-            </w:r>
-            <w:r>
-              <w:rPr>
-                <w:rStyle w:val="markedcontent"/>
-              </w:rPr>
-              <w:t xml:space="preserve"> </w:t>
-            </w:r>
-          </w:p>
-          <w:p>
-            <w:pPr>
-              <w:rPr>
-                <w:rStyle w:val="markedcontent"/>
-              </w:rPr>
-            </w:pPr>
-            <w:r>
-              <w:rPr>
-                <w:rStyle w:val="markedcontent"/>
-              </w:rPr>
-              <w:t xml:space="preserve">              </w:t>
-            </w:r>
-            <w:r>
-              <w:rPr>
-                <w:rStyle w:val="markedcontent"/>
-              </w:rPr>
-              <w:t xml:space="preserve">punto </w:t>
-            </w:r>
-            <w:r>
-              <w:rPr>
-                <w:rStyle w:val="markedcontent"/>
-              </w:rPr>
-              <w:t>4</w:t>
-            </w:r>
-            <w:r>
-              <w:rPr>
-                <w:rStyle w:val="markedcontent"/>
-              </w:rPr>
-              <w:t xml:space="preserve"> </w:t>
-            </w:r>
-            <w:r>
-              <w:rPr>
-                <w:rStyle w:val="markedcontent"/>
-              </w:rPr>
-              <w:t>dello scenario principale</w:t>
-            </w:r>
-            <w:r>
-              <w:rPr>
-                <w:rStyle w:val="markedcontent"/>
-              </w:rPr>
-              <w:t xml:space="preserve">    </w:t>
-            </w:r>
-          </w:p>
-          <w:p>
-            <w:pPr>
-              <w:rPr>
-                <w:rStyle w:val="markedcontent"/>
-              </w:rPr>
-            </w:pPr>
-            <w:r>
-              <w:rPr>
-                <w:rStyle w:val="markedcontent"/>
-              </w:rPr>
-              <w:t xml:space="preserve">      </w:t>
-            </w:r>
-            <w:r>
-              <w:rPr>
-                <w:rStyle w:val="markedcontent"/>
-              </w:rPr>
-              <w:t>Scenario C:</w:t>
-            </w:r>
-          </w:p>
-          <w:p>
-            <w:pPr>
-              <w:rPr>
-                <w:rStyle w:val="markedcontent"/>
-              </w:rPr>
-            </w:pPr>
-            <w:r>
-              <w:rPr>
-                <w:rStyle w:val="markedcontent"/>
-              </w:rPr>
-              <w:t xml:space="preserve">       3.    L’utente sceglie di visualizzare le rose degli altri utenti della lega</w:t>
-            </w:r>
           </w:p>
         </w:tc>
       </w:tr>
@@ -8131,13 +9491,7 @@
               <w:rPr>
                 <w:rStyle w:val="markedcontent"/>
               </w:rPr>
-              <w:t xml:space="preserve">Intuitività nell’uso </w:t>
-            </w:r>
-            <w:r>
-              <w:rPr>
-                <w:rStyle w:val="markedcontent"/>
-              </w:rPr>
-              <w:t>delle funzionalità</w:t>
+              <w:t>Velocità di ricerca dei dati</w:t>
             </w:r>
           </w:p>
         </w:tc>
@@ -8184,21 +9538,9 @@
       </w:tr>
     </w:tbl>
     <w:p/>
-    <w:p/>
-    <w:p/>
-    <w:p/>
-    <w:p/>
-    <w:p/>
-    <w:p/>
-    <w:p/>
-    <w:p/>
-    <w:p/>
-    <w:p/>
-    <w:p/>
-    <w:p/>
     <w:tbl>
       <w:tblPr>
-        <w:tblStyle w:val="TableGrid"/>
+        <w:tblStyle w:val="Grigliatabella"/>
         <w:tblW w:w="9802" w:type="dxa"/>
         <w:jc w:val="center"/>
         <w:tblLook w:val="04A0" w:firstRow="1" w:lastRow="0" w:firstColumn="1" w:lastColumn="0" w:noHBand="0" w:noVBand="1"/>
@@ -8215,6 +9557,7 @@
         <w:tc>
           <w:tcPr>
             <w:tcW w:w="2147" w:type="dxa"/>
+            <w:shd w:val="clear" w:color="auto" w:fill="8EAADB" w:themeFill="accent1" w:themeFillTint="99"/>
             <w:vAlign w:val="center"/>
           </w:tcPr>
           <w:p>
@@ -8236,11 +9579,22 @@
         <w:tc>
           <w:tcPr>
             <w:tcW w:w="7655" w:type="dxa"/>
-            <w:vAlign w:val="center"/>
-          </w:tcPr>
-          <w:p>
-            <w:r>
-              <w:t>Calcola giornata</w:t>
+            <w:shd w:val="clear" w:color="auto" w:fill="8EAADB" w:themeFill="accent1" w:themeFillTint="99"/>
+            <w:vAlign w:val="center"/>
+          </w:tcPr>
+          <w:p>
+            <w:pPr>
+              <w:rPr>
+                <w:b/>
+                <w:bCs/>
+              </w:rPr>
+            </w:pPr>
+            <w:r>
+              <w:rPr>
+                <w:b/>
+                <w:bCs/>
+              </w:rPr>
+              <w:t>Gestione Campionato</w:t>
             </w:r>
           </w:p>
         </w:tc>
@@ -8286,19 +9640,28 @@
               <w:rPr>
                 <w:rStyle w:val="markedcontent"/>
               </w:rPr>
-              <w:t xml:space="preserve">Permette all’amministratore di lega di </w:t>
-            </w:r>
-            <w:r>
-              <w:rPr>
-                <w:rStyle w:val="markedcontent"/>
-              </w:rPr>
-              <w:t>ottenere i risultati</w:t>
-            </w:r>
-            <w:r>
-              <w:rPr>
-                <w:rStyle w:val="markedcontent"/>
-              </w:rPr>
-              <w:t xml:space="preserve"> degli scontri diretti della giornata corrente</w:t>
+              <w:t xml:space="preserve">Questa funzionalità permette all’amministratore di lega </w:t>
+            </w:r>
+            <w:r>
+              <w:rPr>
+                <w:rStyle w:val="markedcontent"/>
+              </w:rPr>
+              <w:t>di modificare le squadre della leg</w:t>
+            </w:r>
+            <w:r>
+              <w:rPr>
+                <w:rStyle w:val="markedcontent"/>
+              </w:rPr>
+              <w:t>a</w:t>
+            </w:r>
+            <w:r>
+              <w:rPr>
+                <w:rStyle w:val="markedcontent"/>
+              </w:rPr>
+              <w:t xml:space="preserve">, </w:t>
+            </w:r>
+            <w:r>
+              <w:t>modificare il peso da applicare alle varie statistiche nel calcolo dei fantapunti e modificare il malus da applicare al punteggio di un utente in caso di mancato inserimento della formazione entro la scadenza</w:t>
             </w:r>
           </w:p>
         </w:tc>
@@ -8436,7 +9799,13 @@
               <w:rPr>
                 <w:rStyle w:val="markedcontent"/>
               </w:rPr>
-              <w:t>Che sia terminata l’ultima partita della giornata</w:t>
+              <w:t>L’amministratore ha generato il campionato e inserito le squadre d</w:t>
+            </w:r>
+            <w:r>
+              <w:rPr>
+                <w:rStyle w:val="markedcontent"/>
+              </w:rPr>
+              <w:t>egli utenti</w:t>
             </w:r>
           </w:p>
         </w:tc>
@@ -8478,12 +9847,6 @@
                 <w:rStyle w:val="markedcontent"/>
               </w:rPr>
             </w:pPr>
-            <w:r>
-              <w:rPr>
-                <w:rStyle w:val="markedcontent"/>
-              </w:rPr>
-              <w:t>I risultati degli scontri diretti sono disponibili nell’applicazione</w:t>
-            </w:r>
           </w:p>
         </w:tc>
       </w:tr>
@@ -8520,10 +9883,10 @@
           </w:tcPr>
           <w:p>
             <w:pPr>
-              <w:pStyle w:val="ListParagraph"/>
+              <w:pStyle w:val="Paragrafoelenco"/>
               <w:numPr>
                 <w:ilvl w:val="0"/>
-                <w:numId w:val="13"/>
+                <w:numId w:val="15"/>
               </w:numPr>
               <w:rPr>
                 <w:rStyle w:val="markedcontent"/>
@@ -8533,21 +9896,15 @@
               <w:rPr>
                 <w:rStyle w:val="markedcontent"/>
               </w:rPr>
-              <w:t>L</w:t>
-            </w:r>
-            <w:r>
-              <w:rPr>
-                <w:rStyle w:val="markedcontent"/>
-              </w:rPr>
-              <w:t>ogin</w:t>
-            </w:r>
-          </w:p>
-          <w:p>
-            <w:pPr>
-              <w:pStyle w:val="ListParagraph"/>
+              <w:t>Login</w:t>
+            </w:r>
+          </w:p>
+          <w:p>
+            <w:pPr>
+              <w:pStyle w:val="Paragrafoelenco"/>
               <w:numPr>
                 <w:ilvl w:val="0"/>
-                <w:numId w:val="13"/>
+                <w:numId w:val="15"/>
               </w:numPr>
               <w:rPr>
                 <w:rStyle w:val="markedcontent"/>
@@ -8557,27 +9914,51 @@
               <w:rPr>
                 <w:rStyle w:val="markedcontent"/>
               </w:rPr>
-              <w:t>L’amministratore di lega richiede il cal</w:t>
-            </w:r>
-            <w:r>
-              <w:rPr>
-                <w:rStyle w:val="markedcontent"/>
-              </w:rPr>
-              <w:t xml:space="preserve">colo </w:t>
-            </w:r>
-            <w:r>
-              <w:rPr>
-                <w:rStyle w:val="markedcontent"/>
-              </w:rPr>
-              <w:t>dei risultati</w:t>
-            </w:r>
-          </w:p>
-          <w:p>
-            <w:pPr>
-              <w:pStyle w:val="ListParagraph"/>
+              <w:t>V</w:t>
+            </w:r>
+            <w:r>
+              <w:rPr>
+                <w:rStyle w:val="markedcontent"/>
+              </w:rPr>
+              <w:t xml:space="preserve">iene presentato un menù, dove è possibile scegliere tra </w:t>
+            </w:r>
+            <w:r>
+              <w:rPr>
+                <w:rStyle w:val="markedcontent"/>
+              </w:rPr>
+              <w:t>modifica</w:t>
+            </w:r>
+            <w:r>
+              <w:rPr>
+                <w:rStyle w:val="markedcontent"/>
+              </w:rPr>
+              <w:t xml:space="preserve"> di una squadra, </w:t>
+            </w:r>
+            <w:r>
+              <w:rPr>
+                <w:rStyle w:val="markedcontent"/>
+              </w:rPr>
+              <w:t>modifica del peso delle statistiche</w:t>
+            </w:r>
+            <w:r>
+              <w:rPr>
+                <w:rStyle w:val="markedcontent"/>
+              </w:rPr>
+              <w:t xml:space="preserve"> </w:t>
+            </w:r>
+            <w:r>
+              <w:rPr>
+                <w:rStyle w:val="markedcontent"/>
+              </w:rPr>
+              <w:t>e modifica del malus</w:t>
+            </w:r>
+          </w:p>
+          <w:p>
+            <w:pPr>
+              <w:pStyle w:val="Paragrafoelenco"/>
               <w:numPr>
                 <w:ilvl w:val="0"/>
-                <w:numId w:val="13"/>
+                <w:numId w:val="15"/>
               </w:numPr>
               <w:rPr>
                 <w:rStyle w:val="markedcontent"/>
@@ -8587,21 +9968,15 @@
               <w:rPr>
                 <w:rStyle w:val="markedcontent"/>
               </w:rPr>
-              <w:t>L’applicazione usa le statistiche scaricate precedentemente</w:t>
-            </w:r>
-            <w:r>
-              <w:rPr>
-                <w:rStyle w:val="markedcontent"/>
-              </w:rPr>
-              <w:t xml:space="preserve"> per calcolare i fantapunti dei giocatori</w:t>
-            </w:r>
-          </w:p>
-          <w:p>
-            <w:pPr>
-              <w:pStyle w:val="ListParagraph"/>
+              <w:t>L’amministratore sceglie di modificare una squadra</w:t>
+            </w:r>
+          </w:p>
+          <w:p>
+            <w:pPr>
+              <w:pStyle w:val="Paragrafoelenco"/>
               <w:numPr>
                 <w:ilvl w:val="0"/>
-                <w:numId w:val="13"/>
+                <w:numId w:val="15"/>
               </w:numPr>
               <w:rPr>
                 <w:rStyle w:val="markedcontent"/>
@@ -8611,27 +9986,15 @@
               <w:rPr>
                 <w:rStyle w:val="markedcontent"/>
               </w:rPr>
-              <w:t xml:space="preserve">In base ai fantapunti dei giocatori schierati </w:t>
-            </w:r>
-            <w:r>
-              <w:rPr>
-                <w:rStyle w:val="markedcontent"/>
-              </w:rPr>
-              <w:t>v</w:t>
-            </w:r>
-            <w:r>
-              <w:rPr>
-                <w:rStyle w:val="markedcontent"/>
-              </w:rPr>
-              <w:t>iene calcolato il punteggio di ogni utente del campionato</w:t>
-            </w:r>
-          </w:p>
-          <w:p>
-            <w:pPr>
-              <w:pStyle w:val="ListParagraph"/>
+              <w:t>L’amministratore sceglie quale squadra modificare</w:t>
+            </w:r>
+          </w:p>
+          <w:p>
+            <w:pPr>
+              <w:pStyle w:val="Paragrafoelenco"/>
               <w:numPr>
                 <w:ilvl w:val="0"/>
-                <w:numId w:val="13"/>
+                <w:numId w:val="15"/>
               </w:numPr>
               <w:rPr>
                 <w:rStyle w:val="markedcontent"/>
@@ -8641,57 +10004,21 @@
               <w:rPr>
                 <w:rStyle w:val="markedcontent"/>
               </w:rPr>
-              <w:t>V</w:t>
-            </w:r>
-            <w:r>
-              <w:rPr>
-                <w:rStyle w:val="markedcontent"/>
-              </w:rPr>
-              <w:t xml:space="preserve">iene applicato </w:t>
-            </w:r>
-            <w:r>
-              <w:rPr>
-                <w:rStyle w:val="markedcontent"/>
-              </w:rPr>
-              <w:t>i</w:t>
-            </w:r>
-            <w:r>
-              <w:rPr>
-                <w:rStyle w:val="markedcontent"/>
-              </w:rPr>
-              <w:t>l</w:t>
-            </w:r>
-            <w:r>
-              <w:rPr>
-                <w:rStyle w:val="markedcontent"/>
-              </w:rPr>
-              <w:t xml:space="preserve"> malus</w:t>
-            </w:r>
-            <w:r>
-              <w:rPr>
-                <w:rStyle w:val="markedcontent"/>
-              </w:rPr>
-              <w:t xml:space="preserve"> </w:t>
-            </w:r>
-            <w:r>
-              <w:rPr>
-                <w:rStyle w:val="markedcontent"/>
-              </w:rPr>
-              <w:t>nel caso in cui l’utente non ha schierato la formazione</w:t>
-            </w:r>
-            <w:r>
-              <w:rPr>
-                <w:rStyle w:val="markedcontent"/>
-              </w:rPr>
-              <w:t xml:space="preserve"> </w:t>
-            </w:r>
-          </w:p>
-          <w:p>
-            <w:pPr>
-              <w:pStyle w:val="ListParagraph"/>
+              <w:t xml:space="preserve">L’amministratore </w:t>
+            </w:r>
+            <w:r>
+              <w:rPr>
+                <w:rStyle w:val="markedcontent"/>
+              </w:rPr>
+              <w:t>rimuove dalla rosa un giocatore</w:t>
+            </w:r>
+          </w:p>
+          <w:p>
+            <w:pPr>
+              <w:pStyle w:val="Paragrafoelenco"/>
               <w:numPr>
                 <w:ilvl w:val="0"/>
-                <w:numId w:val="13"/>
+                <w:numId w:val="15"/>
               </w:numPr>
               <w:rPr>
                 <w:rStyle w:val="markedcontent"/>
@@ -8701,15 +10028,39 @@
               <w:rPr>
                 <w:rStyle w:val="markedcontent"/>
               </w:rPr>
-              <w:t>Vengono assegnati i punti classifica per ogni scontro diretto</w:t>
-            </w:r>
-          </w:p>
-          <w:p>
-            <w:pPr>
-              <w:pStyle w:val="ListParagraph"/>
+              <w:t xml:space="preserve">L’amministratore </w:t>
+            </w:r>
+            <w:r>
+              <w:rPr>
+                <w:rStyle w:val="markedcontent"/>
+              </w:rPr>
+              <w:t xml:space="preserve">può scegliere se </w:t>
+            </w:r>
+            <w:r>
+              <w:rPr>
+                <w:rStyle w:val="markedcontent"/>
+              </w:rPr>
+              <w:t xml:space="preserve">ripartire dal punto 4 oppure </w:t>
+            </w:r>
+            <w:r>
+              <w:rPr>
+                <w:rStyle w:val="markedcontent"/>
+              </w:rPr>
+              <w:t>inserire un giocatore</w:t>
+            </w:r>
+            <w:r>
+              <w:rPr>
+                <w:rStyle w:val="markedcontent"/>
+              </w:rPr>
+              <w:t xml:space="preserve"> dalla lista svincolati</w:t>
+            </w:r>
+          </w:p>
+          <w:p>
+            <w:pPr>
+              <w:pStyle w:val="Paragrafoelenco"/>
               <w:numPr>
                 <w:ilvl w:val="0"/>
-                <w:numId w:val="13"/>
+                <w:numId w:val="15"/>
               </w:numPr>
               <w:rPr>
                 <w:rStyle w:val="markedcontent"/>
@@ -8719,31 +10070,7 @@
               <w:rPr>
                 <w:rStyle w:val="markedcontent"/>
               </w:rPr>
-              <w:t>Viene aggiornata la classifica</w:t>
-            </w:r>
-          </w:p>
-          <w:p>
-            <w:pPr>
-              <w:pStyle w:val="ListParagraph"/>
-              <w:numPr>
-                <w:ilvl w:val="0"/>
-                <w:numId w:val="13"/>
-              </w:numPr>
-              <w:rPr>
-                <w:rStyle w:val="markedcontent"/>
-              </w:rPr>
-            </w:pPr>
-            <w:r>
-              <w:rPr>
-                <w:rStyle w:val="markedcontent"/>
-              </w:rPr>
-              <w:t xml:space="preserve">Viene salvato </w:t>
-            </w:r>
-            <w:r>
-              <w:rPr>
-                <w:rStyle w:val="markedcontent"/>
-              </w:rPr>
-              <w:t>tutto in modo persistente</w:t>
+              <w:t>L’amministratore salva la modifica</w:t>
             </w:r>
           </w:p>
         </w:tc>
@@ -8785,6 +10112,229 @@
                 <w:rStyle w:val="markedcontent"/>
               </w:rPr>
             </w:pPr>
+            <w:r>
+              <w:rPr>
+                <w:rStyle w:val="markedcontent"/>
+              </w:rPr>
+              <w:t>Scenario A: modifica del peso</w:t>
+            </w:r>
+            <w:r>
+              <w:rPr>
+                <w:rStyle w:val="markedcontent"/>
+              </w:rPr>
+              <w:t xml:space="preserve"> delle statistiche</w:t>
+            </w:r>
+          </w:p>
+          <w:p>
+            <w:pPr>
+              <w:rPr>
+                <w:rStyle w:val="markedcontent"/>
+              </w:rPr>
+            </w:pPr>
+            <w:r>
+              <w:rPr>
+                <w:rStyle w:val="markedcontent"/>
+              </w:rPr>
+              <w:t xml:space="preserve">       </w:t>
+            </w:r>
+            <w:r>
+              <w:rPr>
+                <w:rStyle w:val="markedcontent"/>
+              </w:rPr>
+              <w:t>3.</w:t>
+            </w:r>
+            <w:r>
+              <w:rPr>
+                <w:rStyle w:val="markedcontent"/>
+              </w:rPr>
+              <w:t xml:space="preserve"> </w:t>
+            </w:r>
+            <w:r>
+              <w:rPr>
+                <w:rStyle w:val="markedcontent"/>
+              </w:rPr>
+              <w:t xml:space="preserve">   </w:t>
+            </w:r>
+            <w:r>
+              <w:rPr>
+                <w:rStyle w:val="markedcontent"/>
+              </w:rPr>
+              <w:t xml:space="preserve">L’amministratore sceglie di modificare </w:t>
+            </w:r>
+            <w:r>
+              <w:rPr>
+                <w:rStyle w:val="markedcontent"/>
+              </w:rPr>
+              <w:t>il peso delle</w:t>
+            </w:r>
+            <w:r>
+              <w:rPr>
+                <w:rStyle w:val="markedcontent"/>
+              </w:rPr>
+              <w:t xml:space="preserve"> statistiche</w:t>
+            </w:r>
+          </w:p>
+          <w:p>
+            <w:pPr>
+              <w:rPr>
+                <w:rStyle w:val="markedcontent"/>
+              </w:rPr>
+            </w:pPr>
+            <w:r>
+              <w:rPr>
+                <w:rStyle w:val="markedcontent"/>
+              </w:rPr>
+              <w:t xml:space="preserve">       4.    </w:t>
+            </w:r>
+            <w:r>
+              <w:rPr>
+                <w:rStyle w:val="markedcontent"/>
+              </w:rPr>
+              <w:t xml:space="preserve">L’amministratore sceglie quale </w:t>
+            </w:r>
+            <w:r>
+              <w:rPr>
+                <w:rStyle w:val="markedcontent"/>
+              </w:rPr>
+              <w:t>peso modificare</w:t>
+            </w:r>
+            <w:r>
+              <w:rPr>
+                <w:rStyle w:val="markedcontent"/>
+              </w:rPr>
+              <w:t xml:space="preserve"> </w:t>
+            </w:r>
+          </w:p>
+          <w:p>
+            <w:pPr>
+              <w:rPr>
+                <w:rStyle w:val="markedcontent"/>
+              </w:rPr>
+            </w:pPr>
+            <w:r>
+              <w:rPr>
+                <w:rStyle w:val="markedcontent"/>
+              </w:rPr>
+              <w:t xml:space="preserve">       5.    </w:t>
+            </w:r>
+            <w:r>
+              <w:rPr>
+                <w:rStyle w:val="markedcontent"/>
+              </w:rPr>
+              <w:t>Modifica il peso</w:t>
+            </w:r>
+          </w:p>
+          <w:p>
+            <w:pPr>
+              <w:rPr>
+                <w:rStyle w:val="markedcontent"/>
+              </w:rPr>
+            </w:pPr>
+            <w:r>
+              <w:rPr>
+                <w:rStyle w:val="markedcontent"/>
+              </w:rPr>
+              <w:t xml:space="preserve">       </w:t>
+            </w:r>
+            <w:r>
+              <w:rPr>
+                <w:rStyle w:val="markedcontent"/>
+              </w:rPr>
+              <w:t xml:space="preserve">6.    </w:t>
+            </w:r>
+            <w:r>
+              <w:rPr>
+                <w:rStyle w:val="markedcontent"/>
+              </w:rPr>
+              <w:t>può ripartire dal punto</w:t>
+            </w:r>
+            <w:r>
+              <w:rPr>
+                <w:rStyle w:val="markedcontent"/>
+              </w:rPr>
+              <w:t xml:space="preserve"> 4 oppure salvare le modifiche</w:t>
+            </w:r>
+          </w:p>
+          <w:p>
+            <w:pPr>
+              <w:rPr>
+                <w:rStyle w:val="markedcontent"/>
+              </w:rPr>
+            </w:pPr>
+            <w:r>
+              <w:rPr>
+                <w:rStyle w:val="markedcontent"/>
+              </w:rPr>
+              <w:t>Scenario B:</w:t>
+            </w:r>
+            <w:r>
+              <w:rPr>
+                <w:rStyle w:val="markedcontent"/>
+              </w:rPr>
+              <w:t xml:space="preserve"> modifica </w:t>
+            </w:r>
+            <w:r>
+              <w:rPr>
+                <w:rStyle w:val="markedcontent"/>
+              </w:rPr>
+              <w:t>malus</w:t>
+            </w:r>
+          </w:p>
+          <w:p>
+            <w:pPr>
+              <w:pStyle w:val="Paragrafoelenco"/>
+              <w:numPr>
+                <w:ilvl w:val="0"/>
+                <w:numId w:val="10"/>
+              </w:numPr>
+              <w:rPr>
+                <w:rStyle w:val="markedcontent"/>
+              </w:rPr>
+            </w:pPr>
+            <w:r>
+              <w:rPr>
+                <w:rStyle w:val="markedcontent"/>
+              </w:rPr>
+              <w:t>L’amministratore sceglie di modificare il malus</w:t>
+            </w:r>
+          </w:p>
+          <w:p>
+            <w:pPr>
+              <w:rPr>
+                <w:rStyle w:val="markedcontent"/>
+              </w:rPr>
+            </w:pPr>
+            <w:r>
+              <w:rPr>
+                <w:rStyle w:val="markedcontent"/>
+              </w:rPr>
+              <w:t xml:space="preserve">       4.</w:t>
+            </w:r>
+            <w:r>
+              <w:rPr>
+                <w:rStyle w:val="markedcontent"/>
+              </w:rPr>
+              <w:t xml:space="preserve">    L’amministratore</w:t>
+            </w:r>
+            <w:r>
+              <w:rPr>
+                <w:rStyle w:val="markedcontent"/>
+              </w:rPr>
+              <w:t xml:space="preserve"> modifica il malus</w:t>
+            </w:r>
+          </w:p>
+          <w:p>
+            <w:pPr>
+              <w:rPr>
+                <w:rStyle w:val="markedcontent"/>
+              </w:rPr>
+            </w:pPr>
+            <w:r>
+              <w:rPr>
+                <w:rStyle w:val="markedcontent"/>
+              </w:rPr>
+              <w:t xml:space="preserve">       5.    L’amministratore salva la modifica</w:t>
+            </w:r>
           </w:p>
         </w:tc>
       </w:tr>
@@ -8829,7 +10379,7 @@
               <w:rPr>
                 <w:rStyle w:val="markedcontent"/>
               </w:rPr>
-              <w:t>Velocità di ricerca dei dati</w:t>
+              <w:t>Intuitività nell’uso delle funzionalità</w:t>
             </w:r>
           </w:p>
         </w:tc>
@@ -8875,23 +10425,13 @@
         </w:tc>
       </w:tr>
     </w:tbl>
-    <w:p/>
-    <w:p/>
-    <w:p/>
-    <w:p/>
-    <w:p/>
-    <w:p/>
-    <w:p/>
-    <w:p/>
-    <w:p/>
-    <w:p/>
     <w:p/>
     <w:p/>
     <w:p/>
     <w:p/>
     <w:tbl>
       <w:tblPr>
-        <w:tblStyle w:val="TableGrid"/>
+        <w:tblStyle w:val="Grigliatabella"/>
         <w:tblW w:w="9802" w:type="dxa"/>
         <w:jc w:val="center"/>
         <w:tblLook w:val="04A0" w:firstRow="1" w:lastRow="0" w:firstColumn="1" w:lastColumn="0" w:noHBand="0" w:noVBand="1"/>
@@ -8908,20 +10448,22 @@
         <w:tc>
           <w:tcPr>
             <w:tcW w:w="2147" w:type="dxa"/>
-            <w:vAlign w:val="center"/>
-          </w:tcPr>
-          <w:p>
-            <w:pPr>
-              <w:rPr>
-                <w:b/>
-                <w:bCs/>
-              </w:rPr>
-            </w:pPr>
-            <w:r>
-              <w:rPr>
-                <w:b/>
-                <w:bCs/>
-              </w:rPr>
+            <w:shd w:val="clear" w:color="auto" w:fill="8EAADB" w:themeFill="accent1" w:themeFillTint="99"/>
+            <w:vAlign w:val="center"/>
+          </w:tcPr>
+          <w:p>
+            <w:pPr>
+              <w:rPr>
+                <w:b/>
+                <w:bCs/>
+              </w:rPr>
+            </w:pPr>
+            <w:r>
+              <w:rPr>
+                <w:b/>
+                <w:bCs/>
+              </w:rPr>
+              <w:lastRenderedPageBreak/>
               <w:t>Titolo</w:t>
             </w:r>
           </w:p>
@@ -8929,11 +10471,22 @@
         <w:tc>
           <w:tcPr>
             <w:tcW w:w="7655" w:type="dxa"/>
-            <w:vAlign w:val="center"/>
-          </w:tcPr>
-          <w:p>
-            <w:r>
-              <w:t>Gestione Campionato</w:t>
+            <w:shd w:val="clear" w:color="auto" w:fill="8EAADB" w:themeFill="accent1" w:themeFillTint="99"/>
+            <w:vAlign w:val="center"/>
+          </w:tcPr>
+          <w:p>
+            <w:pPr>
+              <w:rPr>
+                <w:b/>
+                <w:bCs/>
+              </w:rPr>
+            </w:pPr>
+            <w:r>
+              <w:rPr>
+                <w:b/>
+                <w:bCs/>
+              </w:rPr>
+              <w:t>Creazione Campionato</w:t>
             </w:r>
           </w:p>
         </w:tc>
@@ -8979,28 +10532,61 @@
               <w:rPr>
                 <w:rStyle w:val="markedcontent"/>
               </w:rPr>
-              <w:t xml:space="preserve">Questa funzionalità permette all’amministratore di lega </w:t>
-            </w:r>
-            <w:r>
-              <w:rPr>
-                <w:rStyle w:val="markedcontent"/>
-              </w:rPr>
-              <w:t>di modificare le squadre della leg</w:t>
-            </w:r>
-            <w:r>
-              <w:rPr>
-                <w:rStyle w:val="markedcontent"/>
-              </w:rPr>
-              <w:t>a</w:t>
-            </w:r>
-            <w:r>
-              <w:rPr>
-                <w:rStyle w:val="markedcontent"/>
-              </w:rPr>
-              <w:t xml:space="preserve">, </w:t>
-            </w:r>
-            <w:r>
-              <w:t>modificare il peso da applicare alle varie statistiche nel calcolo dei fantapunti e modificare il malus da applicare al punteggio di un utente in caso di mancato inserimento della formazione entro la scadenza</w:t>
+              <w:t xml:space="preserve">Permette </w:t>
+            </w:r>
+            <w:r>
+              <w:rPr>
+                <w:rStyle w:val="markedcontent"/>
+              </w:rPr>
+              <w:t xml:space="preserve">ad un utente che non </w:t>
+            </w:r>
+            <w:r>
+              <w:rPr>
+                <w:rStyle w:val="markedcontent"/>
+              </w:rPr>
+              <w:t>fa parte di nessuna lega</w:t>
+            </w:r>
+            <w:r>
+              <w:rPr>
+                <w:rStyle w:val="markedcontent"/>
+              </w:rPr>
+              <w:t xml:space="preserve"> di crear</w:t>
+            </w:r>
+            <w:r>
+              <w:rPr>
+                <w:rStyle w:val="markedcontent"/>
+              </w:rPr>
+              <w:t>n</w:t>
+            </w:r>
+            <w:r>
+              <w:rPr>
+                <w:rStyle w:val="markedcontent"/>
+              </w:rPr>
+              <w:t xml:space="preserve">e </w:t>
+            </w:r>
+            <w:r>
+              <w:rPr>
+                <w:rStyle w:val="markedcontent"/>
+              </w:rPr>
+              <w:t>un</w:t>
+            </w:r>
+            <w:r>
+              <w:rPr>
+                <w:rStyle w:val="markedcontent"/>
+              </w:rPr>
+              <w:t xml:space="preserve">a </w:t>
+            </w:r>
+            <w:r>
+              <w:rPr>
+                <w:rStyle w:val="markedcontent"/>
+              </w:rPr>
+              <w:t>nuova</w:t>
+            </w:r>
+            <w:r>
+              <w:rPr>
+                <w:rStyle w:val="markedcontent"/>
+              </w:rPr>
+              <w:t xml:space="preserve"> e di inserire tutti gli utenti con le rispettive squadre</w:t>
             </w:r>
           </w:p>
         </w:tc>
@@ -9046,7 +10632,7 @@
               <w:rPr>
                 <w:rStyle w:val="markedcontent"/>
               </w:rPr>
-              <w:t>Amministratore di lega</w:t>
+              <w:t>Utente</w:t>
             </w:r>
           </w:p>
         </w:tc>
@@ -9092,7 +10678,13 @@
               <w:rPr>
                 <w:rStyle w:val="markedcontent"/>
               </w:rPr>
-              <w:t>Login</w:t>
+              <w:t xml:space="preserve">Login, </w:t>
+            </w:r>
+            <w:r>
+              <w:rPr>
+                <w:rStyle w:val="markedcontent"/>
+              </w:rPr>
+              <w:t>Generazione calendario</w:t>
             </w:r>
           </w:p>
         </w:tc>
@@ -9134,18 +10726,6 @@
                 <w:rStyle w:val="markedcontent"/>
               </w:rPr>
             </w:pPr>
-            <w:r>
-              <w:rPr>
-                <w:rStyle w:val="markedcontent"/>
-              </w:rPr>
-              <w:t>L’amministratore ha generato il campionato e inserito le squadre d</w:t>
-            </w:r>
-            <w:r>
-              <w:rPr>
-                <w:rStyle w:val="markedcontent"/>
-              </w:rPr>
-              <w:t>egli utenti</w:t>
-            </w:r>
           </w:p>
         </w:tc>
       </w:tr>
@@ -9222,10 +10802,10 @@
           </w:tcPr>
           <w:p>
             <w:pPr>
-              <w:pStyle w:val="ListParagraph"/>
+              <w:pStyle w:val="Paragrafoelenco"/>
               <w:numPr>
                 <w:ilvl w:val="0"/>
-                <w:numId w:val="15"/>
+                <w:numId w:val="16"/>
               </w:numPr>
               <w:rPr>
                 <w:rStyle w:val="markedcontent"/>
@@ -9235,15 +10815,33 @@
               <w:rPr>
                 <w:rStyle w:val="markedcontent"/>
               </w:rPr>
-              <w:t>Login</w:t>
-            </w:r>
-          </w:p>
-          <w:p>
-            <w:pPr>
-              <w:pStyle w:val="ListParagraph"/>
+              <w:t>L’utente</w:t>
+            </w:r>
+            <w:r>
+              <w:rPr>
+                <w:rStyle w:val="markedcontent"/>
+              </w:rPr>
+              <w:t xml:space="preserve"> </w:t>
+            </w:r>
+            <w:r>
+              <w:rPr>
+                <w:rStyle w:val="markedcontent"/>
+              </w:rPr>
+              <w:t>può inserire i pesi delle statistiche</w:t>
+            </w:r>
+            <w:r>
+              <w:rPr>
+                <w:rStyle w:val="markedcontent"/>
+              </w:rPr>
+              <w:t xml:space="preserve"> nel calcolo dei fantapunti di un giocatore</w:t>
+            </w:r>
+          </w:p>
+          <w:p>
+            <w:pPr>
+              <w:pStyle w:val="Paragrafoelenco"/>
               <w:numPr>
                 <w:ilvl w:val="0"/>
-                <w:numId w:val="15"/>
+                <w:numId w:val="16"/>
               </w:numPr>
               <w:rPr>
                 <w:rStyle w:val="markedcontent"/>
@@ -9253,31 +10851,7 @@
               <w:rPr>
                 <w:rStyle w:val="markedcontent"/>
               </w:rPr>
-              <w:t>V</w:t>
-            </w:r>
-            <w:r>
-              <w:rPr>
-                <w:rStyle w:val="markedcontent"/>
-              </w:rPr>
-              <w:t xml:space="preserve">iene presentato un menù, dove è possibile scegliere tra </w:t>
-            </w:r>
-            <w:r>
-              <w:rPr>
-                <w:rStyle w:val="markedcontent"/>
-              </w:rPr>
-              <w:t>modifica</w:t>
-            </w:r>
-            <w:r>
-              <w:rPr>
-                <w:rStyle w:val="markedcontent"/>
-              </w:rPr>
-              <w:t xml:space="preserve"> di una squadra, </w:t>
-            </w:r>
-            <w:r>
-              <w:rPr>
-                <w:rStyle w:val="markedcontent"/>
-              </w:rPr>
-              <w:t>modifica del peso delle statistiche</w:t>
+              <w:t>L’utente</w:t>
             </w:r>
             <w:r>
               <w:rPr>
@@ -9289,15 +10863,27 @@
               <w:rPr>
                 <w:rStyle w:val="markedcontent"/>
               </w:rPr>
-              <w:t>e modifica del malus</w:t>
-            </w:r>
-          </w:p>
-          <w:p>
-            <w:pPr>
-              <w:pStyle w:val="ListParagraph"/>
+              <w:t xml:space="preserve">può inserire il malus relativo </w:t>
+            </w:r>
+            <w:r>
+              <w:rPr>
+                <w:rStyle w:val="markedcontent"/>
+              </w:rPr>
+              <w:t>a</w:t>
+            </w:r>
+            <w:r>
+              <w:rPr>
+                <w:rStyle w:val="markedcontent"/>
+              </w:rPr>
+              <w:t>l mancato schieramento della formazione</w:t>
+            </w:r>
+          </w:p>
+          <w:p>
+            <w:pPr>
+              <w:pStyle w:val="Paragrafoelenco"/>
               <w:numPr>
                 <w:ilvl w:val="0"/>
-                <w:numId w:val="15"/>
+                <w:numId w:val="16"/>
               </w:numPr>
               <w:rPr>
                 <w:rStyle w:val="markedcontent"/>
@@ -9307,15 +10893,27 @@
               <w:rPr>
                 <w:rStyle w:val="markedcontent"/>
               </w:rPr>
-              <w:t>L’amministratore sceglie di modificare una squadra</w:t>
-            </w:r>
-          </w:p>
-          <w:p>
-            <w:pPr>
-              <w:pStyle w:val="ListParagraph"/>
+              <w:t xml:space="preserve">Inserisce il numero di utenti che comporranno </w:t>
+            </w:r>
+            <w:r>
+              <w:rPr>
+                <w:rStyle w:val="markedcontent"/>
+              </w:rPr>
+              <w:t>la</w:t>
+            </w:r>
+            <w:r>
+              <w:rPr>
+                <w:rStyle w:val="markedcontent"/>
+              </w:rPr>
+              <w:t xml:space="preserve"> lega</w:t>
+            </w:r>
+          </w:p>
+          <w:p>
+            <w:pPr>
+              <w:pStyle w:val="Paragrafoelenco"/>
               <w:numPr>
                 <w:ilvl w:val="0"/>
-                <w:numId w:val="15"/>
+                <w:numId w:val="16"/>
               </w:numPr>
               <w:rPr>
                 <w:rStyle w:val="markedcontent"/>
@@ -9325,15 +10923,15 @@
               <w:rPr>
                 <w:rStyle w:val="markedcontent"/>
               </w:rPr>
-              <w:t>L’amministratore sceglie quale squadra modificare</w:t>
-            </w:r>
-          </w:p>
-          <w:p>
-            <w:pPr>
-              <w:pStyle w:val="ListParagraph"/>
+              <w:t>Inserisce la lista degli utenti identificati per username</w:t>
+            </w:r>
+          </w:p>
+          <w:p>
+            <w:pPr>
+              <w:pStyle w:val="Paragrafoelenco"/>
               <w:numPr>
                 <w:ilvl w:val="0"/>
-                <w:numId w:val="15"/>
+                <w:numId w:val="16"/>
               </w:numPr>
               <w:rPr>
                 <w:rStyle w:val="markedcontent"/>
@@ -9343,21 +10941,27 @@
               <w:rPr>
                 <w:rStyle w:val="markedcontent"/>
               </w:rPr>
-              <w:t xml:space="preserve">L’amministratore </w:t>
-            </w:r>
-            <w:r>
-              <w:rPr>
-                <w:rStyle w:val="markedcontent"/>
-              </w:rPr>
-              <w:t>rimuove dalla rosa un giocatore</w:t>
-            </w:r>
-          </w:p>
-          <w:p>
-            <w:pPr>
-              <w:pStyle w:val="ListParagraph"/>
+              <w:t>Per ogni utente</w:t>
+            </w:r>
+            <w:r>
+              <w:rPr>
+                <w:rStyle w:val="markedcontent"/>
+              </w:rPr>
+              <w:t xml:space="preserve">, </w:t>
+            </w:r>
+            <w:r>
+              <w:rPr>
+                <w:rStyle w:val="markedcontent"/>
+              </w:rPr>
+              <w:t>inserisce i giocatori della sua squadra rispettando i vincoli sui ruoli</w:t>
+            </w:r>
+          </w:p>
+          <w:p>
+            <w:pPr>
+              <w:pStyle w:val="Paragrafoelenco"/>
               <w:numPr>
                 <w:ilvl w:val="0"/>
-                <w:numId w:val="15"/>
+                <w:numId w:val="16"/>
               </w:numPr>
               <w:rPr>
                 <w:rStyle w:val="markedcontent"/>
@@ -9367,39 +10971,15 @@
               <w:rPr>
                 <w:rStyle w:val="markedcontent"/>
               </w:rPr>
-              <w:t xml:space="preserve">L’amministratore </w:t>
-            </w:r>
-            <w:r>
-              <w:rPr>
-                <w:rStyle w:val="markedcontent"/>
-              </w:rPr>
-              <w:t xml:space="preserve">può scegliere se </w:t>
-            </w:r>
-            <w:r>
-              <w:rPr>
-                <w:rStyle w:val="markedcontent"/>
-              </w:rPr>
-              <w:t xml:space="preserve">ripartire dal punto 4 oppure </w:t>
-            </w:r>
-            <w:r>
-              <w:rPr>
-                <w:rStyle w:val="markedcontent"/>
-              </w:rPr>
-              <w:t>inserire un giocatore</w:t>
-            </w:r>
-            <w:r>
-              <w:rPr>
-                <w:rStyle w:val="markedcontent"/>
-              </w:rPr>
-              <w:t xml:space="preserve"> dalla lista svincolati</w:t>
-            </w:r>
-          </w:p>
-          <w:p>
-            <w:pPr>
-              <w:pStyle w:val="ListParagraph"/>
+              <w:t>Generazione calendario</w:t>
+            </w:r>
+          </w:p>
+          <w:p>
+            <w:pPr>
+              <w:pStyle w:val="Paragrafoelenco"/>
               <w:numPr>
                 <w:ilvl w:val="0"/>
-                <w:numId w:val="15"/>
+                <w:numId w:val="16"/>
               </w:numPr>
               <w:rPr>
                 <w:rStyle w:val="markedcontent"/>
@@ -9409,7 +10989,7 @@
               <w:rPr>
                 <w:rStyle w:val="markedcontent"/>
               </w:rPr>
-              <w:t>L’amministratore salva la modifica</w:t>
+              <w:t>Salva modifiche</w:t>
             </w:r>
           </w:p>
         </w:tc>
@@ -9451,229 +11031,6 @@
                 <w:rStyle w:val="markedcontent"/>
               </w:rPr>
             </w:pPr>
-            <w:r>
-              <w:rPr>
-                <w:rStyle w:val="markedcontent"/>
-              </w:rPr>
-              <w:t>Scenario A: modifica del peso</w:t>
-            </w:r>
-            <w:r>
-              <w:rPr>
-                <w:rStyle w:val="markedcontent"/>
-              </w:rPr>
-              <w:t xml:space="preserve"> delle statistiche</w:t>
-            </w:r>
-          </w:p>
-          <w:p>
-            <w:pPr>
-              <w:rPr>
-                <w:rStyle w:val="markedcontent"/>
-              </w:rPr>
-            </w:pPr>
-            <w:r>
-              <w:rPr>
-                <w:rStyle w:val="markedcontent"/>
-              </w:rPr>
-              <w:t xml:space="preserve">       </w:t>
-            </w:r>
-            <w:r>
-              <w:rPr>
-                <w:rStyle w:val="markedcontent"/>
-              </w:rPr>
-              <w:t>3.</w:t>
-            </w:r>
-            <w:r>
-              <w:rPr>
-                <w:rStyle w:val="markedcontent"/>
-              </w:rPr>
-              <w:t xml:space="preserve"> </w:t>
-            </w:r>
-            <w:r>
-              <w:rPr>
-                <w:rStyle w:val="markedcontent"/>
-              </w:rPr>
-              <w:t xml:space="preserve">   </w:t>
-            </w:r>
-            <w:r>
-              <w:rPr>
-                <w:rStyle w:val="markedcontent"/>
-              </w:rPr>
-              <w:t xml:space="preserve">L’amministratore sceglie di modificare </w:t>
-            </w:r>
-            <w:r>
-              <w:rPr>
-                <w:rStyle w:val="markedcontent"/>
-              </w:rPr>
-              <w:t>il peso delle</w:t>
-            </w:r>
-            <w:r>
-              <w:rPr>
-                <w:rStyle w:val="markedcontent"/>
-              </w:rPr>
-              <w:t xml:space="preserve"> statistiche</w:t>
-            </w:r>
-          </w:p>
-          <w:p>
-            <w:pPr>
-              <w:rPr>
-                <w:rStyle w:val="markedcontent"/>
-              </w:rPr>
-            </w:pPr>
-            <w:r>
-              <w:rPr>
-                <w:rStyle w:val="markedcontent"/>
-              </w:rPr>
-              <w:t xml:space="preserve">       4.    </w:t>
-            </w:r>
-            <w:r>
-              <w:rPr>
-                <w:rStyle w:val="markedcontent"/>
-              </w:rPr>
-              <w:t xml:space="preserve">L’amministratore sceglie quale </w:t>
-            </w:r>
-            <w:r>
-              <w:rPr>
-                <w:rStyle w:val="markedcontent"/>
-              </w:rPr>
-              <w:t>peso modificare</w:t>
-            </w:r>
-            <w:r>
-              <w:rPr>
-                <w:rStyle w:val="markedcontent"/>
-              </w:rPr>
-              <w:t xml:space="preserve"> </w:t>
-            </w:r>
-          </w:p>
-          <w:p>
-            <w:pPr>
-              <w:rPr>
-                <w:rStyle w:val="markedcontent"/>
-              </w:rPr>
-            </w:pPr>
-            <w:r>
-              <w:rPr>
-                <w:rStyle w:val="markedcontent"/>
-              </w:rPr>
-              <w:t xml:space="preserve">       5.    </w:t>
-            </w:r>
-            <w:r>
-              <w:rPr>
-                <w:rStyle w:val="markedcontent"/>
-              </w:rPr>
-              <w:t>Modifica il peso</w:t>
-            </w:r>
-          </w:p>
-          <w:p>
-            <w:pPr>
-              <w:rPr>
-                <w:rStyle w:val="markedcontent"/>
-              </w:rPr>
-            </w:pPr>
-            <w:r>
-              <w:rPr>
-                <w:rStyle w:val="markedcontent"/>
-              </w:rPr>
-              <w:t xml:space="preserve">       </w:t>
-            </w:r>
-            <w:r>
-              <w:rPr>
-                <w:rStyle w:val="markedcontent"/>
-              </w:rPr>
-              <w:t xml:space="preserve">6.    </w:t>
-            </w:r>
-            <w:r>
-              <w:rPr>
-                <w:rStyle w:val="markedcontent"/>
-              </w:rPr>
-              <w:t>può ripartire dal punto</w:t>
-            </w:r>
-            <w:r>
-              <w:rPr>
-                <w:rStyle w:val="markedcontent"/>
-              </w:rPr>
-              <w:t xml:space="preserve"> 4 oppure salvare le modifiche</w:t>
-            </w:r>
-          </w:p>
-          <w:p>
-            <w:pPr>
-              <w:rPr>
-                <w:rStyle w:val="markedcontent"/>
-              </w:rPr>
-            </w:pPr>
-            <w:r>
-              <w:rPr>
-                <w:rStyle w:val="markedcontent"/>
-              </w:rPr>
-              <w:t>Scenario B:</w:t>
-            </w:r>
-            <w:r>
-              <w:rPr>
-                <w:rStyle w:val="markedcontent"/>
-              </w:rPr>
-              <w:t xml:space="preserve"> modifica </w:t>
-            </w:r>
-            <w:r>
-              <w:rPr>
-                <w:rStyle w:val="markedcontent"/>
-              </w:rPr>
-              <w:t>malus</w:t>
-            </w:r>
-          </w:p>
-          <w:p>
-            <w:pPr>
-              <w:pStyle w:val="ListParagraph"/>
-              <w:numPr>
-                <w:ilvl w:val="0"/>
-                <w:numId w:val="10"/>
-              </w:numPr>
-              <w:rPr>
-                <w:rStyle w:val="markedcontent"/>
-              </w:rPr>
-            </w:pPr>
-            <w:r>
-              <w:rPr>
-                <w:rStyle w:val="markedcontent"/>
-              </w:rPr>
-              <w:t>L’amministratore sceglie di modificare il malus</w:t>
-            </w:r>
-          </w:p>
-          <w:p>
-            <w:pPr>
-              <w:rPr>
-                <w:rStyle w:val="markedcontent"/>
-              </w:rPr>
-            </w:pPr>
-            <w:r>
-              <w:rPr>
-                <w:rStyle w:val="markedcontent"/>
-              </w:rPr>
-              <w:t xml:space="preserve">       4.</w:t>
-            </w:r>
-            <w:r>
-              <w:rPr>
-                <w:rStyle w:val="markedcontent"/>
-              </w:rPr>
-              <w:t xml:space="preserve">    L’amministratore</w:t>
-            </w:r>
-            <w:r>
-              <w:rPr>
-                <w:rStyle w:val="markedcontent"/>
-              </w:rPr>
-              <w:t xml:space="preserve"> modifica il malus</w:t>
-            </w:r>
-          </w:p>
-          <w:p>
-            <w:pPr>
-              <w:rPr>
-                <w:rStyle w:val="markedcontent"/>
-              </w:rPr>
-            </w:pPr>
-            <w:r>
-              <w:rPr>
-                <w:rStyle w:val="markedcontent"/>
-              </w:rPr>
-              <w:t xml:space="preserve">       5.    L’amministratore salva la modifica</w:t>
-            </w:r>
           </w:p>
         </w:tc>
       </w:tr>
@@ -9765,18 +11122,9 @@
       </w:tr>
     </w:tbl>
     <w:p/>
-    <w:p/>
-    <w:p/>
-    <w:p/>
-    <w:p/>
-    <w:p/>
-    <w:p/>
-    <w:p/>
-    <w:p/>
-    <w:p/>
     <w:tbl>
       <w:tblPr>
-        <w:tblStyle w:val="TableGrid"/>
+        <w:tblStyle w:val="Grigliatabella"/>
         <w:tblW w:w="9802" w:type="dxa"/>
         <w:jc w:val="center"/>
         <w:tblLook w:val="04A0" w:firstRow="1" w:lastRow="0" w:firstColumn="1" w:lastColumn="0" w:noHBand="0" w:noVBand="1"/>
@@ -9793,6 +11141,7 @@
         <w:tc>
           <w:tcPr>
             <w:tcW w:w="2147" w:type="dxa"/>
+            <w:shd w:val="clear" w:color="auto" w:fill="8EAADB" w:themeFill="accent1" w:themeFillTint="99"/>
             <w:vAlign w:val="center"/>
           </w:tcPr>
           <w:p>
@@ -9814,11 +11163,22 @@
         <w:tc>
           <w:tcPr>
             <w:tcW w:w="7655" w:type="dxa"/>
-            <w:vAlign w:val="center"/>
-          </w:tcPr>
-          <w:p>
-            <w:r>
-              <w:t>Creazione Campionato</w:t>
+            <w:shd w:val="clear" w:color="auto" w:fill="8EAADB" w:themeFill="accent1" w:themeFillTint="99"/>
+            <w:vAlign w:val="center"/>
+          </w:tcPr>
+          <w:p>
+            <w:pPr>
+              <w:rPr>
+                <w:b/>
+                <w:bCs/>
+              </w:rPr>
+            </w:pPr>
+            <w:r>
+              <w:rPr>
+                <w:b/>
+                <w:bCs/>
+              </w:rPr>
+              <w:t>Generazione calendario</w:t>
             </w:r>
           </w:p>
         </w:tc>
@@ -9864,61 +11224,7 @@
               <w:rPr>
                 <w:rStyle w:val="markedcontent"/>
               </w:rPr>
-              <w:t xml:space="preserve">Permette </w:t>
-            </w:r>
-            <w:r>
-              <w:rPr>
-                <w:rStyle w:val="markedcontent"/>
-              </w:rPr>
-              <w:t xml:space="preserve">ad un utente che non </w:t>
-            </w:r>
-            <w:r>
-              <w:rPr>
-                <w:rStyle w:val="markedcontent"/>
-              </w:rPr>
-              <w:t>fa parte di nessuna lega</w:t>
-            </w:r>
-            <w:r>
-              <w:rPr>
-                <w:rStyle w:val="markedcontent"/>
-              </w:rPr>
-              <w:t xml:space="preserve"> di crear</w:t>
-            </w:r>
-            <w:r>
-              <w:rPr>
-                <w:rStyle w:val="markedcontent"/>
-              </w:rPr>
-              <w:t>n</w:t>
-            </w:r>
-            <w:r>
-              <w:rPr>
-                <w:rStyle w:val="markedcontent"/>
-              </w:rPr>
-              <w:t xml:space="preserve">e </w:t>
-            </w:r>
-            <w:r>
-              <w:rPr>
-                <w:rStyle w:val="markedcontent"/>
-              </w:rPr>
-              <w:t>un</w:t>
-            </w:r>
-            <w:r>
-              <w:rPr>
-                <w:rStyle w:val="markedcontent"/>
-              </w:rPr>
-              <w:t xml:space="preserve">a </w:t>
-            </w:r>
-            <w:r>
-              <w:rPr>
-                <w:rStyle w:val="markedcontent"/>
-              </w:rPr>
-              <w:t>nuova</w:t>
-            </w:r>
-            <w:r>
-              <w:rPr>
-                <w:rStyle w:val="markedcontent"/>
-              </w:rPr>
-              <w:t xml:space="preserve"> e di inserire tutti gli utenti con le rispettive squadre</w:t>
+              <w:t>Generazione automatica del calendario della lega</w:t>
             </w:r>
           </w:p>
         </w:tc>
@@ -9964,7 +11270,7 @@
               <w:rPr>
                 <w:rStyle w:val="markedcontent"/>
               </w:rPr>
-              <w:t>Utente</w:t>
+              <w:t>Amministratore di lega</w:t>
             </w:r>
           </w:p>
         </w:tc>
@@ -10010,13 +11316,7 @@
               <w:rPr>
                 <w:rStyle w:val="markedcontent"/>
               </w:rPr>
-              <w:t xml:space="preserve">Login, </w:t>
-            </w:r>
-            <w:r>
-              <w:rPr>
-                <w:rStyle w:val="markedcontent"/>
-              </w:rPr>
-              <w:t>Generazione calendario</w:t>
+              <w:t>Creazione campionato</w:t>
             </w:r>
           </w:p>
         </w:tc>
@@ -10134,10 +11434,10 @@
           </w:tcPr>
           <w:p>
             <w:pPr>
-              <w:pStyle w:val="ListParagraph"/>
+              <w:pStyle w:val="Paragrafoelenco"/>
               <w:numPr>
                 <w:ilvl w:val="0"/>
-                <w:numId w:val="16"/>
+                <w:numId w:val="17"/>
               </w:numPr>
               <w:rPr>
                 <w:rStyle w:val="markedcontent"/>
@@ -10147,33 +11447,21 @@
               <w:rPr>
                 <w:rStyle w:val="markedcontent"/>
               </w:rPr>
-              <w:t>L’utente</w:t>
-            </w:r>
-            <w:r>
-              <w:rPr>
-                <w:rStyle w:val="markedcontent"/>
-              </w:rPr>
-              <w:t xml:space="preserve"> </w:t>
-            </w:r>
-            <w:r>
-              <w:rPr>
-                <w:rStyle w:val="markedcontent"/>
-              </w:rPr>
-              <w:t>può inserire i pesi delle statistiche</w:t>
-            </w:r>
-            <w:r>
-              <w:rPr>
-                <w:rStyle w:val="markedcontent"/>
-              </w:rPr>
-              <w:t xml:space="preserve"> nel calcolo dei fantapunti di un giocatore</w:t>
-            </w:r>
-          </w:p>
-          <w:p>
-            <w:pPr>
-              <w:pStyle w:val="ListParagraph"/>
+              <w:t xml:space="preserve">Il sistema genera automaticamente </w:t>
+            </w:r>
+            <w:r>
+              <w:rPr>
+                <w:rStyle w:val="markedcontent"/>
+              </w:rPr>
+              <w:t>tutti gli scontri diretti di tutte le giornate del campionato</w:t>
+            </w:r>
+          </w:p>
+          <w:p>
+            <w:pPr>
+              <w:pStyle w:val="Paragrafoelenco"/>
               <w:numPr>
                 <w:ilvl w:val="0"/>
-                <w:numId w:val="16"/>
+                <w:numId w:val="17"/>
               </w:numPr>
               <w:rPr>
                 <w:rStyle w:val="markedcontent"/>
@@ -10183,145 +11471,7 @@
               <w:rPr>
                 <w:rStyle w:val="markedcontent"/>
               </w:rPr>
-              <w:t>L’utente</w:t>
-            </w:r>
-            <w:r>
-              <w:rPr>
-                <w:rStyle w:val="markedcontent"/>
-              </w:rPr>
-              <w:t xml:space="preserve"> </w:t>
-            </w:r>
-            <w:r>
-              <w:rPr>
-                <w:rStyle w:val="markedcontent"/>
-              </w:rPr>
-              <w:t xml:space="preserve">può inserire il malus relativo </w:t>
-            </w:r>
-            <w:r>
-              <w:rPr>
-                <w:rStyle w:val="markedcontent"/>
-              </w:rPr>
-              <w:t>a</w:t>
-            </w:r>
-            <w:r>
-              <w:rPr>
-                <w:rStyle w:val="markedcontent"/>
-              </w:rPr>
-              <w:t>l mancato schieramento della formazione</w:t>
-            </w:r>
-          </w:p>
-          <w:p>
-            <w:pPr>
-              <w:pStyle w:val="ListParagraph"/>
-              <w:numPr>
-                <w:ilvl w:val="0"/>
-                <w:numId w:val="16"/>
-              </w:numPr>
-              <w:rPr>
-                <w:rStyle w:val="markedcontent"/>
-              </w:rPr>
-            </w:pPr>
-            <w:r>
-              <w:rPr>
-                <w:rStyle w:val="markedcontent"/>
-              </w:rPr>
-              <w:t xml:space="preserve">Inserisce il numero di utenti che comporranno </w:t>
-            </w:r>
-            <w:r>
-              <w:rPr>
-                <w:rStyle w:val="markedcontent"/>
-              </w:rPr>
-              <w:t>la</w:t>
-            </w:r>
-            <w:r>
-              <w:rPr>
-                <w:rStyle w:val="markedcontent"/>
-              </w:rPr>
-              <w:t xml:space="preserve"> lega</w:t>
-            </w:r>
-          </w:p>
-          <w:p>
-            <w:pPr>
-              <w:pStyle w:val="ListParagraph"/>
-              <w:numPr>
-                <w:ilvl w:val="0"/>
-                <w:numId w:val="16"/>
-              </w:numPr>
-              <w:rPr>
-                <w:rStyle w:val="markedcontent"/>
-              </w:rPr>
-            </w:pPr>
-            <w:r>
-              <w:rPr>
-                <w:rStyle w:val="markedcontent"/>
-              </w:rPr>
-              <w:t>Inserisce la lista degli utenti identificati per username</w:t>
-            </w:r>
-          </w:p>
-          <w:p>
-            <w:pPr>
-              <w:pStyle w:val="ListParagraph"/>
-              <w:numPr>
-                <w:ilvl w:val="0"/>
-                <w:numId w:val="16"/>
-              </w:numPr>
-              <w:rPr>
-                <w:rStyle w:val="markedcontent"/>
-              </w:rPr>
-            </w:pPr>
-            <w:r>
-              <w:rPr>
-                <w:rStyle w:val="markedcontent"/>
-              </w:rPr>
-              <w:t>Per ogni utente</w:t>
-            </w:r>
-            <w:r>
-              <w:rPr>
-                <w:rStyle w:val="markedcontent"/>
-              </w:rPr>
-              <w:t xml:space="preserve">, </w:t>
-            </w:r>
-            <w:r>
-              <w:rPr>
-                <w:rStyle w:val="markedcontent"/>
-              </w:rPr>
-              <w:t>inserisce i giocatori della sua squadra rispettando i vincoli sui ruoli</w:t>
-            </w:r>
-          </w:p>
-          <w:p>
-            <w:pPr>
-              <w:pStyle w:val="ListParagraph"/>
-              <w:numPr>
-                <w:ilvl w:val="0"/>
-                <w:numId w:val="16"/>
-              </w:numPr>
-              <w:rPr>
-                <w:rStyle w:val="markedcontent"/>
-              </w:rPr>
-            </w:pPr>
-            <w:r>
-              <w:rPr>
-                <w:rStyle w:val="markedcontent"/>
-              </w:rPr>
-              <w:t>Generazione calendario</w:t>
-            </w:r>
-          </w:p>
-          <w:p>
-            <w:pPr>
-              <w:pStyle w:val="ListParagraph"/>
-              <w:numPr>
-                <w:ilvl w:val="0"/>
-                <w:numId w:val="16"/>
-              </w:numPr>
-              <w:rPr>
-                <w:rStyle w:val="markedcontent"/>
-              </w:rPr>
-            </w:pPr>
-            <w:r>
-              <w:rPr>
-                <w:rStyle w:val="markedcontent"/>
-              </w:rPr>
-              <w:t>Salva modifiche</w:t>
+              <w:t>Il calendario viene salvato in modo persistente</w:t>
             </w:r>
           </w:p>
         </w:tc>
@@ -10403,12 +11553,6 @@
                 <w:rStyle w:val="markedcontent"/>
               </w:rPr>
             </w:pPr>
-            <w:r>
-              <w:rPr>
-                <w:rStyle w:val="markedcontent"/>
-              </w:rPr>
-              <w:t>Intuitività nell’uso delle funzionalità</w:t>
-            </w:r>
           </w:p>
         </w:tc>
       </w:tr>
@@ -10457,7 +11601,7 @@
     <w:p/>
     <w:tbl>
       <w:tblPr>
-        <w:tblStyle w:val="TableGrid"/>
+        <w:tblStyle w:val="Grigliatabella"/>
         <w:tblW w:w="9802" w:type="dxa"/>
         <w:jc w:val="center"/>
         <w:tblLook w:val="04A0" w:firstRow="1" w:lastRow="0" w:firstColumn="1" w:lastColumn="0" w:noHBand="0" w:noVBand="1"/>
@@ -10474,20 +11618,22 @@
         <w:tc>
           <w:tcPr>
             <w:tcW w:w="2147" w:type="dxa"/>
-            <w:vAlign w:val="center"/>
-          </w:tcPr>
-          <w:p>
-            <w:pPr>
-              <w:rPr>
-                <w:b/>
-                <w:bCs/>
-              </w:rPr>
-            </w:pPr>
-            <w:r>
-              <w:rPr>
-                <w:b/>
-                <w:bCs/>
-              </w:rPr>
+            <w:shd w:val="clear" w:color="auto" w:fill="8EAADB" w:themeFill="accent1" w:themeFillTint="99"/>
+            <w:vAlign w:val="center"/>
+          </w:tcPr>
+          <w:p>
+            <w:pPr>
+              <w:rPr>
+                <w:b/>
+                <w:bCs/>
+              </w:rPr>
+            </w:pPr>
+            <w:r>
+              <w:rPr>
+                <w:b/>
+                <w:bCs/>
+              </w:rPr>
+              <w:lastRenderedPageBreak/>
               <w:t>Titolo</w:t>
             </w:r>
           </w:p>
@@ -10495,11 +11641,29 @@
         <w:tc>
           <w:tcPr>
             <w:tcW w:w="7655" w:type="dxa"/>
-            <w:vAlign w:val="center"/>
-          </w:tcPr>
-          <w:p>
-            <w:r>
-              <w:t>Generazione calendario</w:t>
+            <w:shd w:val="clear" w:color="auto" w:fill="8EAADB" w:themeFill="accent1" w:themeFillTint="99"/>
+            <w:vAlign w:val="center"/>
+          </w:tcPr>
+          <w:p>
+            <w:pPr>
+              <w:rPr>
+                <w:b/>
+                <w:bCs/>
+              </w:rPr>
+            </w:pPr>
+            <w:r>
+              <w:rPr>
+                <w:b/>
+                <w:bCs/>
+              </w:rPr>
+              <w:t xml:space="preserve">Scaricamento </w:t>
+            </w:r>
+            <w:r>
+              <w:rPr>
+                <w:b/>
+                <w:bCs/>
+              </w:rPr>
+              <w:t>calendario e giocatori</w:t>
             </w:r>
           </w:p>
         </w:tc>
@@ -10545,7 +11709,31 @@
               <w:rPr>
                 <w:rStyle w:val="markedcontent"/>
               </w:rPr>
-              <w:t>Generazione automatica del calendario della lega</w:t>
+              <w:t xml:space="preserve">L’applicazione si serve di un sistema esterno per ottenere </w:t>
+            </w:r>
+            <w:r>
+              <w:rPr>
+                <w:rStyle w:val="markedcontent"/>
+              </w:rPr>
+              <w:t xml:space="preserve">il calendario del campionato </w:t>
+            </w:r>
+            <w:r>
+              <w:rPr>
+                <w:rStyle w:val="markedcontent"/>
+              </w:rPr>
+              <w:t xml:space="preserve">LBA </w:t>
+            </w:r>
+            <w:r>
+              <w:rPr>
+                <w:rStyle w:val="markedcontent"/>
+              </w:rPr>
+              <w:t>e la lista dei giocatori</w:t>
+            </w:r>
+            <w:r>
+              <w:rPr>
+                <w:rStyle w:val="markedcontent"/>
+              </w:rPr>
+              <w:t xml:space="preserve"> di tutte le squadre</w:t>
             </w:r>
           </w:p>
         </w:tc>
@@ -10591,7 +11779,13 @@
               <w:rPr>
                 <w:rStyle w:val="markedcontent"/>
               </w:rPr>
-              <w:t>Amministratore di lega</w:t>
+              <w:t>Sistema esterno</w:t>
+            </w:r>
+            <w:r>
+              <w:rPr>
+                <w:rStyle w:val="markedcontent"/>
+              </w:rPr>
+              <w:t>, evento inizio campionato reale</w:t>
             </w:r>
           </w:p>
         </w:tc>
@@ -10633,18 +11827,6 @@
                 <w:rStyle w:val="markedcontent"/>
               </w:rPr>
             </w:pPr>
-            <w:r>
-              <w:rPr>
-                <w:rStyle w:val="markedcontent"/>
-              </w:rPr>
-              <w:t>Creazione campionato, scaricamento date</w:t>
-            </w:r>
-            <w:r>
-              <w:rPr>
-                <w:rStyle w:val="markedcontent"/>
-              </w:rPr>
-              <w:t xml:space="preserve"> e orari partite</w:t>
-            </w:r>
           </w:p>
         </w:tc>
       </w:tr>
@@ -10761,74 +11943,40 @@
           </w:tcPr>
           <w:p>
             <w:pPr>
-              <w:pStyle w:val="ListParagraph"/>
+              <w:pStyle w:val="Paragrafoelenco"/>
               <w:numPr>
                 <w:ilvl w:val="0"/>
-                <w:numId w:val="17"/>
+                <w:numId w:val="32"/>
               </w:numPr>
-              <w:rPr>
-                <w:rStyle w:val="markedcontent"/>
-              </w:rPr>
-            </w:pPr>
-            <w:r>
-              <w:rPr>
-                <w:rStyle w:val="markedcontent"/>
-              </w:rPr>
-              <w:t>Scaricamento date e orari partite</w:t>
-            </w:r>
-            <w:r>
-              <w:rPr>
-                <w:rStyle w:val="markedcontent"/>
-              </w:rPr>
-              <w:t xml:space="preserve">. Non si procede con il punto 2 finché il sistema esterno non </w:t>
-            </w:r>
-            <w:r>
-              <w:rPr>
-                <w:rStyle w:val="markedcontent"/>
-              </w:rPr>
-              <w:t>fornisce una risposta</w:t>
-            </w:r>
-          </w:p>
-          <w:p>
-            <w:pPr>
-              <w:pStyle w:val="ListParagraph"/>
+              <w:spacing w:after="160" w:line="259" w:lineRule="auto"/>
+              <w:rPr>
+                <w:rStyle w:val="markedcontent"/>
+              </w:rPr>
+            </w:pPr>
+            <w:r>
+              <w:rPr>
+                <w:rStyle w:val="markedcontent"/>
+              </w:rPr>
+              <w:t>L’applicazione richiede al sistema esterno lo scaricamento dei dati</w:t>
+            </w:r>
+          </w:p>
+          <w:p>
+            <w:pPr>
+              <w:pStyle w:val="Paragrafoelenco"/>
               <w:numPr>
                 <w:ilvl w:val="0"/>
-                <w:numId w:val="17"/>
+                <w:numId w:val="32"/>
               </w:numPr>
-              <w:rPr>
-                <w:rStyle w:val="markedcontent"/>
-              </w:rPr>
-            </w:pPr>
-            <w:r>
-              <w:rPr>
-                <w:rStyle w:val="markedcontent"/>
-              </w:rPr>
-              <w:t xml:space="preserve">Il sistema genera automaticamente </w:t>
-            </w:r>
-            <w:r>
-              <w:rPr>
-                <w:rStyle w:val="markedcontent"/>
-              </w:rPr>
-              <w:t>tutti gli scontri diretti di tutte le giornate del campionato</w:t>
-            </w:r>
-          </w:p>
-          <w:p>
-            <w:pPr>
-              <w:pStyle w:val="ListParagraph"/>
-              <w:numPr>
-                <w:ilvl w:val="0"/>
-                <w:numId w:val="17"/>
-              </w:numPr>
-              <w:rPr>
-                <w:rStyle w:val="markedcontent"/>
-              </w:rPr>
-            </w:pPr>
-            <w:r>
-              <w:rPr>
-                <w:rStyle w:val="markedcontent"/>
-              </w:rPr>
-              <w:t>Il calendario viene salvato in modo persistente</w:t>
+              <w:spacing w:after="160" w:line="259" w:lineRule="auto"/>
+              <w:rPr>
+                <w:rStyle w:val="markedcontent"/>
+              </w:rPr>
+            </w:pPr>
+            <w:r>
+              <w:rPr>
+                <w:rStyle w:val="markedcontent"/>
+              </w:rPr>
+              <w:t>Il sistema esterno fornisce i dati richiesti</w:t>
             </w:r>
           </w:p>
         </w:tc>
@@ -10953,505 +12101,11 @@
           </w:p>
         </w:tc>
       </w:tr>
-      <w:tr>
-        <w:trPr>
-          <w:trHeight w:val="493"/>
-          <w:jc w:val="center"/>
-        </w:trPr>
-        <w:tc>
-          <w:tcPr>
-            <w:tcW w:w="2147" w:type="dxa"/>
-            <w:vAlign w:val="center"/>
-          </w:tcPr>
-          <w:p>
-            <w:pPr>
-              <w:rPr>
-                <w:b/>
-                <w:bCs/>
-              </w:rPr>
-            </w:pPr>
-            <w:r>
-              <w:rPr>
-                <w:b/>
-                <w:bCs/>
-              </w:rPr>
-              <w:t>Titolo</w:t>
-            </w:r>
-          </w:p>
-        </w:tc>
-        <w:tc>
-          <w:tcPr>
-            <w:tcW w:w="7655" w:type="dxa"/>
-            <w:vAlign w:val="center"/>
-          </w:tcPr>
-          <w:p>
-            <w:r>
-              <w:t>Scaricamento date e orari partite</w:t>
-            </w:r>
-          </w:p>
-        </w:tc>
-      </w:tr>
-      <w:tr>
-        <w:trPr>
-          <w:trHeight w:val="493"/>
-          <w:jc w:val="center"/>
-        </w:trPr>
-        <w:tc>
-          <w:tcPr>
-            <w:tcW w:w="2147" w:type="dxa"/>
-            <w:vAlign w:val="center"/>
-          </w:tcPr>
-          <w:p>
-            <w:pPr>
-              <w:rPr>
-                <w:b/>
-                <w:bCs/>
-              </w:rPr>
-            </w:pPr>
-            <w:r>
-              <w:rPr>
-                <w:b/>
-                <w:bCs/>
-              </w:rPr>
-              <w:t>Descrizione</w:t>
-            </w:r>
-          </w:p>
-        </w:tc>
-        <w:tc>
-          <w:tcPr>
-            <w:tcW w:w="7655" w:type="dxa"/>
-            <w:vAlign w:val="center"/>
-          </w:tcPr>
-          <w:p>
-            <w:pPr>
-              <w:rPr>
-                <w:rStyle w:val="markedcontent"/>
-              </w:rPr>
-            </w:pPr>
-            <w:r>
-              <w:rPr>
-                <w:rStyle w:val="markedcontent"/>
-              </w:rPr>
-              <w:t xml:space="preserve">L’applicazione si serve di un sistema esterno per </w:t>
-            </w:r>
-            <w:r>
-              <w:rPr>
-                <w:rStyle w:val="markedcontent"/>
-              </w:rPr>
-              <w:t>ottenere tutte le date e gli orari dell</w:t>
-            </w:r>
-            <w:r>
-              <w:rPr>
-                <w:rStyle w:val="markedcontent"/>
-              </w:rPr>
-              <w:t>e</w:t>
-            </w:r>
-            <w:r>
-              <w:rPr>
-                <w:rStyle w:val="markedcontent"/>
-              </w:rPr>
-              <w:t xml:space="preserve"> partite del campionato LBA</w:t>
-            </w:r>
-          </w:p>
-        </w:tc>
-      </w:tr>
-      <w:tr>
-        <w:trPr>
-          <w:trHeight w:val="493"/>
-          <w:jc w:val="center"/>
-        </w:trPr>
-        <w:tc>
-          <w:tcPr>
-            <w:tcW w:w="2147" w:type="dxa"/>
-            <w:vAlign w:val="center"/>
-          </w:tcPr>
-          <w:p>
-            <w:pPr>
-              <w:rPr>
-                <w:b/>
-                <w:bCs/>
-              </w:rPr>
-            </w:pPr>
-            <w:r>
-              <w:rPr>
-                <w:b/>
-                <w:bCs/>
-              </w:rPr>
-              <w:t>Attori</w:t>
-            </w:r>
-          </w:p>
-        </w:tc>
-        <w:tc>
-          <w:tcPr>
-            <w:tcW w:w="7655" w:type="dxa"/>
-            <w:vAlign w:val="center"/>
-          </w:tcPr>
-          <w:p>
-            <w:pPr>
-              <w:rPr>
-                <w:rStyle w:val="markedcontent"/>
-              </w:rPr>
-            </w:pPr>
-            <w:r>
-              <w:rPr>
-                <w:rStyle w:val="markedcontent"/>
-              </w:rPr>
-              <w:t>Sistema esterno</w:t>
-            </w:r>
-          </w:p>
-        </w:tc>
-      </w:tr>
-      <w:tr>
-        <w:trPr>
-          <w:trHeight w:val="493"/>
-          <w:jc w:val="center"/>
-        </w:trPr>
-        <w:tc>
-          <w:tcPr>
-            <w:tcW w:w="2147" w:type="dxa"/>
-            <w:vAlign w:val="center"/>
-          </w:tcPr>
-          <w:p>
-            <w:pPr>
-              <w:rPr>
-                <w:b/>
-                <w:bCs/>
-              </w:rPr>
-            </w:pPr>
-            <w:r>
-              <w:rPr>
-                <w:b/>
-                <w:bCs/>
-              </w:rPr>
-              <w:t>Relazioni</w:t>
-            </w:r>
-          </w:p>
-        </w:tc>
-        <w:tc>
-          <w:tcPr>
-            <w:tcW w:w="7655" w:type="dxa"/>
-            <w:vAlign w:val="center"/>
-          </w:tcPr>
-          <w:p>
-            <w:pPr>
-              <w:rPr>
-                <w:rStyle w:val="markedcontent"/>
-              </w:rPr>
-            </w:pPr>
-            <w:r>
-              <w:rPr>
-                <w:rStyle w:val="markedcontent"/>
-              </w:rPr>
-              <w:t>Generazione calendario</w:t>
-            </w:r>
-          </w:p>
-        </w:tc>
-      </w:tr>
-      <w:tr>
-        <w:trPr>
-          <w:trHeight w:val="493"/>
-          <w:jc w:val="center"/>
-        </w:trPr>
-        <w:tc>
-          <w:tcPr>
-            <w:tcW w:w="2147" w:type="dxa"/>
-            <w:vAlign w:val="center"/>
-          </w:tcPr>
-          <w:p>
-            <w:pPr>
-              <w:rPr>
-                <w:b/>
-                <w:bCs/>
-              </w:rPr>
-            </w:pPr>
-            <w:r>
-              <w:rPr>
-                <w:b/>
-                <w:bCs/>
-              </w:rPr>
-              <w:t>Precondizioni</w:t>
-            </w:r>
-          </w:p>
-        </w:tc>
-        <w:tc>
-          <w:tcPr>
-            <w:tcW w:w="7655" w:type="dxa"/>
-            <w:vAlign w:val="center"/>
-          </w:tcPr>
-          <w:p>
-            <w:pPr>
-              <w:rPr>
-                <w:rStyle w:val="markedcontent"/>
-              </w:rPr>
-            </w:pPr>
-            <w:r>
-              <w:rPr>
-                <w:rStyle w:val="markedcontent"/>
-              </w:rPr>
-              <w:t>Il sistema esterno dispone di tutte le date e orari dell</w:t>
-            </w:r>
-            <w:r>
-              <w:rPr>
-                <w:rStyle w:val="markedcontent"/>
-              </w:rPr>
-              <w:t>e</w:t>
-            </w:r>
-            <w:r>
-              <w:rPr>
-                <w:rStyle w:val="markedcontent"/>
-              </w:rPr>
-              <w:t xml:space="preserve"> partite fino al termine del campionato LBA</w:t>
-            </w:r>
-          </w:p>
-        </w:tc>
-      </w:tr>
-      <w:tr>
-        <w:trPr>
-          <w:trHeight w:val="493"/>
-          <w:jc w:val="center"/>
-        </w:trPr>
-        <w:tc>
-          <w:tcPr>
-            <w:tcW w:w="2147" w:type="dxa"/>
-            <w:vAlign w:val="center"/>
-          </w:tcPr>
-          <w:p>
-            <w:pPr>
-              <w:rPr>
-                <w:b/>
-                <w:bCs/>
-              </w:rPr>
-            </w:pPr>
-            <w:r>
-              <w:rPr>
-                <w:b/>
-                <w:bCs/>
-              </w:rPr>
-              <w:t>Postcondizioni</w:t>
-            </w:r>
-          </w:p>
-        </w:tc>
-        <w:tc>
-          <w:tcPr>
-            <w:tcW w:w="7655" w:type="dxa"/>
-            <w:vAlign w:val="center"/>
-          </w:tcPr>
-          <w:p>
-            <w:pPr>
-              <w:rPr>
-                <w:rStyle w:val="markedcontent"/>
-              </w:rPr>
-            </w:pPr>
-          </w:p>
-        </w:tc>
-      </w:tr>
-      <w:tr>
-        <w:trPr>
-          <w:trHeight w:val="493"/>
-          <w:jc w:val="center"/>
-        </w:trPr>
-        <w:tc>
-          <w:tcPr>
-            <w:tcW w:w="2147" w:type="dxa"/>
-            <w:vAlign w:val="center"/>
-          </w:tcPr>
-          <w:p>
-            <w:pPr>
-              <w:rPr>
-                <w:b/>
-                <w:bCs/>
-              </w:rPr>
-            </w:pPr>
-            <w:r>
-              <w:rPr>
-                <w:b/>
-                <w:bCs/>
-              </w:rPr>
-              <w:t>Scenario principale</w:t>
-            </w:r>
-          </w:p>
-        </w:tc>
-        <w:tc>
-          <w:tcPr>
-            <w:tcW w:w="7655" w:type="dxa"/>
-            <w:vAlign w:val="center"/>
-          </w:tcPr>
-          <w:p>
-            <w:pPr>
-              <w:pStyle w:val="ListParagraph"/>
-              <w:numPr>
-                <w:ilvl w:val="0"/>
-                <w:numId w:val="22"/>
-              </w:numPr>
-              <w:rPr>
-                <w:rStyle w:val="markedcontent"/>
-              </w:rPr>
-            </w:pPr>
-            <w:r>
-              <w:rPr>
-                <w:rStyle w:val="markedcontent"/>
-              </w:rPr>
-              <w:t xml:space="preserve">L’applicazione </w:t>
-            </w:r>
-            <w:r>
-              <w:rPr>
-                <w:rStyle w:val="markedcontent"/>
-              </w:rPr>
-              <w:t>richiede al sistema esterno lo scaricamento dei dati</w:t>
-            </w:r>
-          </w:p>
-          <w:p>
-            <w:pPr>
-              <w:pStyle w:val="ListParagraph"/>
-              <w:numPr>
-                <w:ilvl w:val="0"/>
-                <w:numId w:val="22"/>
-              </w:numPr>
-              <w:rPr>
-                <w:rStyle w:val="markedcontent"/>
-              </w:rPr>
-            </w:pPr>
-            <w:r>
-              <w:rPr>
-                <w:rStyle w:val="markedcontent"/>
-              </w:rPr>
-              <w:t xml:space="preserve">Il sistema esterno fornisce </w:t>
-            </w:r>
-            <w:r>
-              <w:rPr>
-                <w:rStyle w:val="markedcontent"/>
-              </w:rPr>
-              <w:t>i dati richiesti</w:t>
-            </w:r>
-          </w:p>
-        </w:tc>
-      </w:tr>
-      <w:tr>
-        <w:trPr>
-          <w:trHeight w:val="493"/>
-          <w:jc w:val="center"/>
-        </w:trPr>
-        <w:tc>
-          <w:tcPr>
-            <w:tcW w:w="2147" w:type="dxa"/>
-            <w:vAlign w:val="center"/>
-          </w:tcPr>
-          <w:p>
-            <w:pPr>
-              <w:rPr>
-                <w:b/>
-                <w:bCs/>
-              </w:rPr>
-            </w:pPr>
-            <w:r>
-              <w:rPr>
-                <w:b/>
-                <w:bCs/>
-              </w:rPr>
-              <w:t>Scenari alternativi</w:t>
-            </w:r>
-          </w:p>
-        </w:tc>
-        <w:tc>
-          <w:tcPr>
-            <w:tcW w:w="7655" w:type="dxa"/>
-            <w:vAlign w:val="center"/>
-          </w:tcPr>
-          <w:p>
-            <w:pPr>
-              <w:rPr>
-                <w:rStyle w:val="markedcontent"/>
-              </w:rPr>
-            </w:pPr>
-          </w:p>
-        </w:tc>
-      </w:tr>
-      <w:tr>
-        <w:trPr>
-          <w:trHeight w:val="493"/>
-          <w:jc w:val="center"/>
-        </w:trPr>
-        <w:tc>
-          <w:tcPr>
-            <w:tcW w:w="2147" w:type="dxa"/>
-            <w:vAlign w:val="center"/>
-          </w:tcPr>
-          <w:p>
-            <w:pPr>
-              <w:rPr>
-                <w:b/>
-                <w:bCs/>
-              </w:rPr>
-            </w:pPr>
-            <w:r>
-              <w:rPr>
-                <w:b/>
-                <w:bCs/>
-              </w:rPr>
-              <w:t>Requisiti non funzionali</w:t>
-            </w:r>
-          </w:p>
-        </w:tc>
-        <w:tc>
-          <w:tcPr>
-            <w:tcW w:w="7655" w:type="dxa"/>
-            <w:vAlign w:val="center"/>
-          </w:tcPr>
-          <w:p>
-            <w:pPr>
-              <w:rPr>
-                <w:rStyle w:val="markedcontent"/>
-              </w:rPr>
-            </w:pPr>
-          </w:p>
-        </w:tc>
-      </w:tr>
-      <w:tr>
-        <w:trPr>
-          <w:trHeight w:val="493"/>
-          <w:jc w:val="center"/>
-        </w:trPr>
-        <w:tc>
-          <w:tcPr>
-            <w:tcW w:w="2147" w:type="dxa"/>
-            <w:vAlign w:val="center"/>
-          </w:tcPr>
-          <w:p>
-            <w:pPr>
-              <w:rPr>
-                <w:b/>
-                <w:bCs/>
-              </w:rPr>
-            </w:pPr>
-            <w:r>
-              <w:rPr>
-                <w:b/>
-                <w:bCs/>
-              </w:rPr>
-              <w:t>Punti aperti</w:t>
-            </w:r>
-          </w:p>
-        </w:tc>
-        <w:tc>
-          <w:tcPr>
-            <w:tcW w:w="7655" w:type="dxa"/>
-            <w:vAlign w:val="center"/>
-          </w:tcPr>
-          <w:p>
-            <w:pPr>
-              <w:rPr>
-                <w:rStyle w:val="markedcontent"/>
-              </w:rPr>
-            </w:pPr>
-          </w:p>
-        </w:tc>
-      </w:tr>
     </w:tbl>
-    <w:p/>
     <w:p/>
     <w:tbl>
       <w:tblPr>
-        <w:tblStyle w:val="TableGrid"/>
+        <w:tblStyle w:val="Grigliatabella"/>
         <w:tblW w:w="9802" w:type="dxa"/>
         <w:jc w:val="center"/>
         <w:tblLook w:val="04A0" w:firstRow="1" w:lastRow="0" w:firstColumn="1" w:lastColumn="0" w:noHBand="0" w:noVBand="1"/>
@@ -11468,6 +12122,7 @@
         <w:tc>
           <w:tcPr>
             <w:tcW w:w="2147" w:type="dxa"/>
+            <w:shd w:val="clear" w:color="auto" w:fill="8EAADB" w:themeFill="accent1" w:themeFillTint="99"/>
             <w:vAlign w:val="center"/>
           </w:tcPr>
           <w:p>
@@ -11489,14 +12144,36 @@
         <w:tc>
           <w:tcPr>
             <w:tcW w:w="7655" w:type="dxa"/>
-            <w:vAlign w:val="center"/>
-          </w:tcPr>
-          <w:p>
-            <w:r>
+            <w:shd w:val="clear" w:color="auto" w:fill="8EAADB" w:themeFill="accent1" w:themeFillTint="99"/>
+            <w:vAlign w:val="center"/>
+          </w:tcPr>
+          <w:p>
+            <w:pPr>
+              <w:rPr>
+                <w:b/>
+                <w:bCs/>
+              </w:rPr>
+            </w:pPr>
+            <w:r>
+              <w:rPr>
+                <w:b/>
+                <w:bCs/>
+              </w:rPr>
               <w:t>S</w:t>
             </w:r>
             <w:r>
+              <w:rPr>
+                <w:b/>
+                <w:bCs/>
+              </w:rPr>
               <w:t>caricamento statistiche</w:t>
+            </w:r>
+            <w:r>
+              <w:rPr>
+                <w:b/>
+                <w:bCs/>
+              </w:rPr>
+              <w:t xml:space="preserve"> e orari</w:t>
             </w:r>
           </w:p>
         </w:tc>
@@ -11550,6 +12227,66 @@
               </w:rPr>
               <w:t>dei giocatori totalizzate nell’ultima giornata di campionato LBA</w:t>
             </w:r>
+            <w:r>
+              <w:rPr>
+                <w:rStyle w:val="markedcontent"/>
+              </w:rPr>
+              <w:t>, oltre a</w:t>
+            </w:r>
+            <w:r>
+              <w:rPr>
+                <w:rStyle w:val="markedcontent"/>
+              </w:rPr>
+              <w:t>gli orari delle partite della giornata successiva del campionato LBA</w:t>
+            </w:r>
+            <w:r>
+              <w:rPr>
+                <w:rStyle w:val="markedcontent"/>
+              </w:rPr>
+              <w:t xml:space="preserve">. </w:t>
+            </w:r>
+            <w:r>
+              <w:rPr>
+                <w:rStyle w:val="markedcontent"/>
+              </w:rPr>
+              <w:t xml:space="preserve">Inoltre </w:t>
+            </w:r>
+            <w:r>
+              <w:rPr>
+                <w:rStyle w:val="markedcontent"/>
+              </w:rPr>
+              <w:t xml:space="preserve">si </w:t>
+            </w:r>
+            <w:r>
+              <w:rPr>
+                <w:rStyle w:val="markedcontent"/>
+              </w:rPr>
+              <w:t>aggiorna la li</w:t>
+            </w:r>
+            <w:r>
+              <w:rPr>
+                <w:rStyle w:val="markedcontent"/>
+              </w:rPr>
+              <w:t>sta dei giocatori nel cas</w:t>
+            </w:r>
+            <w:r>
+              <w:rPr>
+                <w:rStyle w:val="markedcontent"/>
+              </w:rPr>
+              <w:t>o</w:t>
+            </w:r>
+            <w:r>
+              <w:rPr>
+                <w:rStyle w:val="markedcontent"/>
+              </w:rPr>
+              <w:t xml:space="preserve"> in cui ci siano stati dei trasferimenti </w:t>
+            </w:r>
+            <w:r>
+              <w:rPr>
+                <w:rStyle w:val="markedcontent"/>
+              </w:rPr>
+              <w:t>dall’ultima giornata giocata</w:t>
+            </w:r>
           </w:p>
         </w:tc>
       </w:tr>
@@ -11758,7 +12495,7 @@
           </w:tcPr>
           <w:p>
             <w:pPr>
-              <w:pStyle w:val="ListParagraph"/>
+              <w:pStyle w:val="Paragrafoelenco"/>
               <w:numPr>
                 <w:ilvl w:val="0"/>
                 <w:numId w:val="23"/>
@@ -11777,7 +12514,7 @@
           </w:p>
           <w:p>
             <w:pPr>
-              <w:pStyle w:val="ListParagraph"/>
+              <w:pStyle w:val="Paragrafoelenco"/>
               <w:numPr>
                 <w:ilvl w:val="0"/>
                 <w:numId w:val="23"/>
@@ -11917,7 +12654,6 @@
         </w:tc>
       </w:tr>
     </w:tbl>
-    <w:p/>
     <w:p/>
     <w:p/>
     <w:p/>
@@ -11925,7 +12661,7 @@
     <w:p/>
     <w:tbl>
       <w:tblPr>
-        <w:tblStyle w:val="TableGrid"/>
+        <w:tblStyle w:val="Grigliatabella"/>
         <w:tblW w:w="9802" w:type="dxa"/>
         <w:jc w:val="center"/>
         <w:tblLook w:val="04A0" w:firstRow="1" w:lastRow="0" w:firstColumn="1" w:lastColumn="0" w:noHBand="0" w:noVBand="1"/>
@@ -11942,20 +12678,22 @@
         <w:tc>
           <w:tcPr>
             <w:tcW w:w="2147" w:type="dxa"/>
-            <w:vAlign w:val="center"/>
-          </w:tcPr>
-          <w:p>
-            <w:pPr>
-              <w:rPr>
-                <w:b/>
-                <w:bCs/>
-              </w:rPr>
-            </w:pPr>
-            <w:r>
-              <w:rPr>
-                <w:b/>
-                <w:bCs/>
-              </w:rPr>
+            <w:shd w:val="clear" w:color="auto" w:fill="8EAADB" w:themeFill="accent1" w:themeFillTint="99"/>
+            <w:vAlign w:val="center"/>
+          </w:tcPr>
+          <w:p>
+            <w:pPr>
+              <w:rPr>
+                <w:b/>
+                <w:bCs/>
+              </w:rPr>
+            </w:pPr>
+            <w:r>
+              <w:rPr>
+                <w:b/>
+                <w:bCs/>
+              </w:rPr>
+              <w:lastRenderedPageBreak/>
               <w:t>Titolo</w:t>
             </w:r>
           </w:p>
@@ -11963,10 +12701,21 @@
         <w:tc>
           <w:tcPr>
             <w:tcW w:w="7655" w:type="dxa"/>
-            <w:vAlign w:val="center"/>
-          </w:tcPr>
-          <w:p>
-            <w:r>
+            <w:shd w:val="clear" w:color="auto" w:fill="8EAADB" w:themeFill="accent1" w:themeFillTint="99"/>
+            <w:vAlign w:val="center"/>
+          </w:tcPr>
+          <w:p>
+            <w:pPr>
+              <w:rPr>
+                <w:b/>
+                <w:bCs/>
+              </w:rPr>
+            </w:pPr>
+            <w:r>
+              <w:rPr>
+                <w:b/>
+                <w:bCs/>
+              </w:rPr>
               <w:t>Controllo formazione</w:t>
             </w:r>
           </w:p>
@@ -12284,7 +13033,7 @@
           </w:p>
           <w:p>
             <w:pPr>
-              <w:pStyle w:val="ListParagraph"/>
+              <w:pStyle w:val="Paragrafoelenco"/>
               <w:numPr>
                 <w:ilvl w:val="0"/>
                 <w:numId w:val="25"/>
@@ -12314,7 +13063,7 @@
           </w:p>
           <w:p>
             <w:pPr>
-              <w:pStyle w:val="ListParagraph"/>
+              <w:pStyle w:val="Paragrafoelenco"/>
               <w:numPr>
                 <w:ilvl w:val="0"/>
                 <w:numId w:val="25"/>
@@ -12646,6 +13395,7 @@
           <w:sz w:val="44"/>
           <w:szCs w:val="44"/>
         </w:rPr>
+        <w:lastRenderedPageBreak/>
         <w:t>ANALISI DEL RISCHIO</w:t>
       </w:r>
     </w:p>
@@ -12673,15 +13423,15 @@
     </w:p>
     <w:tbl>
       <w:tblPr>
-        <w:tblStyle w:val="TableGrid"/>
-        <w:tblW w:w="8679" w:type="dxa"/>
+        <w:tblStyle w:val="Grigliatabella"/>
+        <w:tblW w:w="9869" w:type="dxa"/>
         <w:jc w:val="center"/>
         <w:tblLook w:val="04A0" w:firstRow="1" w:lastRow="0" w:firstColumn="1" w:lastColumn="0" w:noHBand="0" w:noVBand="1"/>
       </w:tblPr>
       <w:tblGrid>
         <w:gridCol w:w="2704"/>
         <w:gridCol w:w="3331"/>
-        <w:gridCol w:w="2644"/>
+        <w:gridCol w:w="3834"/>
       </w:tblGrid>
       <w:tr>
         <w:trPr>
@@ -12690,7 +13440,7 @@
         </w:trPr>
         <w:tc>
           <w:tcPr>
-            <w:tcW w:w="2978" w:type="dxa"/>
+            <w:tcW w:w="2704" w:type="dxa"/>
             <w:vAlign w:val="center"/>
           </w:tcPr>
           <w:p>
@@ -12712,7 +13462,7 @@
         </w:tc>
         <w:tc>
           <w:tcPr>
-            <w:tcW w:w="3685" w:type="dxa"/>
+            <w:tcW w:w="3331" w:type="dxa"/>
             <w:vAlign w:val="center"/>
           </w:tcPr>
           <w:p>
@@ -12734,7 +13484,7 @@
         </w:tc>
         <w:tc>
           <w:tcPr>
-            <w:tcW w:w="2779" w:type="dxa"/>
+            <w:tcW w:w="3834" w:type="dxa"/>
             <w:vAlign w:val="center"/>
           </w:tcPr>
           <w:p>
@@ -12762,7 +13512,7 @@
         </w:trPr>
         <w:tc>
           <w:tcPr>
-            <w:tcW w:w="2978" w:type="dxa"/>
+            <w:tcW w:w="2704" w:type="dxa"/>
             <w:vAlign w:val="center"/>
           </w:tcPr>
           <w:p>
@@ -12776,7 +13526,7 @@
         </w:tc>
         <w:tc>
           <w:tcPr>
-            <w:tcW w:w="3685" w:type="dxa"/>
+            <w:tcW w:w="3331" w:type="dxa"/>
             <w:vAlign w:val="center"/>
           </w:tcPr>
           <w:p>
@@ -12790,7 +13540,7 @@
         </w:tc>
         <w:tc>
           <w:tcPr>
-            <w:tcW w:w="2779" w:type="dxa"/>
+            <w:tcW w:w="3834" w:type="dxa"/>
             <w:vAlign w:val="center"/>
           </w:tcPr>
           <w:p>
@@ -12812,7 +13562,7 @@
         </w:trPr>
         <w:tc>
           <w:tcPr>
-            <w:tcW w:w="2978" w:type="dxa"/>
+            <w:tcW w:w="2704" w:type="dxa"/>
             <w:vAlign w:val="center"/>
           </w:tcPr>
           <w:p>
@@ -12823,7 +13573,7 @@
         </w:tc>
         <w:tc>
           <w:tcPr>
-            <w:tcW w:w="3685" w:type="dxa"/>
+            <w:tcW w:w="3331" w:type="dxa"/>
             <w:vAlign w:val="center"/>
           </w:tcPr>
           <w:p>
@@ -12849,7 +13599,7 @@
         </w:tc>
         <w:tc>
           <w:tcPr>
-            <w:tcW w:w="2779" w:type="dxa"/>
+            <w:tcW w:w="3834" w:type="dxa"/>
             <w:vAlign w:val="center"/>
           </w:tcPr>
           <w:p>
@@ -12875,7 +13625,7 @@
         </w:trPr>
         <w:tc>
           <w:tcPr>
-            <w:tcW w:w="2978" w:type="dxa"/>
+            <w:tcW w:w="2704" w:type="dxa"/>
             <w:vAlign w:val="center"/>
           </w:tcPr>
           <w:p>
@@ -12886,7 +13636,7 @@
         </w:tc>
         <w:tc>
           <w:tcPr>
-            <w:tcW w:w="3685" w:type="dxa"/>
+            <w:tcW w:w="3331" w:type="dxa"/>
             <w:vAlign w:val="center"/>
           </w:tcPr>
           <w:p>
@@ -12977,7 +13727,7 @@
         </w:tc>
         <w:tc>
           <w:tcPr>
-            <w:tcW w:w="2779" w:type="dxa"/>
+            <w:tcW w:w="3834" w:type="dxa"/>
             <w:vAlign w:val="center"/>
           </w:tcPr>
           <w:p>
@@ -13009,7 +13759,7 @@
         </w:trPr>
         <w:tc>
           <w:tcPr>
-            <w:tcW w:w="2978" w:type="dxa"/>
+            <w:tcW w:w="2704" w:type="dxa"/>
             <w:vAlign w:val="center"/>
           </w:tcPr>
           <w:p>
@@ -13020,7 +13770,7 @@
         </w:tc>
         <w:tc>
           <w:tcPr>
-            <w:tcW w:w="3685" w:type="dxa"/>
+            <w:tcW w:w="3331" w:type="dxa"/>
             <w:vAlign w:val="center"/>
           </w:tcPr>
           <w:p>
@@ -13057,7 +13807,7 @@
         </w:tc>
         <w:tc>
           <w:tcPr>
-            <w:tcW w:w="2779" w:type="dxa"/>
+            <w:tcW w:w="3834" w:type="dxa"/>
             <w:vAlign w:val="center"/>
           </w:tcPr>
           <w:p>
@@ -13080,7 +13830,7 @@
         </w:trPr>
         <w:tc>
           <w:tcPr>
-            <w:tcW w:w="2978" w:type="dxa"/>
+            <w:tcW w:w="2704" w:type="dxa"/>
             <w:vAlign w:val="center"/>
           </w:tcPr>
           <w:p>
@@ -13091,7 +13841,7 @@
         </w:tc>
         <w:tc>
           <w:tcPr>
-            <w:tcW w:w="3685" w:type="dxa"/>
+            <w:tcW w:w="3331" w:type="dxa"/>
             <w:vAlign w:val="center"/>
           </w:tcPr>
           <w:p>
@@ -13152,7 +13902,7 @@
         </w:tc>
         <w:tc>
           <w:tcPr>
-            <w:tcW w:w="2779" w:type="dxa"/>
+            <w:tcW w:w="3834" w:type="dxa"/>
             <w:vAlign w:val="center"/>
           </w:tcPr>
           <w:p>
@@ -13172,7 +13922,7 @@
         </w:trPr>
         <w:tc>
           <w:tcPr>
-            <w:tcW w:w="2978" w:type="dxa"/>
+            <w:tcW w:w="2704" w:type="dxa"/>
             <w:vAlign w:val="center"/>
           </w:tcPr>
           <w:p>
@@ -13183,7 +13933,7 @@
         </w:tc>
         <w:tc>
           <w:tcPr>
-            <w:tcW w:w="3685" w:type="dxa"/>
+            <w:tcW w:w="3331" w:type="dxa"/>
             <w:vAlign w:val="center"/>
           </w:tcPr>
           <w:p>
@@ -13238,7 +13988,7 @@
         </w:tc>
         <w:tc>
           <w:tcPr>
-            <w:tcW w:w="2779" w:type="dxa"/>
+            <w:tcW w:w="3834" w:type="dxa"/>
             <w:vAlign w:val="center"/>
           </w:tcPr>
           <w:p>
@@ -13250,21 +14000,6 @@
       </w:tr>
     </w:tbl>
     <w:p/>
-    <w:p/>
-    <w:p/>
-    <w:p/>
-    <w:p/>
-    <w:p/>
-    <w:p/>
-    <w:p/>
-    <w:p/>
-    <w:p/>
-    <w:p/>
-    <w:p>
-      <w:pPr>
-        <w:jc w:val="center"/>
-      </w:pPr>
-    </w:p>
     <w:p>
       <w:pPr>
         <w:jc w:val="center"/>
@@ -13291,20 +14026,20 @@
     </w:p>
     <w:tbl>
       <w:tblPr>
-        <w:tblStyle w:val="TableGrid"/>
-        <w:tblW w:w="0" w:type="auto"/>
+        <w:tblStyle w:val="Grigliatabella"/>
+        <w:tblW w:w="9889" w:type="dxa"/>
         <w:tblLook w:val="04A0" w:firstRow="1" w:lastRow="0" w:firstColumn="1" w:lastColumn="0" w:noHBand="0" w:noVBand="1"/>
       </w:tblPr>
       <w:tblGrid>
-        <w:gridCol w:w="2444"/>
-        <w:gridCol w:w="2444"/>
-        <w:gridCol w:w="2445"/>
-        <w:gridCol w:w="2445"/>
+        <w:gridCol w:w="2235"/>
+        <w:gridCol w:w="2268"/>
+        <w:gridCol w:w="2551"/>
+        <w:gridCol w:w="2835"/>
       </w:tblGrid>
       <w:tr>
         <w:tc>
           <w:tcPr>
-            <w:tcW w:w="2444" w:type="dxa"/>
+            <w:tcW w:w="2235" w:type="dxa"/>
           </w:tcPr>
           <w:p>
             <w:pPr>
@@ -13329,7 +14064,7 @@
         </w:tc>
         <w:tc>
           <w:tcPr>
-            <w:tcW w:w="2444" w:type="dxa"/>
+            <w:tcW w:w="2268" w:type="dxa"/>
           </w:tcPr>
           <w:p>
             <w:pPr>
@@ -13354,7 +14089,7 @@
         </w:tc>
         <w:tc>
           <w:tcPr>
-            <w:tcW w:w="2445" w:type="dxa"/>
+            <w:tcW w:w="2551" w:type="dxa"/>
           </w:tcPr>
           <w:p>
             <w:pPr>
@@ -13379,7 +14114,7 @@
         </w:tc>
         <w:tc>
           <w:tcPr>
-            <w:tcW w:w="2445" w:type="dxa"/>
+            <w:tcW w:w="2835" w:type="dxa"/>
           </w:tcPr>
           <w:p>
             <w:pPr>
@@ -13406,7 +14141,7 @@
       <w:tr>
         <w:tc>
           <w:tcPr>
-            <w:tcW w:w="2444" w:type="dxa"/>
+            <w:tcW w:w="2235" w:type="dxa"/>
           </w:tcPr>
           <w:p>
             <w:pPr>
@@ -13419,7 +14154,7 @@
         </w:tc>
         <w:tc>
           <w:tcPr>
-            <w:tcW w:w="2444" w:type="dxa"/>
+            <w:tcW w:w="2268" w:type="dxa"/>
           </w:tcPr>
           <w:p>
             <w:pPr>
@@ -13432,7 +14167,7 @@
         </w:tc>
         <w:tc>
           <w:tcPr>
-            <w:tcW w:w="2445" w:type="dxa"/>
+            <w:tcW w:w="2551" w:type="dxa"/>
           </w:tcPr>
           <w:p>
             <w:r>
@@ -13442,7 +14177,7 @@
         </w:tc>
         <w:tc>
           <w:tcPr>
-            <w:tcW w:w="2445" w:type="dxa"/>
+            <w:tcW w:w="2835" w:type="dxa"/>
           </w:tcPr>
           <w:p>
             <w:r>
@@ -13454,7 +14189,7 @@
       <w:tr>
         <w:tc>
           <w:tcPr>
-            <w:tcW w:w="2444" w:type="dxa"/>
+            <w:tcW w:w="2235" w:type="dxa"/>
           </w:tcPr>
           <w:p>
             <w:pPr>
@@ -13470,7 +14205,7 @@
         </w:tc>
         <w:tc>
           <w:tcPr>
-            <w:tcW w:w="2444" w:type="dxa"/>
+            <w:tcW w:w="2268" w:type="dxa"/>
           </w:tcPr>
           <w:p>
             <w:pPr>
@@ -13483,7 +14218,7 @@
         </w:tc>
         <w:tc>
           <w:tcPr>
-            <w:tcW w:w="2445" w:type="dxa"/>
+            <w:tcW w:w="2551" w:type="dxa"/>
           </w:tcPr>
           <w:p>
             <w:r>
@@ -13493,7 +14228,7 @@
         </w:tc>
         <w:tc>
           <w:tcPr>
-            <w:tcW w:w="2445" w:type="dxa"/>
+            <w:tcW w:w="2835" w:type="dxa"/>
           </w:tcPr>
           <w:p>
             <w:r>
@@ -13508,7 +14243,7 @@
         </w:trPr>
         <w:tc>
           <w:tcPr>
-            <w:tcW w:w="2444" w:type="dxa"/>
+            <w:tcW w:w="2235" w:type="dxa"/>
             <w:vMerge w:val="restart"/>
           </w:tcPr>
           <w:p>
@@ -13522,7 +14257,7 @@
         </w:tc>
         <w:tc>
           <w:tcPr>
-            <w:tcW w:w="2444" w:type="dxa"/>
+            <w:tcW w:w="2268" w:type="dxa"/>
             <w:vMerge w:val="restart"/>
           </w:tcPr>
           <w:p>
@@ -13536,7 +14271,7 @@
         </w:tc>
         <w:tc>
           <w:tcPr>
-            <w:tcW w:w="2445" w:type="dxa"/>
+            <w:tcW w:w="2551" w:type="dxa"/>
           </w:tcPr>
           <w:p>
             <w:r>
@@ -13567,7 +14302,7 @@
         </w:tc>
         <w:tc>
           <w:tcPr>
-            <w:tcW w:w="2445" w:type="dxa"/>
+            <w:tcW w:w="2835" w:type="dxa"/>
           </w:tcPr>
           <w:p>
             <w:r>
@@ -13668,11 +14403,11 @@
       </w:tr>
       <w:tr>
         <w:trPr>
-          <w:trHeight w:val="566"/>
+          <w:trHeight w:val="368"/>
         </w:trPr>
         <w:tc>
           <w:tcPr>
-            <w:tcW w:w="2444" w:type="dxa"/>
+            <w:tcW w:w="2235" w:type="dxa"/>
             <w:vMerge/>
           </w:tcPr>
           <w:p>
@@ -13683,7 +14418,7 @@
         </w:tc>
         <w:tc>
           <w:tcPr>
-            <w:tcW w:w="2444" w:type="dxa"/>
+            <w:tcW w:w="2268" w:type="dxa"/>
             <w:vMerge/>
           </w:tcPr>
           <w:p>
@@ -13694,7 +14429,7 @@
         </w:tc>
         <w:tc>
           <w:tcPr>
-            <w:tcW w:w="2445" w:type="dxa"/>
+            <w:tcW w:w="2551" w:type="dxa"/>
           </w:tcPr>
           <w:p>
             <w:pPr>
@@ -13709,129 +14444,204 @@
               <w:t>Log di tutte le</w:t>
             </w:r>
             <w:r>
+              <w:rPr>
+                <w:rStyle w:val="markedcontent"/>
+              </w:rPr>
+              <w:t xml:space="preserve"> </w:t>
+            </w:r>
+            <w:r>
+              <w:rPr>
+                <w:rStyle w:val="markedcontent"/>
+              </w:rPr>
+              <w:t>operazioni</w:t>
+            </w:r>
+          </w:p>
+        </w:tc>
+        <w:tc>
+          <w:tcPr>
+            <w:tcW w:w="2835" w:type="dxa"/>
+          </w:tcPr>
+          <w:p>
+            <w:pPr>
+              <w:rPr>
+                <w:rStyle w:val="markedcontent"/>
+              </w:rPr>
+            </w:pPr>
+            <w:r>
+              <w:rPr>
+                <w:rStyle w:val="markedcontent"/>
+              </w:rPr>
+              <w:t>Basso costo</w:t>
+            </w:r>
+            <w:r>
+              <w:rPr>
+                <w:rStyle w:val="markedcontent"/>
+              </w:rPr>
+              <w:t xml:space="preserve"> </w:t>
+            </w:r>
+            <w:r>
+              <w:rPr>
+                <w:rStyle w:val="markedcontent"/>
+              </w:rPr>
+              <w:t>implementativo</w:t>
+            </w:r>
+          </w:p>
+        </w:tc>
+      </w:tr>
+      <w:tr>
+        <w:tc>
+          <w:tcPr>
+            <w:tcW w:w="2235" w:type="dxa"/>
+          </w:tcPr>
+          <w:p>
+            <w:pPr>
+              <w:jc w:val="center"/>
+            </w:pPr>
+            <w:r>
+              <w:t>Do</w:t>
+            </w:r>
+            <w:r>
+              <w:t>S</w:t>
+            </w:r>
+          </w:p>
+        </w:tc>
+        <w:tc>
+          <w:tcPr>
+            <w:tcW w:w="2268" w:type="dxa"/>
+          </w:tcPr>
+          <w:p>
+            <w:pPr>
+              <w:jc w:val="center"/>
+            </w:pPr>
+            <w:r>
+              <w:t>Bassa</w:t>
+            </w:r>
+          </w:p>
+        </w:tc>
+        <w:tc>
+          <w:tcPr>
+            <w:tcW w:w="2551" w:type="dxa"/>
+          </w:tcPr>
+          <w:p>
+            <w:r>
+              <w:rPr>
+                <w:rStyle w:val="markedcontent"/>
+              </w:rPr>
+              <w:t>Progettazione</w:t>
+            </w:r>
+            <w:r>
+              <w:rPr>
+                <w:rStyle w:val="markedcontent"/>
+              </w:rPr>
+              <w:t xml:space="preserve"> </w:t>
+            </w:r>
+            <w:r>
+              <w:rPr>
+                <w:rStyle w:val="markedcontent"/>
+              </w:rPr>
+              <w:t>opportuna</w:t>
+            </w:r>
+            <w:r>
+              <w:rPr>
+                <w:rStyle w:val="markedcontent"/>
+              </w:rPr>
+              <w:t>, controllo e</w:t>
+            </w:r>
+            <w:r>
               <w:br/>
             </w:r>
             <w:r>
               <w:rPr>
                 <w:rStyle w:val="markedcontent"/>
               </w:rPr>
-              <w:t>operazioni</w:t>
-            </w:r>
-          </w:p>
-        </w:tc>
-        <w:tc>
-          <w:tcPr>
-            <w:tcW w:w="2445" w:type="dxa"/>
-          </w:tcPr>
-          <w:p>
-            <w:pPr>
-              <w:rPr>
-                <w:rStyle w:val="markedcontent"/>
-              </w:rPr>
-            </w:pPr>
-            <w:r>
-              <w:rPr>
-                <w:rStyle w:val="markedcontent"/>
-              </w:rPr>
-              <w:t>Basso costo</w:t>
-            </w:r>
-            <w:r>
-              <w:br/>
-            </w:r>
-            <w:r>
-              <w:rPr>
-                <w:rStyle w:val="markedcontent"/>
-              </w:rPr>
-              <w:t>implementativo</w:t>
-            </w:r>
-          </w:p>
-        </w:tc>
-      </w:tr>
-      <w:tr>
-        <w:tc>
-          <w:tcPr>
-            <w:tcW w:w="2444" w:type="dxa"/>
+              <w:t>limitazione degli</w:t>
+            </w:r>
+            <w:r>
+              <w:rPr>
+                <w:rStyle w:val="markedcontent"/>
+              </w:rPr>
+              <w:t xml:space="preserve"> </w:t>
+            </w:r>
+            <w:r>
+              <w:rPr>
+                <w:rStyle w:val="markedcontent"/>
+              </w:rPr>
+              <w:t>accessi</w:t>
+            </w:r>
+          </w:p>
+        </w:tc>
+        <w:tc>
+          <w:tcPr>
+            <w:tcW w:w="2835" w:type="dxa"/>
+          </w:tcPr>
+          <w:p>
+            <w:pPr>
+              <w:rPr>
+                <w:rFonts w:cstheme="minorHAnsi"/>
+              </w:rPr>
+            </w:pPr>
+            <w:r>
+              <w:rPr>
+                <w:rFonts w:cstheme="minorHAnsi"/>
+              </w:rPr>
+              <w:t>Costo basso. Impossibile prevenire questo tipo di attacco</w:t>
+            </w:r>
+          </w:p>
+        </w:tc>
+      </w:tr>
+      <w:tr>
+        <w:tc>
+          <w:tcPr>
+            <w:tcW w:w="2235" w:type="dxa"/>
           </w:tcPr>
           <w:p>
             <w:pPr>
               <w:jc w:val="center"/>
             </w:pPr>
-            <w:r>
-              <w:t>Do</w:t>
-            </w:r>
-            <w:r>
-              <w:t>S</w:t>
-            </w:r>
-          </w:p>
-        </w:tc>
-        <w:tc>
-          <w:tcPr>
-            <w:tcW w:w="2444" w:type="dxa"/>
-          </w:tcPr>
+          </w:p>
           <w:p>
             <w:pPr>
               <w:jc w:val="center"/>
             </w:pPr>
             <w:r>
+              <w:t>Man in the middle</w:t>
+            </w:r>
+          </w:p>
+        </w:tc>
+        <w:tc>
+          <w:tcPr>
+            <w:tcW w:w="2268" w:type="dxa"/>
+          </w:tcPr>
+          <w:p>
+            <w:pPr>
+              <w:jc w:val="center"/>
+            </w:pPr>
+            <w:r>
               <w:t>Bassa</w:t>
             </w:r>
           </w:p>
         </w:tc>
         <w:tc>
           <w:tcPr>
-            <w:tcW w:w="2445" w:type="dxa"/>
-          </w:tcPr>
-          <w:p>
-            <w:r>
-              <w:rPr>
-                <w:rStyle w:val="markedcontent"/>
-              </w:rPr>
-              <w:t>Progettazione</w:t>
-            </w:r>
-            <w:r>
-              <w:rPr>
-                <w:rStyle w:val="markedcontent"/>
-              </w:rPr>
-              <w:t xml:space="preserve"> </w:t>
-            </w:r>
-            <w:r>
-              <w:rPr>
-                <w:rStyle w:val="markedcontent"/>
-              </w:rPr>
-              <w:t>opportuna</w:t>
-            </w:r>
-            <w:r>
-              <w:rPr>
-                <w:rStyle w:val="markedcontent"/>
-              </w:rPr>
-              <w:t>, controllo e</w:t>
-            </w:r>
-            <w:r>
-              <w:br/>
-            </w:r>
-            <w:r>
-              <w:rPr>
-                <w:rStyle w:val="markedcontent"/>
-              </w:rPr>
-              <w:t>limitazione degli</w:t>
-            </w:r>
-            <w:r>
-              <w:rPr>
-                <w:rStyle w:val="markedcontent"/>
-              </w:rPr>
-              <w:t xml:space="preserve"> </w:t>
-            </w:r>
-            <w:r>
-              <w:rPr>
-                <w:rStyle w:val="markedcontent"/>
-              </w:rPr>
-              <w:t>accessi</w:t>
-            </w:r>
-          </w:p>
-        </w:tc>
-        <w:tc>
-          <w:tcPr>
-            <w:tcW w:w="2445" w:type="dxa"/>
+            <w:tcW w:w="2551" w:type="dxa"/>
+          </w:tcPr>
+          <w:p>
+            <w:pPr>
+              <w:rPr>
+                <w:rStyle w:val="markedcontent"/>
+              </w:rPr>
+            </w:pPr>
+            <w:r>
+              <w:rPr>
+                <w:rStyle w:val="markedcontent"/>
+              </w:rPr>
+              <w:t>Autenticazione del sistema esterno che fornisce le statistiche tramite certificati</w:t>
+            </w:r>
+          </w:p>
+        </w:tc>
+        <w:tc>
+          <w:tcPr>
+            <w:tcW w:w="2835" w:type="dxa"/>
           </w:tcPr>
           <w:p>
             <w:pPr>
@@ -13843,91 +14653,12 @@
               <w:rPr>
                 <w:rFonts w:cstheme="minorHAnsi"/>
               </w:rPr>
-              <w:t>Costo basso. Impossibile prevenire questo tipo di attacco</w:t>
-            </w:r>
-          </w:p>
-        </w:tc>
-      </w:tr>
-      <w:tr>
-        <w:tc>
-          <w:tcPr>
-            <w:tcW w:w="2444" w:type="dxa"/>
-          </w:tcPr>
-          <w:p>
-            <w:pPr>
-              <w:jc w:val="center"/>
-            </w:pPr>
-          </w:p>
-          <w:p>
-            <w:pPr>
-              <w:jc w:val="center"/>
-            </w:pPr>
-            <w:r>
-              <w:t>Man in the middle</w:t>
-            </w:r>
-          </w:p>
-        </w:tc>
-        <w:tc>
-          <w:tcPr>
-            <w:tcW w:w="2444" w:type="dxa"/>
-          </w:tcPr>
-          <w:p>
-            <w:pPr>
-              <w:jc w:val="center"/>
-            </w:pPr>
-            <w:r>
-              <w:t>Bassa</w:t>
-            </w:r>
-          </w:p>
-        </w:tc>
-        <w:tc>
-          <w:tcPr>
-            <w:tcW w:w="2445" w:type="dxa"/>
-          </w:tcPr>
-          <w:p>
-            <w:pPr>
-              <w:rPr>
-                <w:rStyle w:val="markedcontent"/>
-              </w:rPr>
-            </w:pPr>
-            <w:r>
-              <w:rPr>
-                <w:rStyle w:val="markedcontent"/>
-              </w:rPr>
-              <w:t>Autenticazione del sistema esterno che fornisce le statistiche tramite certificati</w:t>
-            </w:r>
-          </w:p>
-        </w:tc>
-        <w:tc>
-          <w:tcPr>
-            <w:tcW w:w="2445" w:type="dxa"/>
-          </w:tcPr>
-          <w:p>
-            <w:pPr>
-              <w:rPr>
-                <w:rFonts w:cstheme="minorHAnsi"/>
-              </w:rPr>
-            </w:pPr>
-            <w:r>
-              <w:rPr>
-                <w:rFonts w:cstheme="minorHAnsi"/>
-              </w:rPr>
               <w:t>Costo basso</w:t>
             </w:r>
           </w:p>
         </w:tc>
       </w:tr>
     </w:tbl>
-    <w:p>
-      <w:pPr>
-        <w:rPr>
-          <w:b/>
-          <w:bCs/>
-          <w:sz w:val="40"/>
-          <w:szCs w:val="40"/>
-        </w:rPr>
-      </w:pPr>
-    </w:p>
     <w:p>
       <w:pPr>
         <w:jc w:val="center"/>
@@ -13951,12 +14682,13 @@
           <w:sz w:val="36"/>
           <w:szCs w:val="36"/>
         </w:rPr>
+        <w:lastRenderedPageBreak/>
         <w:t>Analisi Tecnologica della Sicurezza</w:t>
       </w:r>
     </w:p>
     <w:tbl>
       <w:tblPr>
-        <w:tblStyle w:val="TableGrid"/>
+        <w:tblStyle w:val="Grigliatabella"/>
         <w:tblW w:w="0" w:type="auto"/>
         <w:tblLook w:val="04A0" w:firstRow="1" w:lastRow="0" w:firstColumn="1" w:lastColumn="0" w:noHBand="0" w:noVBand="1"/>
       </w:tblPr>
@@ -14033,7 +14765,7 @@
           </w:tcPr>
           <w:p>
             <w:pPr>
-              <w:pStyle w:val="ListParagraph"/>
+              <w:pStyle w:val="Paragrafoelenco"/>
               <w:numPr>
                 <w:ilvl w:val="0"/>
                 <w:numId w:val="26"/>
@@ -14067,7 +14799,7 @@
           </w:p>
           <w:p>
             <w:pPr>
-              <w:pStyle w:val="ListParagraph"/>
+              <w:pStyle w:val="Paragrafoelenco"/>
               <w:numPr>
                 <w:ilvl w:val="0"/>
                 <w:numId w:val="26"/>
@@ -14087,7 +14819,7 @@
           </w:p>
           <w:p>
             <w:pPr>
-              <w:pStyle w:val="ListParagraph"/>
+              <w:pStyle w:val="Paragrafoelenco"/>
               <w:numPr>
                 <w:ilvl w:val="0"/>
                 <w:numId w:val="26"/>
@@ -14158,7 +14890,7 @@
           </w:p>
           <w:p>
             <w:pPr>
-              <w:pStyle w:val="ListParagraph"/>
+              <w:pStyle w:val="Paragrafoelenco"/>
               <w:numPr>
                 <w:ilvl w:val="0"/>
                 <w:numId w:val="27"/>
@@ -14176,7 +14908,7 @@
           </w:p>
           <w:p>
             <w:pPr>
-              <w:pStyle w:val="ListParagraph"/>
+              <w:pStyle w:val="Paragrafoelenco"/>
               <w:numPr>
                 <w:ilvl w:val="0"/>
                 <w:numId w:val="27"/>
@@ -14194,7 +14926,7 @@
           </w:p>
           <w:p>
             <w:pPr>
-              <w:pStyle w:val="ListParagraph"/>
+              <w:pStyle w:val="Paragrafoelenco"/>
               <w:numPr>
                 <w:ilvl w:val="0"/>
                 <w:numId w:val="27"/>
@@ -14225,7 +14957,7 @@
           </w:p>
           <w:p>
             <w:pPr>
-              <w:pStyle w:val="ListParagraph"/>
+              <w:pStyle w:val="Paragrafoelenco"/>
               <w:numPr>
                 <w:ilvl w:val="0"/>
                 <w:numId w:val="28"/>
@@ -14257,7 +14989,7 @@
           </w:tcPr>
           <w:p>
             <w:pPr>
-              <w:pStyle w:val="ListParagraph"/>
+              <w:pStyle w:val="Paragrafoelenco"/>
               <w:numPr>
                 <w:ilvl w:val="0"/>
                 <w:numId w:val="28"/>
@@ -14275,7 +15007,7 @@
           </w:p>
           <w:p>
             <w:pPr>
-              <w:pStyle w:val="ListParagraph"/>
+              <w:pStyle w:val="Paragrafoelenco"/>
               <w:numPr>
                 <w:ilvl w:val="0"/>
                 <w:numId w:val="28"/>
@@ -14293,7 +15025,7 @@
           </w:p>
           <w:p>
             <w:pPr>
-              <w:pStyle w:val="ListParagraph"/>
+              <w:pStyle w:val="Paragrafoelenco"/>
               <w:numPr>
                 <w:ilvl w:val="0"/>
                 <w:numId w:val="28"/>
@@ -14324,6 +15056,108 @@
           <w:lang w:val="en-GB"/>
         </w:rPr>
       </w:pPr>
+      <w:r>
+        <w:rPr>
+          <w:b/>
+          <w:bCs/>
+          <w:i/>
+          <w:iCs/>
+          <w:sz w:val="36"/>
+          <w:szCs w:val="36"/>
+          <w:lang w:val="en-GB"/>
+        </w:rPr>
+        <w:drawing>
+          <wp:anchor distT="0" distB="0" distL="114300" distR="114300" simplePos="0" relativeHeight="251659264" behindDoc="0" locked="0" layoutInCell="1" allowOverlap="1" wp14:anchorId="37DDC41F" wp14:editId="62AA4392">
+            <wp:simplePos x="0" y="0"/>
+            <wp:positionH relativeFrom="column">
+              <wp:posOffset>-120650</wp:posOffset>
+            </wp:positionH>
+            <wp:positionV relativeFrom="paragraph">
+              <wp:posOffset>438150</wp:posOffset>
+            </wp:positionV>
+            <wp:extent cx="6239510" cy="4882515"/>
+            <wp:effectExtent l="0" t="0" r="0" b="0"/>
+            <wp:wrapTopAndBottom/>
+            <wp:docPr id="482704146" name="Immagine 1" descr="Immagine che contiene testo, diagramma, Piano, linea&#10;&#10;Descrizione generata automaticamente"/>
+            <wp:cNvGraphicFramePr>
+              <a:graphicFrameLocks xmlns:a="http://schemas.openxmlformats.org/drawingml/2006/main" noChangeAspect="1"/>
+            </wp:cNvGraphicFramePr>
+            <a:graphic xmlns:a="http://schemas.openxmlformats.org/drawingml/2006/main">
+              <a:graphicData uri="http://schemas.openxmlformats.org/drawingml/2006/picture">
+                <pic:pic xmlns:pic="http://schemas.openxmlformats.org/drawingml/2006/picture">
+                  <pic:nvPicPr>
+                    <pic:cNvPr id="482704146" name="Immagine 1" descr="Immagine che contiene testo, diagramma, Piano, linea&#10;&#10;Descrizione generata automaticamente"/>
+                    <pic:cNvPicPr/>
+                  </pic:nvPicPr>
+                  <pic:blipFill>
+                    <a:blip r:embed="rId10">
+                      <a:extLst>
+                        <a:ext uri="{28A0092B-C50C-407E-A947-70E740481C1C}">
+                          <a14:useLocalDpi xmlns:a14="http://schemas.microsoft.com/office/drawing/2010/main" val="0"/>
+                        </a:ext>
+                      </a:extLst>
+                    </a:blip>
+                    <a:stretch>
+                      <a:fillRect/>
+                    </a:stretch>
+                  </pic:blipFill>
+                  <pic:spPr>
+                    <a:xfrm>
+                      <a:off x="0" y="0"/>
+                      <a:ext cx="6239510" cy="4882515"/>
+                    </a:xfrm>
+                    <a:prstGeom prst="rect">
+                      <a:avLst/>
+                    </a:prstGeom>
+                  </pic:spPr>
+                </pic:pic>
+              </a:graphicData>
+            </a:graphic>
+            <wp14:sizeRelH relativeFrom="margin">
+              <wp14:pctWidth>0</wp14:pctWidth>
+            </wp14:sizeRelH>
+            <wp14:sizeRelV relativeFrom="margin">
+              <wp14:pctHeight>0</wp14:pctHeight>
+            </wp14:sizeRelV>
+          </wp:anchor>
+        </w:drawing>
+      </w:r>
+      <w:r>
+        <w:rPr>
+          <w:b/>
+          <w:bCs/>
+          <w:i/>
+          <w:iCs/>
+          <w:sz w:val="36"/>
+          <w:szCs w:val="36"/>
+          <w:lang w:val="en-GB"/>
+        </w:rPr>
+        <w:t xml:space="preserve">Security Use Case </w:t>
+      </w:r>
+      <w:r>
+        <w:rPr>
+          <w:b/>
+          <w:bCs/>
+          <w:i/>
+          <w:iCs/>
+          <w:sz w:val="36"/>
+          <w:szCs w:val="36"/>
+          <w:lang w:val="en-GB"/>
+        </w:rPr>
+        <w:t>&amp;</w:t>
+      </w:r>
+      <w:r>
+        <w:rPr>
+          <w:b/>
+          <w:bCs/>
+          <w:i/>
+          <w:iCs/>
+          <w:sz w:val="36"/>
+          <w:szCs w:val="36"/>
+          <w:lang w:val="en-GB"/>
+        </w:rPr>
+        <w:t xml:space="preserve"> Misuse Case</w:t>
+      </w:r>
     </w:p>
     <w:p>
       <w:pPr>
@@ -14344,137 +15178,14 @@
           <w:bCs/>
           <w:i/>
           <w:iCs/>
-          <w:sz w:val="36"/>
-          <w:szCs w:val="36"/>
+          <w:sz w:val="32"/>
+          <w:szCs w:val="32"/>
           <w:lang w:val="en-GB"/>
         </w:rPr>
-        <w:t>Security Use Case e Misuse Case</w:t>
-      </w:r>
-    </w:p>
-    <w:p>
-      <w:pPr>
-        <w:jc w:val="center"/>
-        <w:rPr>
-          <w:b/>
-          <w:bCs/>
-          <w:i/>
-          <w:iCs/>
-          <w:sz w:val="36"/>
-          <w:szCs w:val="36"/>
-          <w:lang w:val="en-GB"/>
-        </w:rPr>
-      </w:pPr>
-    </w:p>
-    <w:p>
-      <w:pPr>
-        <w:jc w:val="center"/>
-        <w:rPr>
-          <w:b/>
-          <w:bCs/>
-          <w:i/>
-          <w:iCs/>
-          <w:sz w:val="36"/>
-          <w:szCs w:val="36"/>
-          <w:lang w:val="en-GB"/>
-        </w:rPr>
-      </w:pPr>
-      <w:r>
-        <w:rPr>
-          <w:b/>
-          <w:bCs/>
-          <w:i/>
-          <w:iCs/>
-          <w:sz w:val="36"/>
-          <w:szCs w:val="36"/>
-          <w:lang w:val="en-GB"/>
-        </w:rPr>
-        <w:t>Mettere foto</w:t>
-      </w:r>
-    </w:p>
-    <w:p>
-      <w:pPr>
-        <w:jc w:val="center"/>
-        <w:rPr>
-          <w:b/>
-          <w:i/>
-          <w:sz w:val="36"/>
-          <w:szCs w:val="36"/>
-          <w:lang w:val="en-GB"/>
-        </w:rPr>
-      </w:pPr>
-    </w:p>
-    <w:p>
-      <w:pPr>
-        <w:jc w:val="center"/>
-        <w:rPr>
-          <w:b/>
-          <w:bCs/>
-          <w:i/>
-          <w:iCs/>
-          <w:sz w:val="36"/>
-          <w:szCs w:val="36"/>
-          <w:lang w:val="en-GB"/>
-        </w:rPr>
-      </w:pPr>
-    </w:p>
-    <w:p>
-      <w:pPr>
-        <w:jc w:val="center"/>
-        <w:rPr>
-          <w:b/>
-          <w:bCs/>
-          <w:i/>
-          <w:iCs/>
-          <w:sz w:val="36"/>
-          <w:szCs w:val="36"/>
-          <w:lang w:val="en-GB"/>
-        </w:rPr>
-      </w:pPr>
-    </w:p>
-    <w:p>
-      <w:pPr>
-        <w:jc w:val="center"/>
-        <w:rPr>
-          <w:b/>
-          <w:bCs/>
-          <w:i/>
-          <w:iCs/>
-          <w:sz w:val="36"/>
-          <w:szCs w:val="36"/>
-          <w:lang w:val="en-GB"/>
-        </w:rPr>
-      </w:pPr>
-    </w:p>
-    <w:p>
-      <w:pPr>
-        <w:jc w:val="center"/>
-        <w:rPr>
-          <w:b/>
-          <w:bCs/>
-          <w:i/>
-          <w:iCs/>
-          <w:sz w:val="36"/>
-          <w:szCs w:val="36"/>
-          <w:lang w:val="en-GB"/>
-        </w:rPr>
-      </w:pPr>
-    </w:p>
-    <w:p>
-      <w:pPr>
-        <w:jc w:val="center"/>
-        <w:rPr>
-          <w:b/>
-          <w:bCs/>
-          <w:i/>
-          <w:iCs/>
-          <w:sz w:val="36"/>
-          <w:szCs w:val="36"/>
-          <w:lang w:val="en-GB"/>
-        </w:rPr>
-      </w:pPr>
-    </w:p>
-    <w:p>
-      <w:pPr>
+        <w:lastRenderedPageBreak/>
+        <w:t xml:space="preserve">Security Use Case </w:t>
+      </w:r>
+      <w:r>
         <w:rPr>
           <w:b/>
           <w:bCs/>
@@ -14484,7 +15195,8 @@
           <w:szCs w:val="32"/>
           <w:lang w:val="en-GB"/>
         </w:rPr>
-      </w:pPr>
+        <w:t>&amp;</w:t>
+      </w:r>
       <w:r>
         <w:rPr>
           <w:b/>
@@ -14495,7 +15207,19 @@
           <w:szCs w:val="32"/>
           <w:lang w:val="en-GB"/>
         </w:rPr>
-        <w:t>Security Use Case e Misuse Case</w:t>
+        <w:t xml:space="preserve"> Misuse Case</w:t>
+      </w:r>
+      <w:r>
+        <w:rPr>
+          <w:b/>
+          <w:bCs/>
+          <w:i/>
+          <w:iCs/>
+          <w:sz w:val="32"/>
+          <w:szCs w:val="32"/>
+          <w:lang w:val="en-GB"/>
+        </w:rPr>
+        <w:t xml:space="preserve"> -</w:t>
       </w:r>
       <w:r>
         <w:rPr>
@@ -14512,7 +15236,7 @@
     </w:p>
     <w:tbl>
       <w:tblPr>
-        <w:tblStyle w:val="TableGrid"/>
+        <w:tblStyle w:val="Grigliatabella"/>
         <w:tblW w:w="0" w:type="auto"/>
         <w:tblLook w:val="04A0" w:firstRow="1" w:lastRow="0" w:firstColumn="1" w:lastColumn="0" w:noHBand="0" w:noVBand="1"/>
       </w:tblPr>
@@ -14525,6 +15249,7 @@
         <w:tc>
           <w:tcPr>
             <w:tcW w:w="2235" w:type="dxa"/>
+            <w:shd w:val="clear" w:color="auto" w:fill="A8D08D" w:themeFill="accent6" w:themeFillTint="99"/>
           </w:tcPr>
           <w:p>
             <w:pPr>
@@ -14552,15 +15277,20 @@
           <w:tcPr>
             <w:tcW w:w="7543" w:type="dxa"/>
             <w:gridSpan w:val="2"/>
-          </w:tcPr>
-          <w:p>
-            <w:pPr>
-              <w:rPr>
+            <w:shd w:val="clear" w:color="auto" w:fill="A8D08D" w:themeFill="accent6" w:themeFillTint="99"/>
+          </w:tcPr>
+          <w:p>
+            <w:pPr>
+              <w:rPr>
+                <w:b/>
+                <w:bCs/>
                 <w:lang w:val="en-GB"/>
               </w:rPr>
             </w:pPr>
             <w:r>
               <w:rPr>
+                <w:b/>
+                <w:bCs/>
                 <w:lang w:val="en-GB"/>
               </w:rPr>
               <w:t>Controllo accesso</w:t>
@@ -14732,7 +15462,13 @@
           </w:tcPr>
           <w:p>
             <w:r>
-              <w:t>L’attaccante hanno i mezzi p</w:t>
+              <w:t xml:space="preserve">L’attaccante </w:t>
+            </w:r>
+            <w:r>
+              <w:t>ha</w:t>
+            </w:r>
+            <w:r>
+              <w:t xml:space="preserve"> i mezzi p</w:t>
             </w:r>
             <w:r>
               <w:t>er ottenere le credenziali di un utente o di un amministratore di lega</w:t>
@@ -14909,6 +15645,9 @@
             </w:r>
             <w:r>
               <w:t>enta di indovinare la password per accedere al sistema</w:t>
+            </w:r>
+            <w:r>
+              <w:t xml:space="preserve"> con un attacco di forza bruta</w:t>
             </w:r>
           </w:p>
         </w:tc>
@@ -15272,19 +16011,20 @@
     </w:p>
     <w:tbl>
       <w:tblPr>
-        <w:tblStyle w:val="TableGrid"/>
+        <w:tblStyle w:val="Grigliatabella"/>
         <w:tblW w:w="0" w:type="auto"/>
         <w:tblLook w:val="04A0" w:firstRow="1" w:lastRow="0" w:firstColumn="1" w:lastColumn="0" w:noHBand="0" w:noVBand="1"/>
       </w:tblPr>
       <w:tblGrid>
-        <w:gridCol w:w="2235"/>
-        <w:gridCol w:w="3771"/>
+        <w:gridCol w:w="1951"/>
+        <w:gridCol w:w="4055"/>
         <w:gridCol w:w="3772"/>
       </w:tblGrid>
       <w:tr>
         <w:tc>
           <w:tcPr>
-            <w:tcW w:w="2235" w:type="dxa"/>
+            <w:tcW w:w="1951" w:type="dxa"/>
+            <w:shd w:val="clear" w:color="auto" w:fill="A8D08D" w:themeFill="accent6" w:themeFillTint="99"/>
           </w:tcPr>
           <w:p>
             <w:pPr>
@@ -15304,23 +16044,29 @@
                 <w:szCs w:val="24"/>
                 <w:lang w:val="en-GB"/>
               </w:rPr>
+              <w:lastRenderedPageBreak/>
               <w:t>Titolo</w:t>
             </w:r>
           </w:p>
         </w:tc>
         <w:tc>
           <w:tcPr>
-            <w:tcW w:w="7543" w:type="dxa"/>
+            <w:tcW w:w="7827" w:type="dxa"/>
             <w:gridSpan w:val="2"/>
-          </w:tcPr>
-          <w:p>
-            <w:pPr>
-              <w:rPr>
+            <w:shd w:val="clear" w:color="auto" w:fill="A8D08D" w:themeFill="accent6" w:themeFillTint="99"/>
+          </w:tcPr>
+          <w:p>
+            <w:pPr>
+              <w:rPr>
+                <w:b/>
+                <w:bCs/>
                 <w:lang w:val="en-GB"/>
               </w:rPr>
             </w:pPr>
             <w:r>
               <w:rPr>
+                <w:b/>
+                <w:bCs/>
                 <w:lang w:val="en-GB"/>
               </w:rPr>
               <w:t>Integrità</w:t>
@@ -15331,7 +16077,7 @@
       <w:tr>
         <w:tc>
           <w:tcPr>
-            <w:tcW w:w="2235" w:type="dxa"/>
+            <w:tcW w:w="1951" w:type="dxa"/>
           </w:tcPr>
           <w:p>
             <w:pPr>
@@ -15357,7 +16103,7 @@
         </w:tc>
         <w:tc>
           <w:tcPr>
-            <w:tcW w:w="7543" w:type="dxa"/>
+            <w:tcW w:w="7827" w:type="dxa"/>
             <w:gridSpan w:val="2"/>
           </w:tcPr>
           <w:p>
@@ -15373,7 +16119,7 @@
       <w:tr>
         <w:tc>
           <w:tcPr>
-            <w:tcW w:w="2235" w:type="dxa"/>
+            <w:tcW w:w="1951" w:type="dxa"/>
           </w:tcPr>
           <w:p>
             <w:pPr>
@@ -15399,7 +16145,7 @@
         </w:tc>
         <w:tc>
           <w:tcPr>
-            <w:tcW w:w="7543" w:type="dxa"/>
+            <w:tcW w:w="7827" w:type="dxa"/>
             <w:gridSpan w:val="2"/>
           </w:tcPr>
           <w:p>
@@ -15420,7 +16166,7 @@
       <w:tr>
         <w:tc>
           <w:tcPr>
-            <w:tcW w:w="2235" w:type="dxa"/>
+            <w:tcW w:w="1951" w:type="dxa"/>
           </w:tcPr>
           <w:p>
             <w:pPr>
@@ -15446,7 +16192,7 @@
         </w:tc>
         <w:tc>
           <w:tcPr>
-            <w:tcW w:w="7543" w:type="dxa"/>
+            <w:tcW w:w="7827" w:type="dxa"/>
             <w:gridSpan w:val="2"/>
           </w:tcPr>
           <w:p>
@@ -15461,7 +16207,7 @@
       <w:tr>
         <w:tc>
           <w:tcPr>
-            <w:tcW w:w="2235" w:type="dxa"/>
+            <w:tcW w:w="1951" w:type="dxa"/>
           </w:tcPr>
           <w:p>
             <w:pPr>
@@ -15487,12 +16233,12 @@
         </w:tc>
         <w:tc>
           <w:tcPr>
-            <w:tcW w:w="7543" w:type="dxa"/>
+            <w:tcW w:w="7827" w:type="dxa"/>
             <w:gridSpan w:val="2"/>
           </w:tcPr>
           <w:p>
             <w:pPr>
-              <w:pStyle w:val="ListParagraph"/>
+              <w:pStyle w:val="Paragrafoelenco"/>
               <w:numPr>
                 <w:ilvl w:val="0"/>
                 <w:numId w:val="30"/>
@@ -15540,7 +16286,7 @@
           </w:p>
           <w:p>
             <w:pPr>
-              <w:pStyle w:val="ListParagraph"/>
+              <w:pStyle w:val="Paragrafoelenco"/>
               <w:numPr>
                 <w:ilvl w:val="0"/>
                 <w:numId w:val="30"/>
@@ -15560,7 +16306,7 @@
           </w:p>
           <w:p>
             <w:pPr>
-              <w:pStyle w:val="ListParagraph"/>
+              <w:pStyle w:val="Paragrafoelenco"/>
               <w:numPr>
                 <w:ilvl w:val="0"/>
                 <w:numId w:val="30"/>
@@ -15590,7 +16336,7 @@
       <w:tr>
         <w:tc>
           <w:tcPr>
-            <w:tcW w:w="2235" w:type="dxa"/>
+            <w:tcW w:w="1951" w:type="dxa"/>
           </w:tcPr>
           <w:p>
             <w:pPr>
@@ -15616,7 +16362,7 @@
         </w:tc>
         <w:tc>
           <w:tcPr>
-            <w:tcW w:w="7543" w:type="dxa"/>
+            <w:tcW w:w="7827" w:type="dxa"/>
             <w:gridSpan w:val="2"/>
           </w:tcPr>
           <w:p>
@@ -15634,7 +16380,7 @@
         </w:trPr>
         <w:tc>
           <w:tcPr>
-            <w:tcW w:w="2235" w:type="dxa"/>
+            <w:tcW w:w="1951" w:type="dxa"/>
             <w:vMerge w:val="restart"/>
           </w:tcPr>
           <w:p>
@@ -15661,7 +16407,7 @@
         </w:tc>
         <w:tc>
           <w:tcPr>
-            <w:tcW w:w="3771" w:type="dxa"/>
+            <w:tcW w:w="4055" w:type="dxa"/>
           </w:tcPr>
           <w:p>
             <w:pPr>
@@ -15708,7 +16454,7 @@
         </w:trPr>
         <w:tc>
           <w:tcPr>
-            <w:tcW w:w="2235" w:type="dxa"/>
+            <w:tcW w:w="1951" w:type="dxa"/>
             <w:vMerge/>
           </w:tcPr>
           <w:p>
@@ -15725,7 +16471,7 @@
         </w:tc>
         <w:tc>
           <w:tcPr>
-            <w:tcW w:w="3771" w:type="dxa"/>
+            <w:tcW w:w="4055" w:type="dxa"/>
           </w:tcPr>
           <w:p>
             <w:pPr>
@@ -15758,7 +16504,7 @@
         </w:trPr>
         <w:tc>
           <w:tcPr>
-            <w:tcW w:w="2235" w:type="dxa"/>
+            <w:tcW w:w="1951" w:type="dxa"/>
             <w:vMerge/>
           </w:tcPr>
           <w:p>
@@ -15774,7 +16520,7 @@
         </w:tc>
         <w:tc>
           <w:tcPr>
-            <w:tcW w:w="3771" w:type="dxa"/>
+            <w:tcW w:w="4055" w:type="dxa"/>
           </w:tcPr>
           <w:p>
             <w:r>
@@ -15826,7 +16572,7 @@
         </w:trPr>
         <w:tc>
           <w:tcPr>
-            <w:tcW w:w="2235" w:type="dxa"/>
+            <w:tcW w:w="1951" w:type="dxa"/>
             <w:vMerge w:val="restart"/>
           </w:tcPr>
           <w:p>
@@ -15851,7 +16597,7 @@
         </w:tc>
         <w:tc>
           <w:tcPr>
-            <w:tcW w:w="3771" w:type="dxa"/>
+            <w:tcW w:w="4055" w:type="dxa"/>
           </w:tcPr>
           <w:p>
             <w:pPr>
@@ -15894,7 +16640,7 @@
         </w:trPr>
         <w:tc>
           <w:tcPr>
-            <w:tcW w:w="2235" w:type="dxa"/>
+            <w:tcW w:w="1951" w:type="dxa"/>
             <w:vMerge/>
           </w:tcPr>
           <w:p>
@@ -15910,7 +16656,7 @@
         </w:tc>
         <w:tc>
           <w:tcPr>
-            <w:tcW w:w="3771" w:type="dxa"/>
+            <w:tcW w:w="4055" w:type="dxa"/>
           </w:tcPr>
           <w:p/>
         </w:tc>
@@ -15920,7 +16666,13 @@
           </w:tcPr>
           <w:p>
             <w:r>
-              <w:t>L’attaccante intercetta e modifica I dati inviati dal sistema esterno</w:t>
+              <w:t xml:space="preserve">L’attaccante intercetta e modifica </w:t>
+            </w:r>
+            <w:r>
+              <w:t>i</w:t>
+            </w:r>
+            <w:r>
+              <w:t xml:space="preserve"> dati inviati dal sistema esterno</w:t>
             </w:r>
           </w:p>
         </w:tc>
@@ -15931,7 +16683,7 @@
         </w:trPr>
         <w:tc>
           <w:tcPr>
-            <w:tcW w:w="2235" w:type="dxa"/>
+            <w:tcW w:w="1951" w:type="dxa"/>
             <w:vMerge/>
           </w:tcPr>
           <w:p>
@@ -15947,7 +16699,7 @@
         </w:tc>
         <w:tc>
           <w:tcPr>
-            <w:tcW w:w="3771" w:type="dxa"/>
+            <w:tcW w:w="4055" w:type="dxa"/>
           </w:tcPr>
           <w:p>
             <w:r>
@@ -16010,6 +16762,7 @@
     <w:p>
       <w:pPr>
         <w:rPr>
+          <w:rStyle w:val="markedcontent"/>
           <w:b/>
           <w:bCs/>
           <w:i/>
@@ -16055,7 +16808,7 @@
     </w:p>
     <w:p>
       <w:pPr>
-        <w:pStyle w:val="ListParagraph"/>
+        <w:pStyle w:val="Paragrafoelenco"/>
         <w:numPr>
           <w:ilvl w:val="0"/>
           <w:numId w:val="31"/>
@@ -16176,7 +16929,19 @@
         <w:rPr>
           <w:rStyle w:val="markedcontent"/>
         </w:rPr>
-        <w:t>R35F</w:t>
+        <w:t>R3</w:t>
+      </w:r>
+      <w:r>
+        <w:rPr>
+          <w:rStyle w:val="markedcontent"/>
+        </w:rPr>
+        <w:t>6</w:t>
+      </w:r>
+      <w:r>
+        <w:rPr>
+          <w:rStyle w:val="markedcontent"/>
+        </w:rPr>
+        <w:t>F</w:t>
       </w:r>
       <w:r>
         <w:rPr>
@@ -16224,7 +16989,19 @@
         <w:rPr>
           <w:rStyle w:val="markedcontent"/>
         </w:rPr>
-        <w:t>R36F</w:t>
+        <w:t>R3</w:t>
+      </w:r>
+      <w:r>
+        <w:rPr>
+          <w:rStyle w:val="markedcontent"/>
+        </w:rPr>
+        <w:t>7</w:t>
+      </w:r>
+      <w:r>
+        <w:rPr>
+          <w:rStyle w:val="markedcontent"/>
+        </w:rPr>
+        <w:t>F</w:t>
       </w:r>
       <w:r>
         <w:rPr>
@@ -16235,7 +17012,7 @@
     </w:p>
     <w:p>
       <w:pPr>
-        <w:pStyle w:val="ListParagraph"/>
+        <w:pStyle w:val="Paragrafoelenco"/>
         <w:numPr>
           <w:ilvl w:val="0"/>
           <w:numId w:val="31"/>
@@ -16250,7 +17027,7 @@
     </w:p>
     <w:p>
       <w:pPr>
-        <w:pStyle w:val="ListParagraph"/>
+        <w:pStyle w:val="Paragrafoelenco"/>
         <w:numPr>
           <w:ilvl w:val="0"/>
           <w:numId w:val="31"/>
@@ -16268,7 +17045,7 @@
     </w:p>
     <w:p>
       <w:pPr>
-        <w:pStyle w:val="ListParagraph"/>
+        <w:pStyle w:val="Paragrafoelenco"/>
         <w:numPr>
           <w:ilvl w:val="0"/>
           <w:numId w:val="31"/>
@@ -16313,61 +17090,6 @@
         <w:ind w:left="360"/>
         <w:rPr>
           <w:rStyle w:val="markedcontent"/>
-        </w:rPr>
-      </w:pPr>
-    </w:p>
-    <w:p>
-      <w:pPr>
-        <w:rPr>
-          <w:rFonts w:cstheme="minorHAnsi"/>
-          <w:b/>
-          <w:i/>
-          <w:sz w:val="32"/>
-          <w:szCs w:val="32"/>
-        </w:rPr>
-      </w:pPr>
-    </w:p>
-    <w:p>
-      <w:pPr>
-        <w:rPr>
-          <w:rFonts w:cstheme="minorHAnsi"/>
-          <w:b/>
-          <w:i/>
-          <w:sz w:val="32"/>
-          <w:szCs w:val="32"/>
-        </w:rPr>
-      </w:pPr>
-    </w:p>
-    <w:p>
-      <w:pPr>
-        <w:rPr>
-          <w:rFonts w:cstheme="minorHAnsi"/>
-          <w:b/>
-          <w:i/>
-          <w:sz w:val="32"/>
-          <w:szCs w:val="32"/>
-        </w:rPr>
-      </w:pPr>
-    </w:p>
-    <w:p>
-      <w:pPr>
-        <w:rPr>
-          <w:rFonts w:cstheme="minorHAnsi"/>
-          <w:b/>
-          <w:i/>
-          <w:sz w:val="32"/>
-          <w:szCs w:val="32"/>
-        </w:rPr>
-      </w:pPr>
-    </w:p>
-    <w:p>
-      <w:pPr>
-        <w:rPr>
-          <w:rFonts w:cstheme="minorHAnsi"/>
-          <w:b/>
-          <w:i/>
-          <w:sz w:val="32"/>
-          <w:szCs w:val="32"/>
         </w:rPr>
       </w:pPr>
     </w:p>
@@ -16415,7 +17137,7 @@
 </file>
 
 <file path=word/numbering.xml><?xml version="1.0" encoding="utf-8"?>
-<w:numbering xmlns:wpc="http://schemas.microsoft.com/office/word/2010/wordprocessingCanvas" xmlns:cx="http://schemas.microsoft.com/office/drawing/2014/chartex" xmlns:cx1="http://schemas.microsoft.com/office/drawing/2015/9/8/chartex" xmlns:cx2="http://schemas.microsoft.com/office/drawing/2015/10/21/chartex" xmlns:cx3="http://schemas.microsoft.com/office/drawing/2016/5/9/chartex" xmlns:cx4="http://schemas.microsoft.com/office/drawing/2016/5/10/chartex" xmlns:cx5="http://schemas.microsoft.com/office/drawing/2016/5/11/chartex" xmlns:cx6="http://schemas.microsoft.com/office/drawing/2016/5/12/chartex" xmlns:cx7="http://schemas.microsoft.com/office/drawing/2016/5/13/chartex" xmlns:cx8="http://schemas.microsoft.com/office/drawing/2016/5/14/chartex" xmlns:mc="http://schemas.openxmlformats.org/markup-compatibility/2006" xmlns:aink="http://schemas.microsoft.com/office/drawing/2016/ink" xmlns:am3d="http://schemas.microsoft.com/office/drawing/2017/model3d" xmlns:o="urn:schemas-microsoft-com:office:office" xmlns:oel="http://schemas.microsoft.com/office/2019/extlst" xmlns:r="http://schemas.openxmlformats.org/officeDocument/2006/relationships" xmlns:m="http://schemas.openxmlformats.org/officeDocument/2006/math" xmlns:v="urn:schemas-microsoft-com:vml" xmlns:wp14="http://schemas.microsoft.com/office/word/2010/wordprocessingDrawing" xmlns:wp="http://schemas.openxmlformats.org/drawingml/2006/wordprocessingDrawing" xmlns:w10="urn:schemas-microsoft-com:office:word" xmlns:w="http://schemas.openxmlformats.org/wordprocessingml/2006/main" xmlns:w14="http://schemas.microsoft.com/office/word/2010/wordml" xmlns:w15="http://schemas.microsoft.com/office/word/2012/wordml" xmlns:w16cex="http://schemas.microsoft.com/office/word/2018/wordml/cex" xmlns:w16cid="http://schemas.microsoft.com/office/word/2016/wordml/cid" xmlns:w16="http://schemas.microsoft.com/office/word/2018/wordml" xmlns:w16sdtdh="http://schemas.microsoft.com/office/word/2020/wordml/sdtdatahash" xmlns:w16se="http://schemas.microsoft.com/office/word/2015/wordml/symex" xmlns:wpg="http://schemas.microsoft.com/office/word/2010/wordprocessingGroup" xmlns:wpi="http://schemas.microsoft.com/office/word/2010/wordprocessingInk" xmlns:wne="http://schemas.microsoft.com/office/word/2006/wordml" xmlns:wps="http://schemas.microsoft.com/office/word/2010/wordprocessingShape" mc:Ignorable="w14 w15 w16se w16cid w16 w16cex w16sdtdh wp14">
+<w:numbering xmlns:wpc="http://schemas.microsoft.com/office/word/2010/wordprocessingCanvas" xmlns:cx="http://schemas.microsoft.com/office/drawing/2014/chartex" xmlns:cx1="http://schemas.microsoft.com/office/drawing/2015/9/8/chartex" xmlns:cx2="http://schemas.microsoft.com/office/drawing/2015/10/21/chartex" xmlns:cx3="http://schemas.microsoft.com/office/drawing/2016/5/9/chartex" xmlns:cx4="http://schemas.microsoft.com/office/drawing/2016/5/10/chartex" xmlns:cx5="http://schemas.microsoft.com/office/drawing/2016/5/11/chartex" xmlns:cx6="http://schemas.microsoft.com/office/drawing/2016/5/12/chartex" xmlns:cx7="http://schemas.microsoft.com/office/drawing/2016/5/13/chartex" xmlns:cx8="http://schemas.microsoft.com/office/drawing/2016/5/14/chartex" xmlns:mc="http://schemas.openxmlformats.org/markup-compatibility/2006" xmlns:aink="http://schemas.microsoft.com/office/drawing/2016/ink" xmlns:am3d="http://schemas.microsoft.com/office/drawing/2017/model3d" xmlns:o="urn:schemas-microsoft-com:office:office" xmlns:oel="http://schemas.microsoft.com/office/2019/extlst" xmlns:r="http://schemas.openxmlformats.org/officeDocument/2006/relationships" xmlns:m="http://schemas.openxmlformats.org/officeDocument/2006/math" xmlns:v="urn:schemas-microsoft-com:vml" xmlns:wp14="http://schemas.microsoft.com/office/word/2010/wordprocessingDrawing" xmlns:wp="http://schemas.openxmlformats.org/drawingml/2006/wordprocessingDrawing" xmlns:w10="urn:schemas-microsoft-com:office:word" xmlns:w="http://schemas.openxmlformats.org/wordprocessingml/2006/main" xmlns:w14="http://schemas.microsoft.com/office/word/2010/wordml" xmlns:w15="http://schemas.microsoft.com/office/word/2012/wordml" xmlns:w16cex="http://schemas.microsoft.com/office/word/2018/wordml/cex" xmlns:w16cid="http://schemas.microsoft.com/office/word/2016/wordml/cid" xmlns:w16="http://schemas.microsoft.com/office/word/2018/wordml" xmlns:w16du="http://schemas.microsoft.com/office/word/2023/wordml/word16du" xmlns:w16sdtdh="http://schemas.microsoft.com/office/word/2020/wordml/sdtdatahash" xmlns:w16se="http://schemas.microsoft.com/office/word/2015/wordml/symex" xmlns:wpg="http://schemas.microsoft.com/office/word/2010/wordprocessingGroup" xmlns:wpi="http://schemas.microsoft.com/office/word/2010/wordprocessingInk" xmlns:wne="http://schemas.microsoft.com/office/word/2006/wordml" xmlns:wps="http://schemas.microsoft.com/office/word/2010/wordprocessingShape" mc:Ignorable="w14 w15 w16se w16cid w16 w16cex w16sdtdh wp14">
   <w:abstractNum w:abstractNumId="0" w15:restartNumberingAfterBreak="0">
     <w:nsid w:val="0128136B"/>
     <w:multiLevelType w:val="hybridMultilevel"/>
@@ -19308,6 +20030,95 @@
       <w:rPr>
         <w:rFonts w:ascii="Wingdings" w:hAnsi="Wingdings" w:hint="default"/>
       </w:rPr>
+    </w:lvl>
+  </w:abstractNum>
+  <w:abstractNum w:abstractNumId="31" w15:restartNumberingAfterBreak="0">
+    <w:nsid w:val="7F2F01DE"/>
+    <w:multiLevelType w:val="hybridMultilevel"/>
+    <w:tmpl w:val="68FC19AC"/>
+    <w:lvl w:ilvl="0" w:tplc="FFFFFFFF">
+      <w:start w:val="1"/>
+      <w:numFmt w:val="decimal"/>
+      <w:lvlText w:val="%1."/>
+      <w:lvlJc w:val="left"/>
+      <w:pPr>
+        <w:ind w:left="720" w:hanging="360"/>
+      </w:pPr>
+      <w:rPr>
+        <w:rFonts w:hint="default"/>
+      </w:rPr>
+    </w:lvl>
+    <w:lvl w:ilvl="1" w:tplc="FFFFFFFF" w:tentative="1">
+      <w:start w:val="1"/>
+      <w:numFmt w:val="lowerLetter"/>
+      <w:lvlText w:val="%2."/>
+      <w:lvlJc w:val="left"/>
+      <w:pPr>
+        <w:ind w:left="1440" w:hanging="360"/>
+      </w:pPr>
+    </w:lvl>
+    <w:lvl w:ilvl="2" w:tplc="FFFFFFFF" w:tentative="1">
+      <w:start w:val="1"/>
+      <w:numFmt w:val="lowerRoman"/>
+      <w:lvlText w:val="%3."/>
+      <w:lvlJc w:val="right"/>
+      <w:pPr>
+        <w:ind w:left="2160" w:hanging="180"/>
+      </w:pPr>
+    </w:lvl>
+    <w:lvl w:ilvl="3" w:tplc="FFFFFFFF" w:tentative="1">
+      <w:start w:val="1"/>
+      <w:numFmt w:val="decimal"/>
+      <w:lvlText w:val="%4."/>
+      <w:lvlJc w:val="left"/>
+      <w:pPr>
+        <w:ind w:left="2880" w:hanging="360"/>
+      </w:pPr>
+    </w:lvl>
+    <w:lvl w:ilvl="4" w:tplc="FFFFFFFF" w:tentative="1">
+      <w:start w:val="1"/>
+      <w:numFmt w:val="lowerLetter"/>
+      <w:lvlText w:val="%5."/>
+      <w:lvlJc w:val="left"/>
+      <w:pPr>
+        <w:ind w:left="3600" w:hanging="360"/>
+      </w:pPr>
+    </w:lvl>
+    <w:lvl w:ilvl="5" w:tplc="FFFFFFFF" w:tentative="1">
+      <w:start w:val="1"/>
+      <w:numFmt w:val="lowerRoman"/>
+      <w:lvlText w:val="%6."/>
+      <w:lvlJc w:val="right"/>
+      <w:pPr>
+        <w:ind w:left="4320" w:hanging="180"/>
+      </w:pPr>
+    </w:lvl>
+    <w:lvl w:ilvl="6" w:tplc="FFFFFFFF" w:tentative="1">
+      <w:start w:val="1"/>
+      <w:numFmt w:val="decimal"/>
+      <w:lvlText w:val="%7."/>
+      <w:lvlJc w:val="left"/>
+      <w:pPr>
+        <w:ind w:left="5040" w:hanging="360"/>
+      </w:pPr>
+    </w:lvl>
+    <w:lvl w:ilvl="7" w:tplc="FFFFFFFF" w:tentative="1">
+      <w:start w:val="1"/>
+      <w:numFmt w:val="lowerLetter"/>
+      <w:lvlText w:val="%8."/>
+      <w:lvlJc w:val="left"/>
+      <w:pPr>
+        <w:ind w:left="5760" w:hanging="360"/>
+      </w:pPr>
+    </w:lvl>
+    <w:lvl w:ilvl="8" w:tplc="FFFFFFFF" w:tentative="1">
+      <w:start w:val="1"/>
+      <w:numFmt w:val="lowerRoman"/>
+      <w:lvlText w:val="%9."/>
+      <w:lvlJc w:val="right"/>
+      <w:pPr>
+        <w:ind w:left="6480" w:hanging="180"/>
+      </w:pPr>
     </w:lvl>
   </w:abstractNum>
   <w:num w:numId="1" w16cid:durableId="474104180">
@@ -19402,6 +20213,9 @@
   </w:num>
   <w:num w:numId="31" w16cid:durableId="1614052783">
     <w:abstractNumId w:val="11"/>
+  </w:num>
+  <w:num w:numId="32" w16cid:durableId="1745493196">
+    <w:abstractNumId w:val="31"/>
   </w:num>
 </w:numbering>
 </file>
@@ -19801,18 +20615,18 @@
     <w:lsdException w:name="Unresolved Mention" w:semiHidden="1" w:unhideWhenUsed="1"/>
     <w:lsdException w:name="Smart Link" w:semiHidden="1" w:unhideWhenUsed="1"/>
   </w:latentStyles>
-  <w:style w:type="paragraph" w:default="1" w:styleId="Normal">
+  <w:style w:type="paragraph" w:default="1" w:styleId="Normale">
     <w:name w:val="Normal"/>
     <w:qFormat/>
     <w:rsid w:val="001375E4"/>
   </w:style>
-  <w:style w:type="character" w:default="1" w:styleId="DefaultParagraphFont">
+  <w:style w:type="character" w:default="1" w:styleId="Carpredefinitoparagrafo">
     <w:name w:val="Default Paragraph Font"/>
     <w:uiPriority w:val="1"/>
     <w:semiHidden/>
     <w:unhideWhenUsed/>
   </w:style>
-  <w:style w:type="table" w:default="1" w:styleId="TableNormal">
+  <w:style w:type="table" w:default="1" w:styleId="Tabellanormale">
     <w:name w:val="Normal Table"/>
     <w:uiPriority w:val="99"/>
     <w:semiHidden/>
@@ -19827,15 +20641,15 @@
       </w:tblCellMar>
     </w:tblPr>
   </w:style>
-  <w:style w:type="numbering" w:default="1" w:styleId="NoList">
+  <w:style w:type="numbering" w:default="1" w:styleId="Nessunelenco">
     <w:name w:val="No List"/>
     <w:uiPriority w:val="99"/>
     <w:semiHidden/>
     <w:unhideWhenUsed/>
   </w:style>
-  <w:style w:type="paragraph" w:styleId="ListParagraph">
+  <w:style w:type="paragraph" w:styleId="Paragrafoelenco">
     <w:name w:val="List Paragraph"/>
-    <w:basedOn w:val="Normal"/>
+    <w:basedOn w:val="Normale"/>
     <w:uiPriority w:val="34"/>
     <w:qFormat/>
     <w:rsid w:val="00774923"/>
@@ -19844,9 +20658,9 @@
       <w:contextualSpacing/>
     </w:pPr>
   </w:style>
-  <w:style w:type="table" w:styleId="TableGrid">
+  <w:style w:type="table" w:styleId="Grigliatabella">
     <w:name w:val="Table Grid"/>
-    <w:basedOn w:val="TableNormal"/>
+    <w:basedOn w:val="Tabellanormale"/>
     <w:uiPriority w:val="39"/>
     <w:rsid w:val="00F067FC"/>
     <w:pPr>
@@ -19865,12 +20679,12 @@
   </w:style>
   <w:style w:type="character" w:customStyle="1" w:styleId="hgkelc">
     <w:name w:val="hgkelc"/>
-    <w:basedOn w:val="DefaultParagraphFont"/>
+    <w:basedOn w:val="Carpredefinitoparagrafo"/>
     <w:rsid w:val="009A3A33"/>
   </w:style>
   <w:style w:type="character" w:customStyle="1" w:styleId="markedcontent">
     <w:name w:val="markedcontent"/>
-    <w:basedOn w:val="DefaultParagraphFont"/>
+    <w:basedOn w:val="Carpredefinitoparagrafo"/>
     <w:rsid w:val="009D041F"/>
   </w:style>
 </w:styles>
@@ -20172,14 +20986,12 @@
 </file>
 
 <file path=customXml/item1.xml><?xml version="1.0" encoding="utf-8"?>
-<p:properties xmlns:p="http://schemas.microsoft.com/office/2006/metadata/properties" xmlns:xsi="http://www.w3.org/2001/XMLSchema-instance" xmlns:pc="http://schemas.microsoft.com/office/infopath/2007/PartnerControls">
-  <documentManagement>
-    <TaxCatchAll xmlns="138ebca0-7005-4037-958c-ac126645ee13" xsi:nil="true"/>
-    <lcf76f155ced4ddcb4097134ff3c332f xmlns="33d9bb81-4ec2-4a2f-9c28-d7d06c2d6814">
-      <Terms xmlns="http://schemas.microsoft.com/office/infopath/2007/PartnerControls"/>
-    </lcf76f155ced4ddcb4097134ff3c332f>
-  </documentManagement>
-</p:properties>
+<?mso-contentType ?>
+<FormTemplates xmlns="http://schemas.microsoft.com/sharepoint/v3/contenttype/forms">
+  <Display>DocumentLibraryForm</Display>
+  <Edit>DocumentLibraryForm</Edit>
+  <New>DocumentLibraryForm</New>
+</FormTemplates>
 </file>
 
 <file path=customXml/item2.xml><?xml version="1.0" encoding="utf-8"?>
@@ -20366,12 +21178,14 @@
 </file>
 
 <file path=customXml/item3.xml><?xml version="1.0" encoding="utf-8"?>
-<?mso-contentType ?>
-<FormTemplates xmlns="http://schemas.microsoft.com/sharepoint/v3/contenttype/forms">
-  <Display>DocumentLibraryForm</Display>
-  <Edit>DocumentLibraryForm</Edit>
-  <New>DocumentLibraryForm</New>
-</FormTemplates>
+<p:properties xmlns:p="http://schemas.microsoft.com/office/2006/metadata/properties" xmlns:xsi="http://www.w3.org/2001/XMLSchema-instance" xmlns:pc="http://schemas.microsoft.com/office/infopath/2007/PartnerControls">
+  <documentManagement>
+    <TaxCatchAll xmlns="138ebca0-7005-4037-958c-ac126645ee13" xsi:nil="true"/>
+    <lcf76f155ced4ddcb4097134ff3c332f xmlns="33d9bb81-4ec2-4a2f-9c28-d7d06c2d6814">
+      <Terms xmlns="http://schemas.microsoft.com/office/infopath/2007/PartnerControls"/>
+    </lcf76f155ced4ddcb4097134ff3c332f>
+  </documentManagement>
+</p:properties>
 </file>
 
 <file path=customXml/item4.xml><?xml version="1.0" encoding="utf-8"?>
@@ -20379,12 +21193,9 @@
 </file>
 
 <file path=customXml/itemProps1.xml><?xml version="1.0" encoding="utf-8"?>
-<ds:datastoreItem xmlns:ds="http://schemas.openxmlformats.org/officeDocument/2006/customXml" ds:itemID="{7AC45228-4CBC-4819-8291-CCA28AFCAABF}">
+<ds:datastoreItem xmlns:ds="http://schemas.openxmlformats.org/officeDocument/2006/customXml" ds:itemID="{B29F433D-59D0-4C36-8334-B7CAD5FC1C1B}">
   <ds:schemaRefs>
-    <ds:schemaRef ds:uri="http://schemas.microsoft.com/office/2006/metadata/properties"/>
-    <ds:schemaRef ds:uri="http://schemas.microsoft.com/office/infopath/2007/PartnerControls"/>
-    <ds:schemaRef ds:uri="138ebca0-7005-4037-958c-ac126645ee13"/>
-    <ds:schemaRef ds:uri="33d9bb81-4ec2-4a2f-9c28-d7d06c2d6814"/>
+    <ds:schemaRef ds:uri="http://schemas.microsoft.com/sharepoint/v3/contenttype/forms"/>
   </ds:schemaRefs>
 </ds:datastoreItem>
 </file>
@@ -20409,9 +21220,12 @@
 </file>
 
 <file path=customXml/itemProps3.xml><?xml version="1.0" encoding="utf-8"?>
-<ds:datastoreItem xmlns:ds="http://schemas.openxmlformats.org/officeDocument/2006/customXml" ds:itemID="{B29F433D-59D0-4C36-8334-B7CAD5FC1C1B}">
+<ds:datastoreItem xmlns:ds="http://schemas.openxmlformats.org/officeDocument/2006/customXml" ds:itemID="{7AC45228-4CBC-4819-8291-CCA28AFCAABF}">
   <ds:schemaRefs>
-    <ds:schemaRef ds:uri="http://schemas.microsoft.com/sharepoint/v3/contenttype/forms"/>
+    <ds:schemaRef ds:uri="http://schemas.microsoft.com/office/2006/metadata/properties"/>
+    <ds:schemaRef ds:uri="http://schemas.microsoft.com/office/infopath/2007/PartnerControls"/>
+    <ds:schemaRef ds:uri="138ebca0-7005-4037-958c-ac126645ee13"/>
+    <ds:schemaRef ds:uri="33d9bb81-4ec2-4a2f-9c28-d7d06c2d6814"/>
   </ds:schemaRefs>
 </ds:datastoreItem>
 </file>
